--- a/docs/user/Facades_User_Manual.docx
+++ b/docs/user/Facades_User_Manual.docx
@@ -20,25 +20,45 @@
     </w:p>
     <w:p>
       <w:r>
-        <w:t>Учебный комплект: AFacades + AClad + AFrame. Основа инструкции — команды и поля окон программы после исправлений выпуска 105. Номер нового установочного комплекта смотрите на странице выпуска GitHub; до его публикации новые действия из этого руководства недоступны в старых архивах. Целевая среда комплекта: полный AutoCAD для Windows, 64-разрядный, версии 2021–2024. Названия разделов и команд сохранены так, как они написаны в программе.</w:t>
-      </w:r>
-    </w:p>
-    <w:p>
-      <w:r>
-        <w:t>Это руководство ведёт от пустого учебного чертежа к результату с проверенной геометрией. Сначала выполните один пример целиком. Затем используйте справочные главы для своего проекта. Все размеры учебного примера заданы в миллиметрах. Числа для подсистемы в упражнении помогают освоить программу; рабочие профили, шаги и крепления назначают по проекту.</w:t>
-      </w:r>
-    </w:p>
-    <w:p>
-      <w:r>
-        <w:t>Иллюстрации с координатами — учебные схемы, построенные из результатов движков. Они не являются снимками запущенного AutoCAD. Схемы окон сохраняют базовые разделы интерфейса; новые поля каталога и параметров проекта описаны текстом в главе 13. Данные примера искусственные и не содержат частных проектов.</w:t>
-      </w:r>
-    </w:p>
-    <w:p>
+        <w:t xml:space="preserve">Учебный комплект: </w:t>
+      </w:r>
       <w:r>
         <w:rPr>
           <w:b/>
         </w:rPr>
-        <w:t>Редакция от 2 октября 2026 года для исправленной программы после выпуска 105. Перед занятием установите три фасадных модуля из одного нового выпуска. В архивы 105 эти исправления не входят. Живая проверка в AutoCAD ещё предстоит.</w:t>
+        <w:t>build-106 — AFacades + AClad + AFrame</w:t>
+      </w:r>
+      <w:r>
+        <w:t xml:space="preserve">. Скачайте три фасадных модуля со </w:t>
+      </w:r>
+      <w:hyperlink r:id="rId11">
+        <w:r>
+          <w:rPr>
+            <w:color w:val="245D83"/>
+          </w:rPr>
+          <w:t>страницы выпуска 106 на GitHub</w:t>
+        </w:r>
+      </w:hyperlink>
+      <w:r>
+        <w:t>. Руководство описывает команды и поля окон этого выпуска. Целевая среда комплекта: полный AutoCAD для Windows, 64-разрядный, версии 2021–2024. Названия разделов и команд сохранены так, как они написаны в программе.</w:t>
+      </w:r>
+    </w:p>
+    <w:p>
+      <w:r>
+        <w:t>Это руководство ведёт от пустого учебного чертежа к результату с проверенной геометрией. Сначала выполните один пример целиком. Затем используйте справочные главы для своего проекта. Все размеры учебного примера заданы в миллиметрах. Числа для подсистемы в упражнении помогают освоить программу; рабочие профили, шаги и крепления назначают по проекту.</w:t>
+      </w:r>
+    </w:p>
+    <w:p>
+      <w:r>
+        <w:t>Иллюстрации с координатами — учебные схемы, построенные из результатов движков. Они не являются снимками запущенного AutoCAD. Схемы окон сохраняют базовые разделы интерфейса; новые поля каталога и параметров проекта описаны текстом в главе 13. Данные примера искусственные и не содержат частных проектов.</w:t>
+      </w:r>
+    </w:p>
+    <w:p>
+      <w:r>
+        <w:rPr>
+          <w:b/>
+        </w:rPr>
+        <w:t>Редакция от 2 октября 2026 года для выпуска build-106. Перед занятием установите AFacades, AClad и AFrame из этого выпуска. Живая проверка в AutoCAD ещё предстоит.</w:t>
       </w:r>
     </w:p>
     <w:p>
@@ -347,7 +367,7 @@
         <w:rPr>
           <w:b/>
         </w:rPr>
-        <w:t>Руководство описывает исправленную программу после выпуска 105.</w:t>
+        <w:t>Руководство предназначено для выпуска build-106.</w:t>
       </w:r>
       <w:r>
         <w:t xml:space="preserve"> В расчёте вертикальной подсистемы теперь учитывается каждый отдельный кусок направляющей у окна, его пролёты и свесы. Короткий остаток при резке перераспределяется; исходный участок, на котором нельзя разместить две опоры, получает понятный отказ. Старую зону можно принять без пересоздания её марки и штриховки. Появились проверка согласованности версий и кнопки команд проекта, зон и схемы узла.</w:t>
@@ -358,21 +378,21 @@
         <w:rPr>
           <w:b/>
         </w:rPr>
-        <w:t>В уже скачанных архивах build-105 этих изменений нет.</w:t>
-      </w:r>
-      <w:r>
-        <w:t xml:space="preserve"> Для занятий нужен новый выпуск, содержащий исправления. Откройте </w:t>
+        <w:t>В прежних архивах build-105 этих исправлений нет.</w:t>
+      </w:r>
+      <w:r>
+        <w:t xml:space="preserve"> Откройте </w:t>
       </w:r>
       <w:hyperlink r:id="rId11">
         <w:r>
           <w:rPr>
             <w:color w:val="245D83"/>
           </w:rPr>
-          <w:t>страницу выпусков GitHub</w:t>
+          <w:t>выпуск build-106 на GitHub</w:t>
         </w:r>
       </w:hyperlink>
       <w:r>
-        <w:t>, прочитайте её описание и скачайте AFacades, AClad и AFrame одного номера. Отдельная короткая инструкция объясняет скачивание и установку на AutoCAD 2024. Не устанавливайте один новый фасадный модуль рядом с двумя старыми.</w:t>
+        <w:t>, прочитайте его описание и скачайте AFacades, AClad и AFrame из этого выпуска. Отдельная короткая инструкция объясняет скачивание и установку на AutoCAD 2024. Обновляйте все три фасадных модуля вместе.</w:t>
       </w:r>
     </w:p>
     <w:p>

--- a/docs/user/Facades_User_Manual.docx
+++ b/docs/user/Facades_User_Manual.docx
@@ -26,7 +26,7 @@
         <w:rPr>
           <w:b/>
         </w:rPr>
-        <w:t>build-106 — AFacades + AClad + AFrame</w:t>
+        <w:t>build-107 — AFacades + AClad + AFrame</w:t>
       </w:r>
       <w:r>
         <w:t xml:space="preserve">. Скачайте три фасадных модуля со </w:t>
@@ -36,11 +36,11 @@
           <w:rPr>
             <w:color w:val="245D83"/>
           </w:rPr>
-          <w:t>страницы выпуска 106 на GitHub</w:t>
+          <w:t>страницы выпуска 107 на GitHub</w:t>
         </w:r>
       </w:hyperlink>
       <w:r>
-        <w:t>. Руководство описывает команды и поля окон этого выпуска. Целевая среда комплекта: полный AutoCAD для Windows, 64-разрядный, версии 2021–2024. Названия разделов и команд сохранены так, как они написаны в программе.</w:t>
+        <w:t>. Руководство описывает команды и поля окон этого выпуска. Целевая среда комплекта: полный AutoCAD для Windows, 64-разрядный, версии 2021–2024; для первого испытания Германа — AutoCAD 2024. Названия разделов и команд сохранены так, как они написаны в программе.</w:t>
       </w:r>
     </w:p>
     <w:p>
@@ -58,7 +58,7 @@
         <w:rPr>
           <w:b/>
         </w:rPr>
-        <w:t>Редакция от 2 октября 2026 года для выпуска build-106. Перед занятием установите AFacades, AClad и AFrame из этого выпуска. Живая проверка в AutoCAD ещё предстоит.</w:t>
+        <w:t>Редакция от 2 октября 2026 года для выпуска build-107. Перед занятием установите AFacades, AClad и AFrame из этого выпуска. Живая проверка в AutoCAD ещё предстоит.</w:t>
       </w:r>
     </w:p>
     <w:p>
@@ -367,10 +367,10 @@
         <w:rPr>
           <w:b/>
         </w:rPr>
-        <w:t>Руководство предназначено для выпуска build-106.</w:t>
-      </w:r>
-      <w:r>
-        <w:t xml:space="preserve"> В расчёте вертикальной подсистемы теперь учитывается каждый отдельный кусок направляющей у окна, его пролёты и свесы. Короткий остаток при резке перераспределяется; исходный участок, на котором нельзя разместить две опоры, получает понятный отказ. Старую зону можно принять без пересоздания её марки и штриховки. Появились проверка согласованности версий и кнопки команд проекта, зон и схемы узла.</w:t>
+        <w:t>Руководство предназначено для выпуска build-107.</w:t>
+      </w:r>
+      <w:r>
+        <w:t xml:space="preserve"> Короткий участок у окна больше не останавливает построение всего фасада. В ручном режиме на участке длиной до 600 мм включительно при старте 300 мм ставится один кронштейн по центру. В режиме «по расчёту» геометрия также строится, а непроверенные и перегруженные куски выделяются красным. Причины доступны в F2 и ведомости подсистемы, включая Excel. Построение с замечаниями не означает, что расчёт прошёл.</w:t>
       </w:r>
     </w:p>
     <w:p>
@@ -378,7 +378,7 @@
         <w:rPr>
           <w:b/>
         </w:rPr>
-        <w:t>В прежних архивах build-105 этих исправлений нет.</w:t>
+        <w:t>В прежних архивах build-106 этого исправления нет.</w:t>
       </w:r>
       <w:r>
         <w:t xml:space="preserve"> Откройте </w:t>
@@ -388,11 +388,11 @@
           <w:rPr>
             <w:color w:val="245D83"/>
           </w:rPr>
-          <w:t>выпуск build-106 на GitHub</w:t>
+          <w:t>выпуск build-107 на GitHub</w:t>
         </w:r>
       </w:hyperlink>
       <w:r>
-        <w:t>, прочитайте его описание и скачайте AFacades, AClad и AFrame из этого выпуска. Отдельная короткая инструкция объясняет скачивание и установку на AutoCAD 2024. Обновляйте все три фасадных модуля вместе.</w:t>
+        <w:t>, прочитайте его описание и скачайте AFacades, AClad и AFrame из этого выпуска. Отдельная короткая инструкция объясняет скачивание и установку на AutoCAD 2024. Обновляйте все три фасадных модуля вместе. Принятие старых зон, проверка версий и новые кнопки ленты сохранены.</w:t>
       </w:r>
     </w:p>
     <w:p>
@@ -9110,7 +9110,7 @@
     </w:p>
     <w:p>
       <w:r>
-        <w:t xml:space="preserve">Увеличьте низ окон, простенки и верх стены над последним рядом окон. На каждом отдельном куске должно быть не меньше двух кронштейнов. Окна остаются пустыми, у обоих наружных краёв присутствуют направляющие. Для этих точных входов проверенный движок даёт </w:t>
+        <w:t xml:space="preserve">Увеличьте низ окон, простенки и верх стены над последним рядом окон. В этом точном примере на каждом отдельном куске должно быть не меньше двух кронштейнов. Для коротких перемычек другого фасада действует правило раздела 7.6. Окна остаются пустыми, у обоих наружных краёв присутствуют направляющие. Для указанных входов проверенный движок даёт </w:t>
       </w:r>
       <w:r>
         <w:rPr>
@@ -9170,7 +9170,7 @@
         <w:rPr>
           <w:b/>
         </w:rPr>
-        <w:t>148 направляющих и 552 кронштейна</w:t>
+        <w:t>148 направляющих и 504 кронштейна</w:t>
       </w:r>
       <w:r>
         <w:t>, без одноопорных хвостов. Эти ручные шаги не являются инженерным назначением для рабочего объекта.</w:t>
@@ -9203,23 +9203,154 @@
       <w:r>
         <w:t>Выдайте через ATFTABLE ведомости облицовки и подсистемы в DWG и XLSX. Сопоставьте несколько деталей и длин с чертежом. Сохраните и заново откройте проект; на копии измените одно окно и проверьте, что прежние данные требуют обновления. При отмене построения прежний результат должен сохраниться. Затем повторите цепочку на небольшом участке своего рабочего фасада с его исходными данными.</w:t>
       </w:r>
-    </w:p>
-    <w:p>
-      <w:bookmarkStart w:id="313" w:name="chapter_9"/>
-      <w:pPr>
-        <w:pStyle w:val="Heading1"/>
-      </w:pPr>
-      <w:r>
-        <w:t>8 Шаг 4 построить ведомость ATFTABLE</w:t>
-      </w:r>
-      <w:bookmarkEnd w:id="313"/>
     </w:p>
     <w:p>
       <w:pPr>
         <w:pStyle w:val="Heading2"/>
       </w:pPr>
       <w:r>
-        <w:t>8 1 Обычная ведомость зон</w:t>
+        <w:t>7 6 Ленточные окна и низкий подоконник</w:t>
+      </w:r>
+    </w:p>
+    <w:p>
+      <w:r>
+        <w:t xml:space="preserve">Эта проверка нужна перед работой на фасадах с короткими перемычками. Создайте два отдельных учебных DWG с контуром стены от </w:t>
+      </w:r>
+      <w:r>
+        <w:rPr>
+          <w:b/>
+        </w:rPr>
+        <w:t>0,0 до 18000,10200 мм</w:t>
+      </w:r>
+      <w:r>
+        <w:t xml:space="preserve">. В первом начертите три ленточных окна: от </w:t>
+      </w:r>
+      <w:r>
+        <w:rPr>
+          <w:b/>
+        </w:rPr>
+        <w:t>1200,1200 до 16800,3000</w:t>
+      </w:r>
+      <w:r>
+        <w:t xml:space="preserve">, от </w:t>
+      </w:r>
+      <w:r>
+        <w:rPr>
+          <w:b/>
+        </w:rPr>
+        <w:t>1200,3600 до 16800,5400</w:t>
+      </w:r>
+      <w:r>
+        <w:t xml:space="preserve">, от </w:t>
+      </w:r>
+      <w:r>
+        <w:rPr>
+          <w:b/>
+        </w:rPr>
+        <w:t>1200,6000 до 16800,7800</w:t>
+      </w:r>
+      <w:r>
+        <w:t xml:space="preserve">. Между окнами остаются перемычки высотой 600 мм. Во втором задайте 15 окон шириной 1500 и высотой 1800 мм: левые X — </w:t>
+      </w:r>
+      <w:r>
+        <w:rPr>
+          <w:b/>
+        </w:rPr>
+        <w:t>1500, 4500, 7500, 10500, 13500</w:t>
+      </w:r>
+      <w:r>
+        <w:t xml:space="preserve">, нижние Y — </w:t>
+      </w:r>
+      <w:r>
+        <w:rPr>
+          <w:b/>
+        </w:rPr>
+        <w:t>500, 3500, 6500</w:t>
+      </w:r>
+      <w:r>
+        <w:t>. Нижний подоконник имеет высоту 500 мм.</w:t>
+      </w:r>
+    </w:p>
+    <w:p>
+      <w:r>
+        <w:t xml:space="preserve">Для каждого DWG создайте одну зону ATFZONE со всеми окнами. Повторите ATFRAME с ручными шагами </w:t>
+      </w:r>
+      <w:r>
+        <w:rPr>
+          <w:b/>
+        </w:rPr>
+        <w:t>800/800 мм</w:t>
+      </w:r>
+      <w:r>
+        <w:t xml:space="preserve"> и затем на копии — с расчётными параметрами раздела 7.4. В обоих режимах оставьте старт </w:t>
+      </w:r>
+      <w:r>
+        <w:rPr>
+          <w:b/>
+        </w:rPr>
+        <w:t>300 мм</w:t>
+      </w:r>
+      <w:r>
+        <w:t xml:space="preserve">, зазор </w:t>
+      </w:r>
+      <w:r>
+        <w:rPr>
+          <w:b/>
+        </w:rPr>
+        <w:t>10 мм</w:t>
+      </w:r>
+      <w:r>
+        <w:t xml:space="preserve">, первую ось </w:t>
+      </w:r>
+      <w:r>
+        <w:rPr>
+          <w:b/>
+        </w:rPr>
+        <w:t>608,0</w:t>
+      </w:r>
+      <w:r>
+        <w:t xml:space="preserve"> и наружные углы </w:t>
+      </w:r>
+      <w:r>
+        <w:rPr>
+          <w:b/>
+        </w:rPr>
+        <w:t>0,0</w:t>
+      </w:r>
+      <w:r>
+        <w:t xml:space="preserve">, </w:t>
+      </w:r>
+      <w:r>
+        <w:rPr>
+          <w:b/>
+        </w:rPr>
+        <w:t>18000,0</w:t>
+      </w:r>
+      <w:r>
+        <w:t>. Геометрия должна построиться целиком. Переход на старт 200 мм для прохождения теста не нужен.</w:t>
+      </w:r>
+    </w:p>
+    <w:p>
+      <w:r>
+        <w:t xml:space="preserve">На каждом исходном коротком куске длиной до </w:t>
+      </w:r>
+      <w:r>
+        <w:rPr>
+          <w:b/>
+        </w:rPr>
+        <w:t>600 мм включительно</w:t>
+      </w:r>
+      <w:r>
+        <w:t xml:space="preserve"> ожидается </w:t>
+      </w:r>
+      <w:r>
+        <w:rPr>
+          <w:b/>
+        </w:rPr>
+        <w:t>один кронштейн по центру</w:t>
+      </w:r>
+      <w:r>
+        <w:t xml:space="preserve"> и красная пометка. Это прежнее правило расстановки, а не расчётное подтверждение такого закрепления. Программа не считает единственный кронштейн доказанной заделкой. При перегрузке другого куска пометка также остаётся; отрицательная проверка не исчезает из отчёта.</w:t>
       </w:r>
     </w:p>
     <w:p>
@@ -9227,6 +9358,83 @@
         <w:ind w:left="317" w:hanging="317"/>
       </w:pPr>
       <w:r>
+        <w:t xml:space="preserve">1. Откройте </w:t>
+      </w:r>
+      <w:r>
+        <w:rPr>
+          <w:b/>
+        </w:rPr>
+        <w:t>F2</w:t>
+      </w:r>
+      <w:r>
+        <w:t xml:space="preserve">. Найдите список замечаний с зоной, координатами куска и причиной. Сверьте два-три указанных места с чертежом. У направляющих из блоков дополнительно появляется красный кружок на слое </w:t>
+      </w:r>
+      <w:r>
+        <w:rPr>
+          <w:b/>
+        </w:rPr>
+        <w:t>_01_ПС_ПРОВЕРИТЬ</w:t>
+      </w:r>
+      <w:r>
+        <w:t>.</w:t>
+      </w:r>
+    </w:p>
+    <w:p>
+      <w:pPr>
+        <w:ind w:left="317" w:hanging="317"/>
+      </w:pPr>
+      <w:r>
+        <w:t xml:space="preserve">2. Выполните </w:t>
+      </w:r>
+      <w:r>
+        <w:rPr>
+          <w:b/>
+        </w:rPr>
+        <w:t>ATFTABLE → Подсистема → Элементы</w:t>
+      </w:r>
+      <w:r>
+        <w:t>, выведите ведомость в DWG и Excel. Найдите те же замечания. Кружки служат только для проверки и не должны добавляться в количество материалов; красный цвет не является цветом изделия.</w:t>
+      </w:r>
+    </w:p>
+    <w:p>
+      <w:pPr>
+        <w:ind w:left="317" w:hanging="317"/>
+      </w:pPr>
+      <w:r>
+        <w:t>3. Сохраните DWG с родным JSON, закройте и откройте заново. Повторите ведомость: координаты и причины должны сохраниться. Для проверки обновления кляммеров используйте отдельную копию с ATTILE и сравните замечания до и после режима «только кляммеры».</w:t>
+      </w:r>
+    </w:p>
+    <w:p>
+      <w:pPr>
+        <w:ind w:left="317" w:hanging="317"/>
+      </w:pPr>
+      <w:r>
+        <w:t>4. Запишите время ATFRAME и ATFTABLE, номер выпуска и замечания. Если исчезла часть фасада, команда отказала из-за такого короткого куска либо список потерялся после открытия, сохраните исходник и F2 по главе 18. Не принимайте результат с красными кусками как полностью проверенный расчёт.</w:t>
+      </w:r>
+    </w:p>
+    <w:p>
+      <w:bookmarkStart w:id="326" w:name="chapter_9"/>
+      <w:pPr>
+        <w:pStyle w:val="Heading1"/>
+      </w:pPr>
+      <w:r>
+        <w:t>8 Шаг 4 построить ведомость ATFTABLE</w:t>
+      </w:r>
+      <w:bookmarkEnd w:id="326"/>
+    </w:p>
+    <w:p>
+      <w:pPr>
+        <w:pStyle w:val="Heading2"/>
+      </w:pPr>
+      <w:r>
+        <w:t>8 1 Обычная ведомость зон</w:t>
+      </w:r>
+    </w:p>
+    <w:p>
+      <w:pPr>
+        <w:ind w:left="317" w:hanging="317"/>
+      </w:pPr>
+      <w:r>
         <w:t xml:space="preserve">1. Введите </w:t>
       </w:r>
       <w:r>
@@ -9754,6 +9962,11 @@
     </w:p>
     <w:p>
       <w:r>
+        <w:t>Если ATFRAME построил подсистему с красными кусками, ведомость сохраняет их в составе и выводит замечания с координатами и причинами, в том числе в Excel. Сверьте этот список с F2 и чертежом. Красные кружки у блоков не учитываются как детали. Наличие строк ведомости не означает, что отмеченные куски прошли расчёт.</w:t>
+      </w:r>
+    </w:p>
+    <w:p>
+      <w:r>
         <w:t xml:space="preserve">Если подтверждённый результат ATFRAME не содержит элементов в выбранной области, ведомость показывает известный </w:t>
       </w:r>
       <w:r>
@@ -9790,7 +10003,7 @@
     </w:p>
     <w:p>
       <w:r>
-        <w:t>При режиме ATFRAME «только кляммеры» новая оценка хлыстов не рассчитывается. Если сохранённые элементы предыдущего каркаса проходят проверку, ведомость может включить их вместе с новыми кляммерами. Это прямо описывается в сообщениях; прежние инженерные ограничения сохраняются, новый статический расчёт каркаса не подразумевается.</w:t>
+        <w:t>При режиме ATFRAME «только кляммеры» новая оценка хлыстов не рассчитывается. Если сохранённые элементы предыдущего каркаса проходят проверку, ведомость может включить их вместе с новыми кляммерами. Замечания к сохранённым кускам также остаются. Это прямо описывается в сообщениях; новый статический расчёт каркаса не подразумевается.</w:t>
       </w:r>
     </w:p>
     <w:p>
@@ -10608,14 +10821,14 @@
       </w:r>
     </w:p>
     <w:p>
-      <w:bookmarkStart w:id="463" w:name="chapter_10"/>
+      <w:bookmarkStart w:id="478" w:name="chapter_10"/>
       <w:pPr>
         <w:pStyle w:val="Heading1"/>
       </w:pPr>
       <w:r>
         <w:t>9 Как проверять весь фасад не запутавшись в слоях</w:t>
       </w:r>
-      <w:bookmarkEnd w:id="463"/>
+      <w:bookmarkEnd w:id="478"/>
     </w:p>
     <w:p>
       <w:pPr>
@@ -11121,14 +11334,14 @@
       </w:r>
     </w:p>
     <w:p>
-      <w:bookmarkStart w:id="480" w:name="chapter_11"/>
+      <w:bookmarkStart w:id="495" w:name="chapter_11"/>
       <w:pPr>
         <w:pStyle w:val="Heading1"/>
       </w:pPr>
       <w:r>
         <w:t>10 Изменения повторный запуск и отмена</w:t>
       </w:r>
-      <w:bookmarkEnd w:id="480"/>
+      <w:bookmarkEnd w:id="495"/>
     </w:p>
     <w:p>
       <w:pPr>
@@ -11548,14 +11761,14 @@
       </w:r>
     </w:p>
     <w:p>
-      <w:bookmarkStart w:id="541" w:name="chapter_12"/>
+      <w:bookmarkStart w:id="556" w:name="chapter_12"/>
       <w:pPr>
         <w:pStyle w:val="Heading1"/>
       </w:pPr>
       <w:r>
         <w:t>11 Второе упражнение фронтон со скатами</w:t>
       </w:r>
-      <w:bookmarkEnd w:id="541"/>
+      <w:bookmarkEnd w:id="556"/>
     </w:p>
     <w:p>
       <w:pPr>
@@ -11715,14 +11928,14 @@
       </w:r>
     </w:p>
     <w:p>
-      <w:bookmarkStart w:id="557" w:name="chapter_13"/>
+      <w:bookmarkStart w:id="572" w:name="chapter_13"/>
       <w:pPr>
         <w:pStyle w:val="Heading1"/>
       </w:pPr>
       <w:r>
         <w:t>12 ATTILE справочник режимов после первого урока</w:t>
       </w:r>
-      <w:bookmarkEnd w:id="557"/>
+      <w:bookmarkEnd w:id="572"/>
     </w:p>
     <w:p>
       <w:pPr>
@@ -12342,14 +12555,14 @@
       </w:r>
     </w:p>
     <w:p>
-      <w:bookmarkStart w:id="593" w:name="chapter_14"/>
+      <w:bookmarkStart w:id="608" w:name="chapter_14"/>
       <w:pPr>
         <w:pStyle w:val="Heading1"/>
       </w:pPr>
       <w:r>
         <w:t>13 ATFRAME какие режимы выбирать</w:t>
       </w:r>
-      <w:bookmarkEnd w:id="593"/>
+      <w:bookmarkEnd w:id="608"/>
     </w:p>
     <w:p>
       <w:pPr>
@@ -12669,7 +12882,7 @@
     </w:p>
     <w:p>
       <w:r>
-        <w:t>Если отдельный кусок не проходит проверку, программа пробует локально уменьшить шаг кронштейнов в пределах существующего подбора, сохраняя профиль и отступы от торцов. Поэтому на таком участке опор может быть больше, чем следовало бы из общего шага. Общая с соседним куском опора не переносится. Если допустимого варианта нет, команда сохраняет прежнюю подсистему и сообщает конкретное место и нарушенную проверку. Проверяйте координаты и числа из сообщения, а не меняйте нагрузку ради исчезновения отказа.</w:t>
+        <w:t>Если отдельный кусок не проходит проверку, программа пробует локально уменьшить шаг кронштейнов в пределах существующего подбора, сохраняя профиль и отступы от торцов. Поэтому на таком участке опор может быть больше, чем следовало бы из общего шага. Общая с соседним куском опора не переносится. Если допустимого варианта нет, геометрия строится, а этот кусок выделяется красным. В F2 и ведомости подсистемы сохраняются место и нарушенные проверки. Проверяйте эти данные по проекту; снижение нагрузки ради исчезновения пометки неверно.</w:t>
       </w:r>
     </w:p>
     <w:p>
@@ -12677,10 +12890,31 @@
         <w:rPr>
           <w:b/>
         </w:rPr>
-        <w:t>Короткие остатки.</w:t>
-      </w:r>
-      <w:r>
-        <w:t xml:space="preserve"> При делении длинного профиля программа при необходимости перераспределяет последние два куска: маленький хвост после целого хлыста больше не оставляется на одной опоре. Сохраняются длина прогона, зазор, максимальная длина и заданные отметки перекрытий. Если сам исходный участок слишком короток для двух разных опор при принятых отступах, исправить его одной резкой нельзя. Программа откажет и в ручном режиме. Проверьте стык и геометрию участка по проекту; уменьшение отступа допустимо только как осознанное проектное решение.</w:t>
+        <w:t>Короткие остатки и исходные перемычки.</w:t>
+      </w:r>
+      <w:r>
+        <w:t xml:space="preserve"> При делении длинного профиля программа при необходимости перераспределяет последние два куска, чтобы убрать маленький хвост после целого хлыста. Сохраняются длина прогона, зазор, максимальная длина и заданные отметки перекрытий. Самостоятельный участок под окном или в перемычке длиной до двух торцевых отступов включительно получает один кронштейн по центру. При старте 300 мм это длина до 600 мм включительно. Он строится в обоих режимах и помечается красным как непроверенный. Старт 300 мм автоматически не меняется; другой отступ задают по проектному решению.</w:t>
+      </w:r>
+    </w:p>
+    <w:p>
+      <w:r>
+        <w:rPr>
+          <w:b/>
+        </w:rPr>
+        <w:t>Как понимать итог.</w:t>
+      </w:r>
+      <w:r>
+        <w:t xml:space="preserve"> Ручной режим строит геометрию без расчёта несущей способности. В расчётном режиме итог с локальными замечаниями означает частичный результат проверки; в техническом отчёте это </w:t>
+      </w:r>
+      <w:r>
+        <w:rPr>
+          <w:rFonts w:ascii="DejaVu Sans Mono" w:hAnsi="DejaVu Sans Mono"/>
+          <w:sz w:val="19"/>
+        </w:rPr>
+        <w:t>partial</w:t>
+      </w:r>
+      <w:r>
+        <w:t>. Непроверенные куски и перегрузки перечислены отдельно, отрицательные проверки сохраняются. Некорректные исходные данные, неподдержанная общая схема или отсутствие обязательных характеристик по-прежнему могут остановить команду целиком. Красная пометка конкретного куска сама по себе такого общего отказа не вызывает.</w:t>
       </w:r>
     </w:p>
     <w:p>
@@ -12705,7 +12939,7 @@
         <w:t>Межэтажная система.</w:t>
       </w:r>
       <w:r>
-        <w:t xml:space="preserve"> Автоматический расчёт пока недоступен: схема опор и соединений НСП требует отдельной реализации и подтверждения. Ручное построение доступно по проектным параметрам; оно не подтверждает несущую способность. Короткие неподдержанные участки могут быть отклонены ещё до расчёта.</w:t>
+        <w:t xml:space="preserve"> Автоматический расчёт пока недоступен: схема опор и соединений НСП требует отдельной реализации и подтверждения. Ручное построение доступно по проектным параметрам; оно не подтверждает несущую способность. Замечания к отдельным построенным кускам нужно проверить по проектной схеме.</w:t>
       </w:r>
     </w:p>
     <w:p>
@@ -14548,7 +14782,7 @@
     </w:p>
     <w:p>
       <w:r>
-        <w:t xml:space="preserve">Изменение проекта, привязки или геометрии зоны делает прежний снимок неактуальным. Совпадение отдельных чисел не восстанавливает связь с прежней редакцией. В этом этапе команда не заменяет снимок автоматически: после проверки исходных данных создайте новый через </w:t>
+        <w:t xml:space="preserve">Изменение проекта, привязки или геометрии зоны делает прежний снимок неактуальным. Совпадение отдельных чисел не восстанавливает связь с прежней редакцией. На этом этапе команда не заменяет снимок автоматически: после проверки исходных данных создайте новый через </w:t>
       </w:r>
       <w:r>
         <w:rPr>
@@ -14626,14 +14860,14 @@
       </w:r>
     </w:p>
     <w:p>
-      <w:bookmarkStart w:id="791" w:name="chapter_15"/>
+      <w:bookmarkStart w:id="808" w:name="chapter_15"/>
       <w:pPr>
         <w:pStyle w:val="Heading1"/>
       </w:pPr>
       <w:r>
         <w:t>14 Размеры и поиск дублей</w:t>
       </w:r>
-      <w:bookmarkEnd w:id="791"/>
+      <w:bookmarkEnd w:id="808"/>
     </w:p>
     <w:p>
       <w:r>
@@ -14675,14 +14909,14 @@
       </w:r>
     </w:p>
     <w:p>
-      <w:bookmarkStart w:id="799" w:name="chapter_16"/>
+      <w:bookmarkStart w:id="816" w:name="chapter_16"/>
       <w:pPr>
         <w:pStyle w:val="Heading1"/>
       </w:pPr>
       <w:r>
         <w:t>15 Зачем осталась команда ATCLAD</w:t>
       </w:r>
-      <w:bookmarkEnd w:id="799"/>
+      <w:bookmarkEnd w:id="816"/>
     </w:p>
     <w:p>
       <w:r>
@@ -14700,14 +14934,14 @@
       </w:r>
     </w:p>
     <w:p>
-      <w:bookmarkStart w:id="807" w:name="chapter_17"/>
+      <w:bookmarkStart w:id="824" w:name="chapter_17"/>
       <w:pPr>
         <w:pStyle w:val="Heading1"/>
       </w:pPr>
       <w:r>
         <w:t>16 Частые ошибки что делать по сообщению</w:t>
       </w:r>
-      <w:bookmarkEnd w:id="807"/>
+      <w:bookmarkEnd w:id="824"/>
     </w:p>
     <w:tbl>
       <w:tblPr>
@@ -18277,7 +18511,7 @@
                 <w:color w:val="000000"/>
                 <w:sz w:val="20"/>
               </w:rPr>
-              <w:t>Указан кусок с недостатком опор</w:t>
+              <w:t>Короткий кусок выделен красным</w:t>
             </w:r>
           </w:p>
         </w:tc>
@@ -18302,7 +18536,7 @@
                 <w:color w:val="000000"/>
                 <w:sz w:val="20"/>
               </w:rPr>
-              <w:t>Исходный участок не вмещает две опоры при заданных отступах</w:t>
+              <w:t>При старте 300 мм участок до 600 мм включительно построен с одним кронштейном по центру; расчёт не подтверждён</w:t>
             </w:r>
           </w:p>
         </w:tc>
@@ -18327,7 +18561,7 @@
                 <w:color w:val="000000"/>
                 <w:sz w:val="20"/>
               </w:rPr>
-              <w:t>Найти участок по координатам; проверить стык, отступы и проектное решение. Ручной режим не снимает этот отказ</w:t>
+              <w:t>Найти координаты в F2 и ведомости, проверить проектное закрепление; остальная геометрия строится</w:t>
             </w:r>
           </w:p>
         </w:tc>
@@ -18357,7 +18591,7 @@
                 <w:color w:val="000000"/>
                 <w:sz w:val="20"/>
               </w:rPr>
-              <w:t>Указана перегрузка конкретного куска</w:t>
+              <w:t>Красным отмечена перегрузка куска</w:t>
             </w:r>
           </w:p>
         </w:tc>
@@ -18382,7 +18616,7 @@
                 <w:color w:val="000000"/>
                 <w:sz w:val="20"/>
               </w:rPr>
-              <w:t>Профиль, кронштейн или анкер не проходят применённую проверку</w:t>
+              <w:t>Профиль, кронштейн или анкер не проходят применённую проверку; геометрия сохранена</w:t>
             </w:r>
           </w:p>
         </w:tc>
@@ -18407,7 +18641,7 @@
                 <w:color w:val="000000"/>
                 <w:sz w:val="20"/>
               </w:rPr>
-              <w:t>Сопоставить исходные нагрузки и характеристики с проектом; не уменьшать их для обхода отказа</w:t>
+              <w:t>Проверить исходные данные и проектное решение. Не считать частичный результат прошедшим расчётом</w:t>
             </w:r>
           </w:p>
         </w:tc>
@@ -18899,14 +19133,14 @@
       </w:pPr>
     </w:p>
     <w:p>
-      <w:bookmarkStart w:id="863" w:name="chapter_18"/>
+      <w:bookmarkStart w:id="880" w:name="chapter_18"/>
       <w:pPr>
         <w:pStyle w:val="Heading1"/>
       </w:pPr>
       <w:r>
         <w:t>17 Сохранение и передача результата</w:t>
       </w:r>
-      <w:bookmarkEnd w:id="863"/>
+      <w:bookmarkEnd w:id="880"/>
     </w:p>
     <w:p>
       <w:r>
@@ -18945,6 +19179,11 @@
     <w:p>
       <w:r>
         <w:t>Перед передачей откройте сохранённый DWG повторно, проверьте наличие зон и JSON, выполните ведомость одной зоны и сравните контрольные числа. В итоговом сообщении укажите, какие зоны обработаны, какой материал/формат/швы использованы, какой тип подсистемы и режим шагов приняты, какие предупреждения остались. Отдельно укажите, что статическая модель каркаса программой не подтверждена и требуется инженерная проверка по главе 13.</w:t>
+      </w:r>
+    </w:p>
+    <w:p>
+      <w:r>
+        <w:t>При красных кусках проверьте после открытия, что ведомость подсистемы и Excel по-прежнему показывают их координаты и причины. Передайте этот список вместе с DWG. Скрытие служебного слоя или ручное изменение цвета не снимает расчётное замечание.</w:t>
       </w:r>
     </w:p>
     <w:p>
@@ -19029,14 +19268,14 @@
       </w:r>
     </w:p>
     <w:p>
-      <w:bookmarkStart w:id="877" w:name="chapter_19"/>
+      <w:bookmarkStart w:id="896" w:name="chapter_19"/>
       <w:pPr>
         <w:pStyle w:val="Heading1"/>
       </w:pPr>
       <w:r>
         <w:t>18 Как сообщить о проблеме чтобы её можно было исправить</w:t>
       </w:r>
-      <w:bookmarkEnd w:id="877"/>
+      <w:bookmarkEnd w:id="896"/>
     </w:p>
     <w:p>
       <w:r>
@@ -19049,14 +19288,14 @@
       </w:r>
     </w:p>
     <w:p>
-      <w:bookmarkStart w:id="883" w:name="chapter_20"/>
+      <w:bookmarkStart w:id="902" w:name="chapter_20"/>
       <w:pPr>
         <w:pStyle w:val="Heading1"/>
       </w:pPr>
       <w:r>
         <w:t>19 Словарь начинающего пользователя</w:t>
       </w:r>
-      <w:bookmarkEnd w:id="883"/>
+      <w:bookmarkEnd w:id="902"/>
     </w:p>
     <w:tbl>
       <w:tblPr>
@@ -20846,14 +21085,15 @@
       </w:pPr>
     </w:p>
     <w:p>
-      <w:bookmarkStart w:id="919" w:name="chapter_21"/>
+      <w:bookmarkStart w:id="938" w:name="chapter_21"/>
       <w:pPr>
         <w:pStyle w:val="Heading1"/>
+        <w:pageBreakBefore/>
       </w:pPr>
       <w:r>
         <w:t>20 Финальная самопроверка первого урока</w:t>
       </w:r>
-      <w:bookmarkEnd w:id="919"/>
+      <w:bookmarkEnd w:id="938"/>
     </w:p>
     <w:p>
       <w:r>
@@ -20921,7 +21161,7 @@
         <w:ind w:left="317" w:hanging="317"/>
       </w:pPr>
       <w:r>
-        <w:t>• понятны границы результата: учебная геометрия не является готовым проектом, паспорт соединений не поддерживает этот пример бетонной плитки, ограниченный расчёт не подтверждает весь монтажный узел;</w:t>
+        <w:t>• в дополнительных оконных тестах красные куски найдены по списку F2; замечания сверены с ведомостью и Excel после сохранения и открытия;</w:t>
       </w:r>
     </w:p>
     <w:p>
@@ -20929,12 +21169,20 @@
         <w:ind w:left="317" w:hanging="317"/>
       </w:pPr>
       <w:r>
-        <w:t>• известно, какие исходники и команды обновлять; сохранены рабочая пара файлов и контрольная копия до экспериментов.</w:t>
+        <w:t>• понятны границы результата: учебная геометрия не является готовым проектом, паспорт соединений не поддерживает этот пример бетонной плитки, ограниченный расчёт не подтверждает весь монтажный узел;</w:t>
       </w:r>
     </w:p>
     <w:p>
-      <w:r>
-        <w:t>Следующие учебные шаги — фасад с пятнадцатью окнами из разделов 7.4–7.5, другой рисунок ATTILE и фронтон. Рабочий объект начинайте с одной небольшой зоны, сверенной вручную, затем расширяйте выбор.</w:t>
+      <w:pPr>
+        <w:ind w:left="317" w:hanging="317"/>
+      </w:pPr>
+      <w:r>
+        <w:t>• известно, какие исходники и команды обновлять; сохранены рабочая пара файлов и контрольная копия до экспериментов.</w:t>
+      </w:r>
+    </w:p>
+    <w:p>
+      <w:r>
+        <w:t>Следующие учебные шаги — фасад с пятнадцатью окнами из разделов 7.4–7.5, ленточные окна и низкий подоконник из раздела 7.6, другой рисунок ATTILE и фронтон. Рабочий объект начинайте с одной небольшой зоны, сверенной вручную, затем расширяйте выбор.</w:t>
       </w:r>
     </w:p>
     <w:sectPr>

--- a/docs/user/Facades_User_Manual.docx
+++ b/docs/user/Facades_User_Manual.docx
@@ -26,7 +26,7 @@
         <w:rPr>
           <w:b/>
         </w:rPr>
-        <w:t>build-107 — AFacades + AClad + AFrame</w:t>
+        <w:t>build-108 — AFacades + AClad + AFrame</w:t>
       </w:r>
       <w:r>
         <w:t xml:space="preserve">. Скачайте три фасадных модуля со </w:t>
@@ -36,7 +36,7 @@
           <w:rPr>
             <w:color w:val="245D83"/>
           </w:rPr>
-          <w:t>страницы выпуска 107 на GitHub</w:t>
+          <w:t>страницы выпуска 108 на GitHub</w:t>
         </w:r>
       </w:hyperlink>
       <w:r>
@@ -58,7 +58,7 @@
         <w:rPr>
           <w:b/>
         </w:rPr>
-        <w:t>Редакция от 2 октября 2026 года для выпуска build-107. Перед занятием установите AFacades, AClad и AFrame из этого выпуска. Живая проверка в AutoCAD ещё предстоит.</w:t>
+        <w:t>Редакция от 5 октября 2026 года для выпуска build-108. Перед занятием установите AFacades, AClad и AFrame из этого выпуска. Живая проверка в AutoCAD ещё предстоит.</w:t>
       </w:r>
     </w:p>
     <w:p>
@@ -367,32 +367,26 @@
         <w:rPr>
           <w:b/>
         </w:rPr>
-        <w:t>Руководство предназначено для выпуска build-107.</w:t>
-      </w:r>
-      <w:r>
-        <w:t xml:space="preserve"> Короткий участок у окна больше не останавливает построение всего фасада. В ручном режиме на участке длиной до 600 мм включительно при старте 300 мм ставится один кронштейн по центру. В режиме «по расчёту» геометрия также строится, а непроверенные и перегруженные куски выделяются красным. Причины доступны в F2 и ведомости подсистемы, включая Excel. Построение с замечаниями не означает, что расчёт прошёл.</w:t>
-      </w:r>
-    </w:p>
-    <w:p>
-      <w:r>
-        <w:rPr>
-          <w:b/>
-        </w:rPr>
-        <w:t>В прежних архивах build-106 этого исправления нет.</w:t>
-      </w:r>
-      <w:r>
-        <w:t xml:space="preserve"> Откройте </w:t>
+        <w:t>Выпуск build-108 исправляет два сбоя при работе с исходными контурами:</w:t>
+      </w:r>
+      <w:r>
+        <w:t xml:space="preserve"> отказ ATFZONE на дробных координатах и ошибку ATTILE при выборе прямоугольного образца со штриховкой, граница которой составлена из отрезков. Откройте </w:t>
       </w:r>
       <w:hyperlink r:id="rId11">
         <w:r>
           <w:rPr>
             <w:color w:val="245D83"/>
           </w:rPr>
-          <w:t>выпуск build-107 на GitHub</w:t>
+          <w:t>выпуск build-108 на GitHub</w:t>
         </w:r>
       </w:hyperlink>
       <w:r>
-        <w:t>, прочитайте его описание и скачайте AFacades, AClad и AFrame из этого выпуска. Отдельная короткая инструкция объясняет скачивание и установку на AutoCAD 2024. Обновляйте все три фасадных модуля вместе. Принятие старых зон, проверка версий и новые кнопки ленты сохранены.</w:t>
+        <w:t xml:space="preserve"> и установите все три фасадных модуля из него. Порядок скачивания описан в отдельной короткой инструкции.</w:t>
+      </w:r>
+    </w:p>
+    <w:p>
+      <w:r>
+        <w:t>Исправления коротких участков из выпуска 107 сохранены. В ручном режиме на участке длиной до 600 мм включительно при старте 300 мм ставится один кронштейн по центру. В режиме «по расчёту» геометрия также строится, а непроверенные и перегруженные куски выделяются красным. Причины доступны в F2 и ведомости подсистемы, включая Excel. Построение с замечаниями не означает, что расчёт прошёл. Принятие старых зон, проверка версий и кнопки ленты сохранены.</w:t>
       </w:r>
     </w:p>
     <w:p>
@@ -1696,6 +1690,17 @@
     </w:p>
     <w:p>
       <w:r>
+        <w:rPr>
+          <w:b/>
+        </w:rPr>
+        <w:t>Проверка исправлений выпуска 108.</w:t>
+      </w:r>
+      <w:r>
+        <w:t xml:space="preserve"> На копии того же DWG повторите ATFZONE с исходными контурами, затем ATTILE с прежним образцом. Не округляйте координаты и не переделывайте образец ради обхода ошибки. Сохраните результат, полностью перезапустите AutoCAD и повторите обе команды. При сбое скопируйте текст F2 вместе с номером сборки. Причина пропадания панели пока не подтверждена; в этом выпуске добавлены сообщения F2 при её загрузке, а ошибка одной панели не прерывает создание остальных. Передайте F2, если панель снова пропадёт.</w:t>
+      </w:r>
+    </w:p>
+    <w:p>
+      <w:r>
         <w:t xml:space="preserve">Наберите </w:t>
       </w:r>
       <w:r>
@@ -2244,14 +2249,14 @@
       </w:r>
     </w:p>
     <w:p>
-      <w:bookmarkStart w:id="74" w:name="chapter_4"/>
+      <w:bookmarkStart w:id="76" w:name="chapter_4"/>
       <w:pPr>
         <w:pStyle w:val="Heading1"/>
       </w:pPr>
       <w:r>
         <w:t>3 Пять правил перед первым чертежом</w:t>
       </w:r>
-      <w:bookmarkEnd w:id="74"/>
+      <w:bookmarkEnd w:id="76"/>
     </w:p>
     <w:p>
       <w:r>
@@ -2384,14 +2389,14 @@
       </w:r>
     </w:p>
     <w:p>
-      <w:bookmarkStart w:id="88" w:name="chapter_5"/>
+      <w:bookmarkStart w:id="90" w:name="chapter_5"/>
       <w:pPr>
         <w:pStyle w:val="Heading1"/>
       </w:pPr>
       <w:r>
         <w:t>4 Учебный фасад исходник и проверочные размеры</w:t>
       </w:r>
-      <w:bookmarkEnd w:id="88"/>
+      <w:bookmarkEnd w:id="90"/>
     </w:p>
     <w:p>
       <w:pPr>
@@ -2985,14 +2990,14 @@
       </w:r>
     </w:p>
     <w:p>
-      <w:bookmarkStart w:id="114" w:name="chapter_6"/>
+      <w:bookmarkStart w:id="116" w:name="chapter_6"/>
       <w:pPr>
         <w:pStyle w:val="Heading1"/>
       </w:pPr>
       <w:r>
         <w:t>5 Шаг 1 создать зону командой ATFZONE</w:t>
       </w:r>
-      <w:bookmarkEnd w:id="114"/>
+      <w:bookmarkEnd w:id="116"/>
     </w:p>
     <w:p>
       <w:pPr>
@@ -4631,14 +4636,14 @@
       </w:r>
     </w:p>
     <w:p>
-      <w:bookmarkStart w:id="162" w:name="chapter_7"/>
+      <w:bookmarkStart w:id="164" w:name="chapter_7"/>
       <w:pPr>
         <w:pStyle w:val="Heading1"/>
       </w:pPr>
       <w:r>
         <w:t>6 Шаг 2 разложить плитку командой ATTILE</w:t>
       </w:r>
-      <w:bookmarkEnd w:id="162"/>
+      <w:bookmarkEnd w:id="164"/>
     </w:p>
     <w:p>
       <w:pPr>
@@ -6633,14 +6638,14 @@
       </w:r>
     </w:p>
     <w:p>
-      <w:bookmarkStart w:id="217" w:name="chapter_8"/>
+      <w:bookmarkStart w:id="219" w:name="chapter_8"/>
       <w:pPr>
         <w:pStyle w:val="Heading1"/>
       </w:pPr>
       <w:r>
         <w:t>7 Шаг 3 построить подсистему ATFRAME</w:t>
       </w:r>
-      <w:bookmarkEnd w:id="217"/>
+      <w:bookmarkEnd w:id="219"/>
     </w:p>
     <w:p>
       <w:pPr>
@@ -9413,14 +9418,14 @@
       </w:r>
     </w:p>
     <w:p>
-      <w:bookmarkStart w:id="326" w:name="chapter_9"/>
+      <w:bookmarkStart w:id="328" w:name="chapter_9"/>
       <w:pPr>
         <w:pStyle w:val="Heading1"/>
       </w:pPr>
       <w:r>
         <w:t>8 Шаг 4 построить ведомость ATFTABLE</w:t>
       </w:r>
-      <w:bookmarkEnd w:id="326"/>
+      <w:bookmarkEnd w:id="328"/>
     </w:p>
     <w:p>
       <w:pPr>
@@ -10821,14 +10826,14 @@
       </w:r>
     </w:p>
     <w:p>
-      <w:bookmarkStart w:id="478" w:name="chapter_10"/>
+      <w:bookmarkStart w:id="480" w:name="chapter_10"/>
       <w:pPr>
         <w:pStyle w:val="Heading1"/>
       </w:pPr>
       <w:r>
         <w:t>9 Как проверять весь фасад не запутавшись в слоях</w:t>
       </w:r>
-      <w:bookmarkEnd w:id="478"/>
+      <w:bookmarkEnd w:id="480"/>
     </w:p>
     <w:p>
       <w:pPr>
@@ -11334,14 +11339,14 @@
       </w:r>
     </w:p>
     <w:p>
-      <w:bookmarkStart w:id="495" w:name="chapter_11"/>
+      <w:bookmarkStart w:id="497" w:name="chapter_11"/>
       <w:pPr>
         <w:pStyle w:val="Heading1"/>
       </w:pPr>
       <w:r>
         <w:t>10 Изменения повторный запуск и отмена</w:t>
       </w:r>
-      <w:bookmarkEnd w:id="495"/>
+      <w:bookmarkEnd w:id="497"/>
     </w:p>
     <w:p>
       <w:pPr>
@@ -11761,14 +11766,14 @@
       </w:r>
     </w:p>
     <w:p>
-      <w:bookmarkStart w:id="556" w:name="chapter_12"/>
+      <w:bookmarkStart w:id="558" w:name="chapter_12"/>
       <w:pPr>
         <w:pStyle w:val="Heading1"/>
       </w:pPr>
       <w:r>
         <w:t>11 Второе упражнение фронтон со скатами</w:t>
       </w:r>
-      <w:bookmarkEnd w:id="556"/>
+      <w:bookmarkEnd w:id="558"/>
     </w:p>
     <w:p>
       <w:pPr>
@@ -11928,14 +11933,14 @@
       </w:r>
     </w:p>
     <w:p>
-      <w:bookmarkStart w:id="572" w:name="chapter_13"/>
+      <w:bookmarkStart w:id="574" w:name="chapter_13"/>
       <w:pPr>
         <w:pStyle w:val="Heading1"/>
       </w:pPr>
       <w:r>
         <w:t>12 ATTILE справочник режимов после первого урока</w:t>
       </w:r>
-      <w:bookmarkEnd w:id="572"/>
+      <w:bookmarkEnd w:id="574"/>
     </w:p>
     <w:p>
       <w:pPr>
@@ -12546,7 +12551,7 @@
     </w:p>
     <w:p>
       <w:r>
-        <w:t>Подготовьте отдельно от фасада полный повторяющийся прямоугольный образец: понятные плитки на слоях типов/цветов, без размерных линий и случайных объектов. Включите «Раскраска по образцу (тип — слой)»; при необходимости режим разбежки «По образцу из чертежа». После окна выберите только элементы образца. Программа поддерживает полилинии, штриховки и подходящие блоки. Если число плиток в рядах не образует корректный раппорт, исправьте образец.</w:t>
+        <w:t>Подготовьте отдельно от фасада полный повторяющийся прямоугольный образец: понятные плитки на слоях типов/цветов, без размерных линий и случайных объектов. Включите «Раскраска по образцу (тип — слой)»; при необходимости режим разбежки «По образцу из чертежа». После окна выберите только элементы образца. Программа поддерживает полилинии, штриховки и подходящие блоки. В выпуске 108 исправлена обработка штриховки прямоугольной плитки, созданной по границе из отдельных отрезков. Если число плиток в рядах не образует корректный раппорт, исправьте образец.</w:t>
       </w:r>
     </w:p>
     <w:p>
@@ -12555,14 +12560,14 @@
       </w:r>
     </w:p>
     <w:p>
-      <w:bookmarkStart w:id="608" w:name="chapter_14"/>
+      <w:bookmarkStart w:id="610" w:name="chapter_14"/>
       <w:pPr>
         <w:pStyle w:val="Heading1"/>
       </w:pPr>
       <w:r>
         <w:t>13 ATFRAME какие режимы выбирать</w:t>
       </w:r>
-      <w:bookmarkEnd w:id="608"/>
+      <w:bookmarkEnd w:id="610"/>
     </w:p>
     <w:p>
       <w:pPr>
@@ -14860,14 +14865,14 @@
       </w:r>
     </w:p>
     <w:p>
-      <w:bookmarkStart w:id="808" w:name="chapter_15"/>
+      <w:bookmarkStart w:id="810" w:name="chapter_15"/>
       <w:pPr>
         <w:pStyle w:val="Heading1"/>
       </w:pPr>
       <w:r>
         <w:t>14 Размеры и поиск дублей</w:t>
       </w:r>
-      <w:bookmarkEnd w:id="808"/>
+      <w:bookmarkEnd w:id="810"/>
     </w:p>
     <w:p>
       <w:r>
@@ -14909,14 +14914,14 @@
       </w:r>
     </w:p>
     <w:p>
-      <w:bookmarkStart w:id="816" w:name="chapter_16"/>
+      <w:bookmarkStart w:id="818" w:name="chapter_16"/>
       <w:pPr>
         <w:pStyle w:val="Heading1"/>
       </w:pPr>
       <w:r>
         <w:t>15 Зачем осталась команда ATCLAD</w:t>
       </w:r>
-      <w:bookmarkEnd w:id="816"/>
+      <w:bookmarkEnd w:id="818"/>
     </w:p>
     <w:p>
       <w:r>
@@ -14934,14 +14939,14 @@
       </w:r>
     </w:p>
     <w:p>
-      <w:bookmarkStart w:id="824" w:name="chapter_17"/>
+      <w:bookmarkStart w:id="826" w:name="chapter_17"/>
       <w:pPr>
         <w:pStyle w:val="Heading1"/>
       </w:pPr>
       <w:r>
         <w:t>16 Частые ошибки что делать по сообщению</w:t>
       </w:r>
-      <w:bookmarkEnd w:id="824"/>
+      <w:bookmarkEnd w:id="826"/>
     </w:p>
     <w:tbl>
       <w:tblPr>
@@ -19133,14 +19138,14 @@
       </w:pPr>
     </w:p>
     <w:p>
-      <w:bookmarkStart w:id="880" w:name="chapter_18"/>
+      <w:bookmarkStart w:id="882" w:name="chapter_18"/>
       <w:pPr>
         <w:pStyle w:val="Heading1"/>
       </w:pPr>
       <w:r>
         <w:t>17 Сохранение и передача результата</w:t>
       </w:r>
-      <w:bookmarkEnd w:id="880"/>
+      <w:bookmarkEnd w:id="882"/>
     </w:p>
     <w:p>
       <w:r>
@@ -19268,14 +19273,14 @@
       </w:r>
     </w:p>
     <w:p>
-      <w:bookmarkStart w:id="896" w:name="chapter_19"/>
+      <w:bookmarkStart w:id="898" w:name="chapter_19"/>
       <w:pPr>
         <w:pStyle w:val="Heading1"/>
       </w:pPr>
       <w:r>
         <w:t>18 Как сообщить о проблеме чтобы её можно было исправить</w:t>
       </w:r>
-      <w:bookmarkEnd w:id="896"/>
+      <w:bookmarkEnd w:id="898"/>
     </w:p>
     <w:p>
       <w:r>
@@ -19288,14 +19293,14 @@
       </w:r>
     </w:p>
     <w:p>
-      <w:bookmarkStart w:id="902" w:name="chapter_20"/>
+      <w:bookmarkStart w:id="904" w:name="chapter_20"/>
       <w:pPr>
         <w:pStyle w:val="Heading1"/>
       </w:pPr>
       <w:r>
         <w:t>19 Словарь начинающего пользователя</w:t>
       </w:r>
-      <w:bookmarkEnd w:id="902"/>
+      <w:bookmarkEnd w:id="904"/>
     </w:p>
     <w:tbl>
       <w:tblPr>
@@ -21085,7 +21090,7 @@
       </w:pPr>
     </w:p>
     <w:p>
-      <w:bookmarkStart w:id="938" w:name="chapter_21"/>
+      <w:bookmarkStart w:id="940" w:name="chapter_21"/>
       <w:pPr>
         <w:pStyle w:val="Heading1"/>
         <w:pageBreakBefore/>
@@ -21093,7 +21098,7 @@
       <w:r>
         <w:t>20 Финальная самопроверка первого урока</w:t>
       </w:r>
-      <w:bookmarkEnd w:id="938"/>
+      <w:bookmarkEnd w:id="940"/>
     </w:p>
     <w:p>
       <w:r>

--- a/docs/user/Facades_User_Manual.docx
+++ b/docs/user/Facades_User_Manual.docx
@@ -26,7 +26,7 @@
         <w:rPr>
           <w:b/>
         </w:rPr>
-        <w:t>build-108 — AFacades + AClad + AFrame</w:t>
+        <w:t>build-109 — AFacades + AClad + AFrame</w:t>
       </w:r>
       <w:r>
         <w:t xml:space="preserve">. Скачайте три фасадных модуля со </w:t>
@@ -36,7 +36,7 @@
           <w:rPr>
             <w:color w:val="245D83"/>
           </w:rPr>
-          <w:t>страницы выпуска 108 на GitHub</w:t>
+          <w:t>страницы выпуска 109 на GitHub</w:t>
         </w:r>
       </w:hyperlink>
       <w:r>
@@ -58,7 +58,7 @@
         <w:rPr>
           <w:b/>
         </w:rPr>
-        <w:t>Редакция от 5 октября 2026 года для выпуска build-108. Перед занятием установите AFacades, AClad и AFrame из этого выпуска. Живая проверка в AutoCAD ещё предстоит.</w:t>
+        <w:t>Редакция от 6 октября 2026 года для выпуска build-109. Перед занятием установите AFacades, AClad и AFrame из этого выпуска. Живая проверка в AutoCAD ещё предстоит.</w:t>
       </w:r>
     </w:p>
     <w:p>
@@ -367,17 +367,17 @@
         <w:rPr>
           <w:b/>
         </w:rPr>
-        <w:t>Выпуск build-108 исправляет два сбоя при работе с исходными контурами:</w:t>
-      </w:r>
-      <w:r>
-        <w:t xml:space="preserve"> отказ ATFZONE на дробных координатах и ошибку ATTILE при выборе прямоугольного образца со штриховкой, граница которой составлена из отрезков. Откройте </w:t>
+        <w:t>Выпуск build-109 от 6 октября 2026 года</w:t>
+      </w:r>
+      <w:r>
+        <w:t xml:space="preserve"> сохраняет исправления зон и штриховок из №108 и добавляет исправления кассеты, схемы слоёв, меню, торцов у окон, хлыстов с доборами и стоек верхних окон. Устранены также лишние стойки и пропавшие ортогональные кронштейны при дробных координатах. Команды библиотеки динамических узлов описаны отдельно в главе 13. Откройте </w:t>
       </w:r>
       <w:hyperlink r:id="rId11">
         <w:r>
           <w:rPr>
             <w:color w:val="245D83"/>
           </w:rPr>
-          <w:t>выпуск build-108 на GitHub</w:t>
+          <w:t>выпуск build-109 на GitHub</w:t>
         </w:r>
       </w:hyperlink>
       <w:r>
@@ -391,7 +391,7 @@
     </w:p>
     <w:p>
       <w:r>
-        <w:t>Руководство охватывает зоны, раскладку, подсистему, ведомости и справочные команды параметров и узла. Оно не подтверждает живую приёмку AutoCAD и не превращает учебные параметры в проектное решение. Межэтажная система в режиме «по расчёту», полный монтажный узел с крепежом и автоматический подбор монтажного варианта пока не готовы.</w:t>
+        <w:t>Руководство охватывает зоны, раскладку, подсистему, ведомости, справочную схему слоёв и первый пилот библиотеки динамических узлов. Готовый нативный библиотечный DWG ещё должен быть создан и проверен в полном AutoCAD 2024; наличие команд в №109 не означает пройденную приёмку. Оно не подтверждает живую приёмку AutoCAD и не превращает учебные параметры в проектное решение. Межэтажная система в режиме «по расчёту», полный монтажный узел с крепежом и автоматический подбор монтажного варианта пока не готовы.</w:t>
       </w:r>
     </w:p>
     <w:p>
@@ -1693,10 +1693,20 @@
         <w:rPr>
           <w:b/>
         </w:rPr>
-        <w:t>Проверка исправлений выпуска 108.</w:t>
-      </w:r>
-      <w:r>
-        <w:t xml:space="preserve"> На копии того же DWG повторите ATFZONE с исходными контурами, затем ATTILE с прежним образцом. Не округляйте координаты и не переделывайте образец ради обхода ошибки. Сохраните результат, полностью перезапустите AutoCAD и повторите обе команды. При сбое скопируйте текст F2 вместе с номером сборки. Причина пропадания панели пока не подтверждена; в этом выпуске добавлены сообщения F2 при её загрузке, а ошибка одной панели не прерывает создание остальных. Передайте F2, если панель снова пропадёт.</w:t>
+        <w:t>Проверка выпуска 109.</w:t>
+      </w:r>
+      <w:r>
+        <w:t xml:space="preserve"> Повторите исходные ATFZONE и ATTILE на копии прежнего DWG, затем торцы у окон, хлысты и верхние оконные стойки по разделам 7.4–7.7. Не округляйте контуры и не переделывайте образец ради обхода ошибки. Сохраните результат, полностью перезапустите AutoCAD и повторите. Кассета 821,87×600 мм и предупреждение </w:t>
+      </w:r>
+      <w:r>
+        <w:rPr>
+          <w:rFonts w:ascii="DejaVu Sans Mono" w:hAnsi="DejaVu Sans Mono"/>
+          <w:sz w:val="19"/>
+        </w:rPr>
+        <w:t>ACAD:Фасады</w:t>
+      </w:r>
+      <w:r>
+        <w:t xml:space="preserve"> ещё требуют живого повтора: программные проверки не закрывают эти симптомы. Если предупреждение осталось, сохраните F2 и снимок CUI → текущее рабочее пространство → Меню → ссылка «Фасады»; профиль и чужие меню не удаляйте.</w:t>
       </w:r>
     </w:p>
     <w:p>
@@ -1749,9 +1759,9 @@
         </w:tblBorders>
       </w:tblPr>
       <w:tblGrid>
-        <w:gridCol w:w="2699"/>
-        <w:gridCol w:w="2069"/>
-        <w:gridCol w:w="5312"/>
+        <w:gridCol w:w="2304"/>
+        <w:gridCol w:w="2376"/>
+        <w:gridCol w:w="5400"/>
       </w:tblGrid>
       <w:tr>
         <w:trPr>
@@ -1760,7 +1770,7 @@
         </w:trPr>
         <w:tc>
           <w:tcPr>
-            <w:tcW w:type="dxa" w:w="2699"/>
+            <w:tcW w:type="dxa" w:w="2304"/>
             <w:vAlign w:val="center"/>
             <w:tcMar>
               <w:top w:w="85" w:type="dxa"/>
@@ -1786,7 +1796,7 @@
         </w:tc>
         <w:tc>
           <w:tcPr>
-            <w:tcW w:type="dxa" w:w="2069"/>
+            <w:tcW w:type="dxa" w:w="2376"/>
             <w:vAlign w:val="center"/>
             <w:tcMar>
               <w:top w:w="85" w:type="dxa"/>
@@ -1812,7 +1822,7 @@
         </w:tc>
         <w:tc>
           <w:tcPr>
-            <w:tcW w:type="dxa" w:w="5312"/>
+            <w:tcW w:type="dxa" w:w="5400"/>
             <w:vAlign w:val="center"/>
             <w:tcMar>
               <w:top w:w="85" w:type="dxa"/>
@@ -1843,7 +1853,7 @@
         </w:trPr>
         <w:tc>
           <w:tcPr>
-            <w:tcW w:type="dxa" w:w="2699"/>
+            <w:tcW w:type="dxa" w:w="2304"/>
             <w:vAlign w:val="center"/>
             <w:tcMar>
               <w:top w:w="85" w:type="dxa"/>
@@ -1868,7 +1878,7 @@
         </w:tc>
         <w:tc>
           <w:tcPr>
-            <w:tcW w:type="dxa" w:w="2069"/>
+            <w:tcW w:type="dxa" w:w="2376"/>
             <w:vAlign w:val="center"/>
             <w:tcMar>
               <w:top w:w="85" w:type="dxa"/>
@@ -1893,7 +1903,7 @@
         </w:tc>
         <w:tc>
           <w:tcPr>
-            <w:tcW w:type="dxa" w:w="5312"/>
+            <w:tcW w:type="dxa" w:w="5400"/>
             <w:vAlign w:val="center"/>
             <w:tcMar>
               <w:top w:w="85" w:type="dxa"/>
@@ -1923,7 +1933,7 @@
         </w:trPr>
         <w:tc>
           <w:tcPr>
-            <w:tcW w:type="dxa" w:w="2699"/>
+            <w:tcW w:type="dxa" w:w="2304"/>
             <w:vAlign w:val="center"/>
             <w:tcMar>
               <w:top w:w="85" w:type="dxa"/>
@@ -1948,7 +1958,7 @@
         </w:tc>
         <w:tc>
           <w:tcPr>
-            <w:tcW w:type="dxa" w:w="2069"/>
+            <w:tcW w:type="dxa" w:w="2376"/>
             <w:vAlign w:val="center"/>
             <w:tcMar>
               <w:top w:w="85" w:type="dxa"/>
@@ -1973,7 +1983,7 @@
         </w:tc>
         <w:tc>
           <w:tcPr>
-            <w:tcW w:type="dxa" w:w="5312"/>
+            <w:tcW w:type="dxa" w:w="5400"/>
             <w:vAlign w:val="center"/>
             <w:tcMar>
               <w:top w:w="85" w:type="dxa"/>
@@ -2003,7 +2013,7 @@
         </w:trPr>
         <w:tc>
           <w:tcPr>
-            <w:tcW w:type="dxa" w:w="2699"/>
+            <w:tcW w:type="dxa" w:w="2304"/>
             <w:vAlign w:val="center"/>
             <w:tcMar>
               <w:top w:w="85" w:type="dxa"/>
@@ -2022,13 +2032,13 @@
                 <w:color w:val="000000"/>
                 <w:sz w:val="20"/>
               </w:rPr>
-              <w:t>Схема узла</w:t>
-            </w:r>
-          </w:p>
-        </w:tc>
-        <w:tc>
-          <w:tcPr>
-            <w:tcW w:type="dxa" w:w="2069"/>
+              <w:t>Схема слоёв</w:t>
+            </w:r>
+          </w:p>
+        </w:tc>
+        <w:tc>
+          <w:tcPr>
+            <w:tcW w:type="dxa" w:w="2376"/>
             <w:vAlign w:val="center"/>
             <w:tcMar>
               <w:top w:w="85" w:type="dxa"/>
@@ -2053,7 +2063,7 @@
         </w:tc>
         <w:tc>
           <w:tcPr>
-            <w:tcW w:type="dxa" w:w="5312"/>
+            <w:tcW w:type="dxa" w:w="5400"/>
             <w:vAlign w:val="center"/>
             <w:tcMar>
               <w:top w:w="85" w:type="dxa"/>
@@ -2083,7 +2093,7 @@
         </w:trPr>
         <w:tc>
           <w:tcPr>
-            <w:tcW w:type="dxa" w:w="2699"/>
+            <w:tcW w:type="dxa" w:w="2304"/>
             <w:vAlign w:val="center"/>
             <w:tcMar>
               <w:top w:w="85" w:type="dxa"/>
@@ -2102,13 +2112,13 @@
                 <w:color w:val="000000"/>
                 <w:sz w:val="20"/>
               </w:rPr>
-              <w:t>Принять старую зону</w:t>
-            </w:r>
-          </w:p>
-        </w:tc>
-        <w:tc>
-          <w:tcPr>
-            <w:tcW w:type="dxa" w:w="2069"/>
+              <w:t>Узел из библиотеки</w:t>
+            </w:r>
+          </w:p>
+        </w:tc>
+        <w:tc>
+          <w:tcPr>
+            <w:tcW w:type="dxa" w:w="2376"/>
             <w:vAlign w:val="center"/>
             <w:tcMar>
               <w:top w:w="85" w:type="dxa"/>
@@ -2127,13 +2137,13 @@
                 <w:color w:val="000000"/>
                 <w:sz w:val="20"/>
               </w:rPr>
-              <w:t>ATFZONEACCEPT</w:t>
-            </w:r>
-          </w:p>
-        </w:tc>
-        <w:tc>
-          <w:tcPr>
-            <w:tcW w:type="dxa" w:w="5312"/>
+              <w:t>ATFNODEIMPORT</w:t>
+            </w:r>
+          </w:p>
+        </w:tc>
+        <w:tc>
+          <w:tcPr>
+            <w:tcW w:type="dxa" w:w="5400"/>
             <w:vAlign w:val="center"/>
             <w:tcMar>
               <w:top w:w="85" w:type="dxa"/>
@@ -2152,7 +2162,7 @@
                 <w:color w:val="000000"/>
                 <w:sz w:val="20"/>
               </w:rPr>
-              <w:t>Принятие существующих контуров старой зоны</w:t>
+              <w:t>Импорт совместимого нативного динамического узла из подготовленного DWG</w:t>
             </w:r>
           </w:p>
         </w:tc>
@@ -2163,7 +2173,7 @@
         </w:trPr>
         <w:tc>
           <w:tcPr>
-            <w:tcW w:type="dxa" w:w="2699"/>
+            <w:tcW w:type="dxa" w:w="2304"/>
             <w:vAlign w:val="center"/>
             <w:tcMar>
               <w:top w:w="85" w:type="dxa"/>
@@ -2182,13 +2192,333 @@
                 <w:color w:val="000000"/>
                 <w:sz w:val="20"/>
               </w:rPr>
+              <w:t>Изменить узлы</w:t>
+            </w:r>
+          </w:p>
+        </w:tc>
+        <w:tc>
+          <w:tcPr>
+            <w:tcW w:type="dxa" w:w="2376"/>
+            <w:vAlign w:val="center"/>
+            <w:tcMar>
+              <w:top w:w="85" w:type="dxa"/>
+              <w:bottom w:w="85" w:type="dxa"/>
+              <w:left w:w="100" w:type="dxa"/>
+              <w:right w:w="100" w:type="dxa"/>
+            </w:tcMar>
+            <w:shd w:fill="FFFFFF"/>
+          </w:tcPr>
+          <w:p>
+            <w:pPr>
+              <w:spacing w:after="0" w:before="0" w:line="259" w:lineRule="auto"/>
+            </w:pPr>
+            <w:r>
+              <w:rPr>
+                <w:color w:val="000000"/>
+                <w:sz w:val="20"/>
+              </w:rPr>
+              <w:t>ATFNODEEDIT</w:t>
+            </w:r>
+          </w:p>
+        </w:tc>
+        <w:tc>
+          <w:tcPr>
+            <w:tcW w:type="dxa" w:w="5400"/>
+            <w:vAlign w:val="center"/>
+            <w:tcMar>
+              <w:top w:w="85" w:type="dxa"/>
+              <w:bottom w:w="85" w:type="dxa"/>
+              <w:left w:w="100" w:type="dxa"/>
+              <w:right w:w="100" w:type="dxa"/>
+            </w:tcMar>
+            <w:shd w:fill="FFFFFF"/>
+          </w:tcPr>
+          <w:p>
+            <w:pPr>
+              <w:spacing w:after="0" w:before="0" w:line="259" w:lineRule="auto"/>
+            </w:pPr>
+            <w:r>
+              <w:rPr>
+                <w:color w:val="000000"/>
+                <w:sz w:val="20"/>
+              </w:rPr>
+              <w:t>Параметры, затем выбор только изменяемых вставок</w:t>
+            </w:r>
+          </w:p>
+        </w:tc>
+      </w:tr>
+      <w:tr>
+        <w:trPr>
+          <w:cantSplit/>
+        </w:trPr>
+        <w:tc>
+          <w:tcPr>
+            <w:tcW w:type="dxa" w:w="2304"/>
+            <w:vAlign w:val="center"/>
+            <w:tcMar>
+              <w:top w:w="85" w:type="dxa"/>
+              <w:bottom w:w="85" w:type="dxa"/>
+              <w:left w:w="100" w:type="dxa"/>
+              <w:right w:w="100" w:type="dxa"/>
+            </w:tcMar>
+            <w:shd w:fill="F1F5F7"/>
+          </w:tcPr>
+          <w:p>
+            <w:pPr>
+              <w:spacing w:after="0" w:before="0" w:line="259" w:lineRule="auto"/>
+            </w:pPr>
+            <w:r>
+              <w:rPr>
+                <w:color w:val="000000"/>
+                <w:sz w:val="20"/>
+              </w:rPr>
+              <w:t>Через командную строку</w:t>
+            </w:r>
+          </w:p>
+        </w:tc>
+        <w:tc>
+          <w:tcPr>
+            <w:tcW w:type="dxa" w:w="2376"/>
+            <w:vAlign w:val="center"/>
+            <w:tcMar>
+              <w:top w:w="85" w:type="dxa"/>
+              <w:bottom w:w="85" w:type="dxa"/>
+              <w:left w:w="100" w:type="dxa"/>
+              <w:right w:w="100" w:type="dxa"/>
+            </w:tcMar>
+            <w:shd w:fill="F1F5F7"/>
+          </w:tcPr>
+          <w:p>
+            <w:pPr>
+              <w:spacing w:after="0" w:before="0" w:line="259" w:lineRule="auto"/>
+            </w:pPr>
+            <w:r>
+              <w:rPr>
+                <w:color w:val="000000"/>
+                <w:sz w:val="20"/>
+              </w:rPr>
+              <w:t>ATFNODEDEMO</w:t>
+            </w:r>
+          </w:p>
+        </w:tc>
+        <w:tc>
+          <w:tcPr>
+            <w:tcW w:type="dxa" w:w="5400"/>
+            <w:vAlign w:val="center"/>
+            <w:tcMar>
+              <w:top w:w="85" w:type="dxa"/>
+              <w:bottom w:w="85" w:type="dxa"/>
+              <w:left w:w="100" w:type="dxa"/>
+              <w:right w:w="100" w:type="dxa"/>
+            </w:tcMar>
+            <w:shd w:fill="F1F5F7"/>
+          </w:tcPr>
+          <w:p>
+            <w:pPr>
+              <w:spacing w:after="0" w:before="0" w:line="259" w:lineRule="auto"/>
+            </w:pPr>
+            <w:r>
+              <w:rPr>
+                <w:color w:val="000000"/>
+                <w:sz w:val="20"/>
+              </w:rPr>
+              <w:t>Пять самостоятельных копий выбранной вставки</w:t>
+            </w:r>
+          </w:p>
+        </w:tc>
+      </w:tr>
+      <w:tr>
+        <w:trPr>
+          <w:cantSplit/>
+        </w:trPr>
+        <w:tc>
+          <w:tcPr>
+            <w:tcW w:type="dxa" w:w="2304"/>
+            <w:vAlign w:val="center"/>
+            <w:tcMar>
+              <w:top w:w="85" w:type="dxa"/>
+              <w:bottom w:w="85" w:type="dxa"/>
+              <w:left w:w="100" w:type="dxa"/>
+              <w:right w:w="100" w:type="dxa"/>
+            </w:tcMar>
+            <w:shd w:fill="FFFFFF"/>
+          </w:tcPr>
+          <w:p>
+            <w:pPr>
+              <w:spacing w:after="0" w:before="0" w:line="259" w:lineRule="auto"/>
+            </w:pPr>
+            <w:r>
+              <w:rPr>
+                <w:color w:val="000000"/>
+                <w:sz w:val="20"/>
+              </w:rPr>
+              <w:t>Через командную строку</w:t>
+            </w:r>
+          </w:p>
+        </w:tc>
+        <w:tc>
+          <w:tcPr>
+            <w:tcW w:type="dxa" w:w="2376"/>
+            <w:vAlign w:val="center"/>
+            <w:tcMar>
+              <w:top w:w="85" w:type="dxa"/>
+              <w:bottom w:w="85" w:type="dxa"/>
+              <w:left w:w="100" w:type="dxa"/>
+              <w:right w:w="100" w:type="dxa"/>
+            </w:tcMar>
+            <w:shd w:fill="FFFFFF"/>
+          </w:tcPr>
+          <w:p>
+            <w:pPr>
+              <w:spacing w:after="0" w:before="0" w:line="259" w:lineRule="auto"/>
+            </w:pPr>
+            <w:r>
+              <w:rPr>
+                <w:color w:val="000000"/>
+                <w:sz w:val="20"/>
+              </w:rPr>
+              <w:t>ATFNODETEST</w:t>
+            </w:r>
+          </w:p>
+        </w:tc>
+        <w:tc>
+          <w:tcPr>
+            <w:tcW w:type="dxa" w:w="5400"/>
+            <w:vAlign w:val="center"/>
+            <w:tcMar>
+              <w:top w:w="85" w:type="dxa"/>
+              <w:bottom w:w="85" w:type="dxa"/>
+              <w:left w:w="100" w:type="dxa"/>
+              <w:right w:w="100" w:type="dxa"/>
+            </w:tcMar>
+            <w:shd w:fill="FFFFFF"/>
+          </w:tcPr>
+          <w:p>
+            <w:pPr>
+              <w:spacing w:after="0" w:before="0" w:line="259" w:lineRule="auto"/>
+            </w:pPr>
+            <w:r>
+              <w:rPr>
+                <w:color w:val="000000"/>
+                <w:sz w:val="20"/>
+              </w:rPr>
+              <w:t>Нативная проверка трёх из пяти с откатом собственных изменений</w:t>
+            </w:r>
+          </w:p>
+        </w:tc>
+      </w:tr>
+      <w:tr>
+        <w:trPr>
+          <w:cantSplit/>
+        </w:trPr>
+        <w:tc>
+          <w:tcPr>
+            <w:tcW w:type="dxa" w:w="2304"/>
+            <w:vAlign w:val="center"/>
+            <w:tcMar>
+              <w:top w:w="85" w:type="dxa"/>
+              <w:bottom w:w="85" w:type="dxa"/>
+              <w:left w:w="100" w:type="dxa"/>
+              <w:right w:w="100" w:type="dxa"/>
+            </w:tcMar>
+            <w:shd w:fill="F1F5F7"/>
+          </w:tcPr>
+          <w:p>
+            <w:pPr>
+              <w:spacing w:after="0" w:before="0" w:line="259" w:lineRule="auto"/>
+            </w:pPr>
+            <w:r>
+              <w:rPr>
+                <w:color w:val="000000"/>
+                <w:sz w:val="20"/>
+              </w:rPr>
+              <w:t>Принять старую зону</w:t>
+            </w:r>
+          </w:p>
+        </w:tc>
+        <w:tc>
+          <w:tcPr>
+            <w:tcW w:type="dxa" w:w="2376"/>
+            <w:vAlign w:val="center"/>
+            <w:tcMar>
+              <w:top w:w="85" w:type="dxa"/>
+              <w:bottom w:w="85" w:type="dxa"/>
+              <w:left w:w="100" w:type="dxa"/>
+              <w:right w:w="100" w:type="dxa"/>
+            </w:tcMar>
+            <w:shd w:fill="F1F5F7"/>
+          </w:tcPr>
+          <w:p>
+            <w:pPr>
+              <w:spacing w:after="0" w:before="0" w:line="259" w:lineRule="auto"/>
+            </w:pPr>
+            <w:r>
+              <w:rPr>
+                <w:color w:val="000000"/>
+                <w:sz w:val="20"/>
+              </w:rPr>
+              <w:t>ATFZONEACCEPT</w:t>
+            </w:r>
+          </w:p>
+        </w:tc>
+        <w:tc>
+          <w:tcPr>
+            <w:tcW w:type="dxa" w:w="5400"/>
+            <w:vAlign w:val="center"/>
+            <w:tcMar>
+              <w:top w:w="85" w:type="dxa"/>
+              <w:bottom w:w="85" w:type="dxa"/>
+              <w:left w:w="100" w:type="dxa"/>
+              <w:right w:w="100" w:type="dxa"/>
+            </w:tcMar>
+            <w:shd w:fill="F1F5F7"/>
+          </w:tcPr>
+          <w:p>
+            <w:pPr>
+              <w:spacing w:after="0" w:before="0" w:line="259" w:lineRule="auto"/>
+            </w:pPr>
+            <w:r>
+              <w:rPr>
+                <w:color w:val="000000"/>
+                <w:sz w:val="20"/>
+              </w:rPr>
+              <w:t>Принятие существующих контуров старой зоны</w:t>
+            </w:r>
+          </w:p>
+        </w:tc>
+      </w:tr>
+      <w:tr>
+        <w:trPr>
+          <w:cantSplit/>
+        </w:trPr>
+        <w:tc>
+          <w:tcPr>
+            <w:tcW w:type="dxa" w:w="2304"/>
+            <w:vAlign w:val="center"/>
+            <w:tcMar>
+              <w:top w:w="85" w:type="dxa"/>
+              <w:bottom w:w="85" w:type="dxa"/>
+              <w:left w:w="100" w:type="dxa"/>
+              <w:right w:w="100" w:type="dxa"/>
+            </w:tcMar>
+            <w:shd w:fill="FFFFFF"/>
+          </w:tcPr>
+          <w:p>
+            <w:pPr>
+              <w:spacing w:after="0" w:before="0" w:line="259" w:lineRule="auto"/>
+            </w:pPr>
+            <w:r>
+              <w:rPr>
+                <w:color w:val="000000"/>
+                <w:sz w:val="20"/>
+              </w:rPr>
               <w:t>Связи контуров</w:t>
             </w:r>
           </w:p>
         </w:tc>
         <w:tc>
           <w:tcPr>
-            <w:tcW w:type="dxa" w:w="2069"/>
+            <w:tcW w:type="dxa" w:w="2376"/>
             <w:vAlign w:val="center"/>
             <w:tcMar>
               <w:top w:w="85" w:type="dxa"/>
@@ -2213,7 +2543,7 @@
         </w:tc>
         <w:tc>
           <w:tcPr>
-            <w:tcW w:type="dxa" w:w="5312"/>
+            <w:tcW w:type="dxa" w:w="5400"/>
             <w:vAlign w:val="center"/>
             <w:tcMar>
               <w:top w:w="85" w:type="dxa"/>
@@ -2249,14 +2579,257 @@
       </w:r>
     </w:p>
     <w:p>
-      <w:bookmarkStart w:id="76" w:name="chapter_4"/>
+      <w:pPr>
+        <w:pStyle w:val="Heading2"/>
+      </w:pPr>
+      <w:r>
+        <w:t>2 3 Что повторить после исправлений 5 6 октября</w:t>
+      </w:r>
+    </w:p>
+    <w:p>
+      <w:r>
+        <w:t>Первые три исправления уже входили в №108; пункты 4–12 добавлены после него и включены в №109. Исправленный авторский LISP из пункта 13 передаётся отдельным закрытым тестовым ZIP, не входит в три установочных бандла. Ни успешная компиляция, ни программные тесты не подтверждают живой проход в AutoCAD. Для каждого пункта запишите результат и сохраните F2 при отказе. Старый результат на экране после ошибки не считается новым успешным построением.</w:t>
+      </w:r>
+    </w:p>
+    <w:p>
+      <w:pPr>
+        <w:ind w:left="317" w:hanging="317"/>
+      </w:pPr>
+      <w:r>
+        <w:t xml:space="preserve">1. </w:t>
+      </w:r>
+      <w:r>
+        <w:rPr>
+          <w:b/>
+        </w:rPr>
+        <w:t>ATFZONE — ложная порча снимка.</w:t>
+      </w:r>
+      <w:r>
+        <w:t xml:space="preserve"> Создайте зону на прежних дробных координатах, сохраните DWG/JSON, перезапустите AutoCAD и повторите. Неизменённые данные должны читаться; настоящее смещение границы в контрольной копии должно требовать обновления.</w:t>
+      </w:r>
+    </w:p>
+    <w:p>
+      <w:pPr>
+        <w:ind w:left="317" w:hanging="317"/>
+      </w:pPr>
+      <w:r>
+        <w:t xml:space="preserve">2. </w:t>
+      </w:r>
+      <w:r>
+        <w:rPr>
+          <w:b/>
+        </w:rPr>
+        <w:t>ATTILE — прямоугольная штриховка из отрезков.</w:t>
+      </w:r>
+      <w:r>
+        <w:t xml:space="preserve"> Повторите прежний образец и параметры, затем сохранение/перезапуск. Прямоугольная HATCH не должна отклоняться только из-за способа хранения границы; поддержку произвольной кривой это не обещает.</w:t>
+      </w:r>
+    </w:p>
+    <w:p>
+      <w:pPr>
+        <w:ind w:left="317" w:hanging="317"/>
+      </w:pPr>
+      <w:r>
+        <w:t xml:space="preserve">3. </w:t>
+      </w:r>
+      <w:r>
+        <w:rPr>
+          <w:b/>
+        </w:rPr>
+        <w:t>Инициализация ленты и меню.</w:t>
+      </w:r>
+      <w:r>
+        <w:t xml:space="preserve"> После штатного перезапуска проверьте кнопку и ручной ATFZONE. Ошибка ленты больше не должна пропускать меню; F2 показывает причину. Точная причина исходного пропадания панели ещё не подтверждена.</w:t>
+      </w:r>
+    </w:p>
+    <w:p>
+      <w:pPr>
+        <w:ind w:left="317" w:hanging="317"/>
+      </w:pPr>
+      <w:r>
+        <w:t xml:space="preserve">4. </w:t>
+      </w:r>
+      <w:r>
+        <w:rPr>
+          <w:b/>
+        </w:rPr>
+        <w:t>ATFNODE — eInvalidKey.</w:t>
+      </w:r>
+      <w:r>
+        <w:t xml:space="preserve"> После ATFPROJECT и ATFZONEPARAMS вставьте схему при обычном оформлении «По слою», проверьте подписи и повторное открытие. Недопустимое чтение прозрачности исправлено; ожидается вставка без исключения.</w:t>
+      </w:r>
+    </w:p>
+    <w:p>
+      <w:pPr>
+        <w:ind w:left="317" w:hanging="317"/>
+      </w:pPr>
+      <w:r>
+        <w:t xml:space="preserve">5. </w:t>
+      </w:r>
+      <w:r>
+        <w:rPr>
+          <w:b/>
+        </w:rPr>
+        <w:t>Динамическая «кассета 2».</w:t>
+      </w:r>
+      <w:r>
+        <w:t xml:space="preserve"> Повторите 821,87×600 мм с образцом и без него, измерьте габариты и базу. Оценивается окончательная пара размеров, включая уже точные свойства «только чтение». Конкретный отказ с фотографии ещё требует нативного повтора; блок не подменяется прямоугольником.</w:t>
+      </w:r>
+    </w:p>
+    <w:p>
+      <w:pPr>
+        <w:ind w:left="317" w:hanging="317"/>
+      </w:pPr>
+      <w:r>
+        <w:t xml:space="preserve">6. </w:t>
+      </w:r>
+      <w:r>
+        <w:rPr>
+          <w:b/>
+        </w:rPr>
+        <w:t>ACAD:Фасады при запуске.</w:t>
+      </w:r>
+      <w:r>
+        <w:t xml:space="preserve"> После штатного выхода/входа проверьте меню и ручную команду. Исправлены поиск и очистка своего меню после перестановок групп CUI/СПДС. Если предупреждение осталось, передайте F2 и снимок текущего рабочего пространства, не удаляя профиль.</w:t>
+      </w:r>
+    </w:p>
+    <w:p>
+      <w:pPr>
+        <w:ind w:left="317" w:hanging="317"/>
+      </w:pPr>
+      <w:r>
+        <w:t xml:space="preserve">7. </w:t>
+      </w:r>
+      <w:r>
+        <w:rPr>
+          <w:b/>
+        </w:rPr>
+        <w:t>Торцы у окон.</w:t>
+      </w:r>
+      <w:r>
+        <w:t xml:space="preserve"> Измерьте низ/верх окна в вертикальной и ортогональной схемах: исходные оси доходят до грани проёма; отступ 100 мм и выступы 50/50 относятся к отдельным боковым стойкам. Старт кронштейна ради обхода ошибки не меняйте.</w:t>
+      </w:r>
+    </w:p>
+    <w:p>
+      <w:pPr>
+        <w:ind w:left="317" w:hanging="317"/>
+      </w:pPr>
+      <w:r>
+        <w:t xml:space="preserve">8. </w:t>
+      </w:r>
+      <w:r>
+        <w:rPr>
+          <w:b/>
+        </w:rPr>
+        <w:t>Хлыст и добор.</w:t>
+      </w:r>
+      <w:r>
+        <w:t xml:space="preserve"> На непрерывном участке 3300 мм при хлысте 3000 и зазоре 10 ожидаются 3000 + 10 + 290 мм. Добор имеет одну центральную опору и красное замечание, а не два уравненных куска; см. раздел 7.7.</w:t>
+      </w:r>
+    </w:p>
+    <w:p>
+      <w:pPr>
+        <w:ind w:left="317" w:hanging="317"/>
+      </w:pPr>
+      <w:r>
+        <w:t xml:space="preserve">9. </w:t>
+      </w:r>
+      <w:r>
+        <w:rPr>
+          <w:b/>
+        </w:rPr>
+        <w:t>Стойки верхних окон.</w:t>
+      </w:r>
+      <w:r>
+        <w:t xml:space="preserve"> Пройдите точный фасад с 15 окнами по разделам 7.4–7.5. Боковые стойки присутствуют у каждого ряда; стыки и хлыстовые зазоры сохраняются. Контроль: 160/583/12 по расчёту и 160/532/12 вручную.</w:t>
+      </w:r>
+    </w:p>
+    <w:p>
+      <w:pPr>
+        <w:ind w:left="317" w:hanging="317"/>
+      </w:pPr>
+      <w:r>
+        <w:t xml:space="preserve">10. </w:t>
+      </w:r>
+      <w:r>
+        <w:rPr>
+          <w:b/>
+        </w:rPr>
+        <w:t>Лишняя стойка при дробном X.</w:t>
+      </w:r>
+      <w:r>
+        <w:t xml:space="preserve"> Сравните исходник и полностью перенесённую по X на 0,12344 мм копию у граничного расстояния 50 мм. После вычитания переноса количество/геометрия совпадают в обеих схемах; нужная стойка за пределом 50 мм сохраняется. Контрольные 10/6 относятся только к синтетическому входу, не к произвольному фасаду.</w:t>
+      </w:r>
+    </w:p>
+    <w:p>
+      <w:pPr>
+        <w:ind w:left="317" w:hanging="317"/>
+      </w:pPr>
+      <w:r>
+        <w:t xml:space="preserve">11. </w:t>
+      </w:r>
+      <w:r>
+        <w:rPr>
+          <w:b/>
+        </w:rPr>
+        <w:t>Верхние ортогональные кронштейны при дробном Y.</w:t>
+      </w:r>
+      <w:r>
+        <w:t xml:space="preserve"> Сравните исходник и перенос X +0,12344 / Y −0,37544 мм. Верхние опоры не исчезают; после учёта переноса число и позиции совпадают. Синтетический контроль сохраняет 34 вместо ошибочных 32, но это не общий норматив количества.</w:t>
+      </w:r>
+    </w:p>
+    <w:p>
+      <w:pPr>
+        <w:ind w:left="317" w:hanging="317"/>
+      </w:pPr>
+      <w:r>
+        <w:t xml:space="preserve">12. </w:t>
+      </w:r>
+      <w:r>
+        <w:rPr>
+          <w:b/>
+        </w:rPr>
+        <w:t>Ложный успех проверки узла.</w:t>
+      </w:r>
+      <w:r>
+        <w:t xml:space="preserve"> После правильного ATFNODETEST на отдельной копии </w:t>
+      </w:r>
+      <w:r>
+        <w:rPr>
+          <w:b/>
+        </w:rPr>
+        <w:t>всего DWG</w:t>
+      </w:r>
+      <w:r>
+        <w:t xml:space="preserve"> исказите текстовую подмену, округление или DIMLFAC самого размера; неверные данные должны отклоняться. COPY вставки с последующим BEDIT не изолирует общее определение. Равномерный масштаб вставки сам по себе допустим. Отдельно проверьте дюймовые единицы; исходную библиотеку не портите.</w:t>
+      </w:r>
+    </w:p>
+    <w:p>
+      <w:pPr>
+        <w:ind w:left="317" w:hanging="317"/>
+      </w:pPr>
+      <w:r>
+        <w:t xml:space="preserve">13. </w:t>
+      </w:r>
+      <w:r>
+        <w:rPr>
+          <w:b/>
+        </w:rPr>
+        <w:t>Зависимость автора узла от DWT.</w:t>
+      </w:r>
+      <w:r>
+        <w:t xml:space="preserve"> Подготовьте отдельный пустой шаблон с DIMRND и выключенным слоем, назначенным в DIMLAYER. Начните новый, ещё не изменённый DWG из этого шаблона и выполните APPLOAD → ATFNATIVEBUILD по главе 13. Размеры должны быть видны и соответствовать модели; непригодный слой 0 отклоняется до изменений. Сохраните F2 с этапом/командой/последним запросом. Не меняйте настройки непосредственно перед автором в новом DWG: он требует чистый исходник.</w:t>
+      </w:r>
+    </w:p>
+    <w:p>
+      <w:bookmarkStart w:id="98" w:name="chapter_4"/>
       <w:pPr>
         <w:pStyle w:val="Heading1"/>
       </w:pPr>
       <w:r>
         <w:t>3 Пять правил перед первым чертежом</w:t>
       </w:r>
-      <w:bookmarkEnd w:id="76"/>
+      <w:bookmarkEnd w:id="98"/>
     </w:p>
     <w:p>
       <w:r>
@@ -2389,14 +2962,14 @@
       </w:r>
     </w:p>
     <w:p>
-      <w:bookmarkStart w:id="90" w:name="chapter_5"/>
+      <w:bookmarkStart w:id="112" w:name="chapter_5"/>
       <w:pPr>
         <w:pStyle w:val="Heading1"/>
       </w:pPr>
       <w:r>
         <w:t>4 Учебный фасад исходник и проверочные размеры</w:t>
       </w:r>
-      <w:bookmarkEnd w:id="90"/>
+      <w:bookmarkEnd w:id="112"/>
     </w:p>
     <w:p>
       <w:pPr>
@@ -2990,14 +3563,14 @@
       </w:r>
     </w:p>
     <w:p>
-      <w:bookmarkStart w:id="116" w:name="chapter_6"/>
+      <w:bookmarkStart w:id="138" w:name="chapter_6"/>
       <w:pPr>
         <w:pStyle w:val="Heading1"/>
       </w:pPr>
       <w:r>
         <w:t>5 Шаг 1 создать зону командой ATFZONE</w:t>
       </w:r>
-      <w:bookmarkEnd w:id="116"/>
+      <w:bookmarkEnd w:id="138"/>
     </w:p>
     <w:p>
       <w:pPr>
@@ -4636,14 +5209,14 @@
       </w:r>
     </w:p>
     <w:p>
-      <w:bookmarkStart w:id="164" w:name="chapter_7"/>
+      <w:bookmarkStart w:id="186" w:name="chapter_7"/>
       <w:pPr>
         <w:pStyle w:val="Heading1"/>
       </w:pPr>
       <w:r>
         <w:t>6 Шаг 2 разложить плитку командой ATTILE</w:t>
       </w:r>
-      <w:bookmarkEnd w:id="164"/>
+      <w:bookmarkEnd w:id="186"/>
     </w:p>
     <w:p>
       <w:pPr>
@@ -6638,14 +7211,14 @@
       </w:r>
     </w:p>
     <w:p>
-      <w:bookmarkStart w:id="219" w:name="chapter_8"/>
+      <w:bookmarkStart w:id="241" w:name="chapter_8"/>
       <w:pPr>
         <w:pStyle w:val="Heading1"/>
       </w:pPr>
       <w:r>
         <w:t>7 Шаг 3 построить подсистему ATFRAME</w:t>
       </w:r>
-      <w:bookmarkEnd w:id="219"/>
+      <w:bookmarkEnd w:id="241"/>
     </w:p>
     <w:p>
       <w:pPr>
@@ -9115,16 +9688,16 @@
     </w:p>
     <w:p>
       <w:r>
-        <w:t xml:space="preserve">Увеличьте низ окон, простенки и верх стены над последним рядом окон. В этом точном примере на каждом отдельном куске должно быть не меньше двух кронштейнов. Для коротких перемычек другого фасада действует правило раздела 7.6. Окна остаются пустыми, у обоих наружных краёв присутствуют направляющие. Для указанных входов проверенный движок даёт </w:t>
+        <w:t xml:space="preserve">Увеличьте низ окон, простенки и верх стены над последним рядом окон. Проверьте боковые стойки у всех трёх рядов, торцы исходных осей на гранях проёмов, сохранность стыковых зазоров и отсутствие дублей. Окна остаются пустыми, у обоих наружных краёв есть направляющие. Для точных входов движок даёт </w:t>
       </w:r>
       <w:r>
         <w:rPr>
           <w:b/>
         </w:rPr>
-        <w:t>148 направляющих и 553 кронштейна</w:t>
-      </w:r>
-      <w:r>
-        <w:t>. Один участок получает дополнительную опору при локальном уменьшении шага. Это числовой ориентир упражнения, не норматив расхода и не результат уже выполненной живой проверки AutoCAD.</w:t>
+        <w:t>160 направляющих, 583 кронштейна и 12 замечаний; расчётный статус partial</w:t>
+      </w:r>
+      <w:r>
+        <w:t>. Короткие доборы имеют одну центральную опору и адресную красную пометку; это не подтверждённое закрепление. Числа — ориентир упражнения, не норматив расхода и не результат уже выполненной живой проверки AutoCAD.</w:t>
       </w:r>
     </w:p>
     <w:p>
@@ -9175,10 +9748,10 @@
         <w:rPr>
           <w:b/>
         </w:rPr>
-        <w:t>148 направляющих и 504 кронштейна</w:t>
-      </w:r>
-      <w:r>
-        <w:t>, без одноопорных хвостов. Эти ручные шаги не являются инженерным назначением для рабочего объекта.</w:t>
+        <w:t>160 направляющих, 532 кронштейна и 12 замечаний</w:t>
+      </w:r>
+      <w:r>
+        <w:t>. Короткие доборы сохраняют одну центральную опору и пометку непроверенного закрепления. Эти ручные шаги не являются инженерным назначением для рабочего объекта.</w:t>
       </w:r>
     </w:p>
     <w:p>
@@ -9201,7 +9774,7 @@
         <w:t>10 мм</w:t>
       </w:r>
       <w:r>
-        <w:t>, прямая раскладка. Проверьте, что окна свободны и крайние подрезки приемлемы. Заново постройте подсистему по этой раскладке с теми же наружными углами. Теперь оси берутся из облицовки, поэтому числа 148 и 553 из отдельного теста ручных осей уже не служат эталоном.</w:t>
+        <w:t>, прямая раскладка. Проверьте, что окна свободны и крайние подрезки приемлемы. Заново постройте подсистему по этой раскладке с теми же наружными углами. Теперь оси берутся из облицовки, поэтому числа 160 и 583 из отдельного теста исходных осей уже не служат эталоном.</w:t>
       </w:r>
     </w:p>
     <w:p>
@@ -9418,14 +9991,100 @@
       </w:r>
     </w:p>
     <w:p>
-      <w:bookmarkStart w:id="328" w:name="chapter_9"/>
+      <w:pPr>
+        <w:pStyle w:val="Heading2"/>
+      </w:pPr>
+      <w:r>
+        <w:t>7 7 Хлыст 3 м и короткий добор</w:t>
+      </w:r>
+    </w:p>
+    <w:p>
+      <w:r>
+        <w:t xml:space="preserve">На отдельной учебной прямоугольной стене обеспечьте непрерывный участок направляющей </w:t>
+      </w:r>
+      <w:r>
+        <w:rPr>
+          <w:b/>
+        </w:rPr>
+        <w:t>3300 мм</w:t>
+      </w:r>
+      <w:r>
+        <w:t xml:space="preserve">. Задайте длину хлыста </w:t>
+      </w:r>
+      <w:r>
+        <w:rPr>
+          <w:b/>
+        </w:rPr>
+        <w:t>3000 мм</w:t>
+      </w:r>
+      <w:r>
+        <w:t xml:space="preserve">, зазор </w:t>
+      </w:r>
+      <w:r>
+        <w:rPr>
+          <w:b/>
+        </w:rPr>
+        <w:t>10 мм</w:t>
+      </w:r>
+      <w:r>
+        <w:t xml:space="preserve">, старт кронштейна </w:t>
+      </w:r>
+      <w:r>
+        <w:rPr>
+          <w:b/>
+        </w:rPr>
+        <w:t>300 мм</w:t>
+      </w:r>
+      <w:r>
+        <w:t xml:space="preserve"> и выключите отметки перекрытий. Выполните ATFRAME и измерьте результат: </w:t>
+      </w:r>
+      <w:r>
+        <w:rPr>
+          <w:b/>
+        </w:rPr>
+        <w:t>3000 + 10 + 290 мм</w:t>
+      </w:r>
+      <w:r>
+        <w:t>. Последний кусок не делится поровну с предыдущим.</w:t>
+      </w:r>
+    </w:p>
+    <w:p>
+      <w:r>
+        <w:t xml:space="preserve">Добор 290 мм получает </w:t>
+      </w:r>
+      <w:r>
+        <w:rPr>
+          <w:b/>
+        </w:rPr>
+        <w:t>один кронштейн по центру</w:t>
+      </w:r>
+      <w:r>
+        <w:t xml:space="preserve"> и красную адресную пометку. В расчётном режиме результат остаётся </w:t>
+      </w:r>
+      <w:r>
+        <w:rPr>
+          <w:b/>
+        </w:rPr>
+        <w:t>partial</w:t>
+      </w:r>
+      <w:r>
+        <w:t>, а не положительным расчётом всего фасада. Проверьте причину и координаты в F2 и ATFTABLE → Подсистема → Элементы, включая Excel. Сохраните DWG с JSON и повторите ведомость после открытия. Обычный фасад должен построиться целиком; отказ из-за такого добора или оставшаяся старая геометрия не считаются успехом.</w:t>
+      </w:r>
+    </w:p>
+    <w:p>
+      <w:r>
+        <w:t>Правило действует на каждом непрерывном участке после учёта окон и контура; явные отметки перекрытий сохраняются. Если конец попал в очередной зазор, нулевой или отрицательный добор не создаётся. Отрицательный и другой недопустимый зазор отклоняются без зависания. Для инженерного применения крепление короткого куска подтверждают отдельно.</w:t>
+      </w:r>
+    </w:p>
+    <w:p>
+      <w:bookmarkStart w:id="358" w:name="chapter_9"/>
       <w:pPr>
         <w:pStyle w:val="Heading1"/>
       </w:pPr>
       <w:r>
         <w:t>8 Шаг 4 построить ведомость ATFTABLE</w:t>
       </w:r>
-      <w:bookmarkEnd w:id="328"/>
+      <w:bookmarkEnd w:id="358"/>
     </w:p>
     <w:p>
       <w:pPr>
@@ -10826,14 +11485,14 @@
       </w:r>
     </w:p>
     <w:p>
-      <w:bookmarkStart w:id="480" w:name="chapter_10"/>
+      <w:bookmarkStart w:id="510" w:name="chapter_10"/>
       <w:pPr>
         <w:pStyle w:val="Heading1"/>
       </w:pPr>
       <w:r>
         <w:t>9 Как проверять весь фасад не запутавшись в слоях</w:t>
       </w:r>
-      <w:bookmarkEnd w:id="480"/>
+      <w:bookmarkEnd w:id="510"/>
     </w:p>
     <w:p>
       <w:pPr>
@@ -11339,14 +11998,14 @@
       </w:r>
     </w:p>
     <w:p>
-      <w:bookmarkStart w:id="497" w:name="chapter_11"/>
+      <w:bookmarkStart w:id="527" w:name="chapter_11"/>
       <w:pPr>
         <w:pStyle w:val="Heading1"/>
       </w:pPr>
       <w:r>
         <w:t>10 Изменения повторный запуск и отмена</w:t>
       </w:r>
-      <w:bookmarkEnd w:id="497"/>
+      <w:bookmarkEnd w:id="527"/>
     </w:p>
     <w:p>
       <w:pPr>
@@ -11766,14 +12425,14 @@
       </w:r>
     </w:p>
     <w:p>
-      <w:bookmarkStart w:id="558" w:name="chapter_12"/>
+      <w:bookmarkStart w:id="588" w:name="chapter_12"/>
       <w:pPr>
         <w:pStyle w:val="Heading1"/>
       </w:pPr>
       <w:r>
         <w:t>11 Второе упражнение фронтон со скатами</w:t>
       </w:r>
-      <w:bookmarkEnd w:id="558"/>
+      <w:bookmarkEnd w:id="588"/>
     </w:p>
     <w:p>
       <w:pPr>
@@ -11933,14 +12592,14 @@
       </w:r>
     </w:p>
     <w:p>
-      <w:bookmarkStart w:id="574" w:name="chapter_13"/>
+      <w:bookmarkStart w:id="604" w:name="chapter_13"/>
       <w:pPr>
         <w:pStyle w:val="Heading1"/>
       </w:pPr>
       <w:r>
         <w:t>12 ATTILE справочник режимов после первого урока</w:t>
       </w:r>
-      <w:bookmarkEnd w:id="574"/>
+      <w:bookmarkEnd w:id="604"/>
     </w:p>
     <w:p>
       <w:pPr>
@@ -12560,14 +13219,14 @@
       </w:r>
     </w:p>
     <w:p>
-      <w:bookmarkStart w:id="610" w:name="chapter_14"/>
+      <w:bookmarkStart w:id="640" w:name="chapter_14"/>
       <w:pPr>
         <w:pStyle w:val="Heading1"/>
       </w:pPr>
       <w:r>
         <w:t>13 ATFRAME какие режимы выбирать</w:t>
       </w:r>
-      <w:bookmarkEnd w:id="610"/>
+      <w:bookmarkEnd w:id="640"/>
     </w:p>
     <w:p>
       <w:pPr>
@@ -12898,7 +13557,7 @@
         <w:t>Короткие остатки и исходные перемычки.</w:t>
       </w:r>
       <w:r>
-        <w:t xml:space="preserve"> При делении длинного профиля программа при необходимости перераспределяет последние два куска, чтобы убрать маленький хвост после целого хлыста. Сохраняются длина прогона, зазор, максимальная длина и заданные отметки перекрытий. Самостоятельный участок под окном или в перемычке длиной до двух торцевых отступов включительно получает один кронштейн по центру. При старте 300 мм это длина до 600 мм включительно. Он строится в обоих режимах и помечается красным как непроверенный. Старт 300 мм автоматически не меняется; другой отступ задают по проектному решению.</w:t>
+        <w:t xml:space="preserve"> Непрерывный профиль режется снизу на хлысты заданной длины, стыковой зазор и добор. Для 3300 мм при хлысте 3000 и зазоре 10 получается 3000 + 10 + 290 мм. Последние два куска не уравниваются; заданные отметки перекрытий сохраняются. Добор или самостоятельный участок под окном/в перемычке длиной до двух торцевых отступов включительно получает один кронштейн по центру. При старте 300 мм это длина до 600 мм включительно. Он строится в обоих режимах и помечается красным как непроверенный. Старт 300 мм автоматически не меняется; другой отступ задают по проектному решению.</w:t>
       </w:r>
     </w:p>
     <w:p>
@@ -13731,7 +14390,7 @@
         <w:pStyle w:val="Heading2"/>
       </w:pPr>
       <w:r>
-        <w:t>ATFNODE размерная схема одной зоны</w:t>
+        <w:t>ATFNODE справочная схема слоёв одной зоны</w:t>
       </w:r>
     </w:p>
     <w:p>
@@ -14815,7 +15474,7 @@
     </w:p>
     <w:p>
       <w:r>
-        <w:t>Перенос и поворот схемы в плоскости XY допускаются при сохранении её размеров. Копия через COPY не становится новым подтверждённым снимком; масштабирование, зеркальное отражение, наклон из плоскости и ручная правка содержимого вызывают отказ проверки. Для самостоятельного экземпляра используйте ATFNODE. Перед передачей проекта инженер отдельно подтверждает отсутствующие монтажные данные и расчёт; успешный локальный просвет не означает «узел годен».</w:t>
+        <w:t>Перенос и поворот схемы в плоскости XY допускаются при сохранении её размеров. Копия через COPY не становится новым подтверждённым снимком; масштабирование, зеркальное отражение, наклон из плоскости и ручная правка содержимого вызывают отказ проверки. Для самостоятельного экземпляра схемы используйте ATFNODE. Это ограничение схемы не распространяется на COPY библиотечных динамических вставок из следующего подраздела. Перед передачей проекта инженер отдельно подтверждает отсутствующие монтажные данные и расчёт; успешный локальный просвет не означает «узел годен».</w:t>
       </w:r>
     </w:p>
     <w:p>
@@ -14823,22 +15482,794 @@
         <w:pStyle w:val="Heading2"/>
       </w:pPr>
       <w:r>
-        <w:t>Углы и перекрытия</w:t>
-      </w:r>
-    </w:p>
-    <w:p>
-      <w:r>
-        <w:t>При включении «внешние углы здания» после окна указывают точки по X настоящих внешних углов; Enter завершает список. Наличие края выбранной зоны само по себе не обозначает внешний угол здания. При отсутствии явно заданных углов крайние направляющие могут отсутствовать. Для отдельной учебной стены задайте оба наружных края как углы; для фрагмента большой стены указывайте только действительные углы здания.</w:t>
-      </w:r>
-    </w:p>
-    <w:p>
-      <w:r>
-        <w:t>При включении «отметки перекрытий» указывают точки на соответствующих уровнях Y; Enter завершает список. В межэтажной системе без указанных отметок может использоваться «Этаж без отметок, мм». На рабочем чертеже условная сетка по 3000 мм не заменяет реальные этажи и отметки.</w:t>
-      </w:r>
-    </w:p>
-    <w:p>
-      <w:r>
-        <w:t>В исправленной сборке смена типа подсистемы не должна сама менять уже заданную массу облицовки. У старых сохранённых настроек внимательно проверьте массу: ранее введённое значение, например 8 кг/м², сохраняется как пользовательское и не становится автоматически верным для новой облицовки. Коэффициент нагрузки по материалу отображается в описании расчёта; исходные данные всё равно берутся из проекта.</w:t>
+        <w:t>Библиотечный динамический узел отдельно от ATFNODE</w:t>
+      </w:r>
+    </w:p>
+    <w:p>
+      <w:r>
+        <w:t xml:space="preserve">В №109 команды библиотеки принимают подготовленный </w:t>
+      </w:r>
+      <w:r>
+        <w:rPr>
+          <w:b/>
+        </w:rPr>
+        <w:t>нативный динамический блок</w:t>
+      </w:r>
+      <w:r>
+        <w:t xml:space="preserve"> со штатными свойствами и действиями AutoCAD. ATFNODE остаётся справочным снимком слоёв. Библиотечная вставка не обязана быть зоной ATFZONE и не получает автоматически параметры ATFPROJECT. Первый пилот — один учебный узел Вектор-1 2015, тип 1, 4.2.1, КР2–ПП–УК–ГП; массовая библиотека ещё не выпущена.</w:t>
+      </w:r>
+    </w:p>
+    <w:p>
+      <w:r>
+        <w:rPr>
+          <w:b/>
+        </w:rPr>
+        <w:t>Готовый нативный DWG и успешный живой проход пока не получены.</w:t>
+      </w:r>
+      <w:r>
+        <w:t xml:space="preserve"> Установленные DLL дают команды импорта/редактирования/проверки, но сами не превращают PDF или обычный блок в динамический. Авторский LISP передаётся отдельно в закрытом тестовом комплекте; приватная геометрия и альбомные изображения в это руководство не включены. Создание первого DWG проверяется в полном AutoCAD 2024 Windows. Программные тесты не исполняют его нативный вычислитель.</w:t>
+      </w:r>
+    </w:p>
+    <w:p>
+      <w:pPr>
+        <w:pStyle w:val="Heading3"/>
+      </w:pPr>
+      <w:r>
+        <w:t>Подготовить первый библиотечный DWG</w:t>
+      </w:r>
+    </w:p>
+    <w:p>
+      <w:pPr>
+        <w:ind w:left="317" w:hanging="317"/>
+      </w:pPr>
+      <w:r>
+        <w:t xml:space="preserve">1. Получите у ответственного за пилот согласованный LISP и его инструкцию. Используйте </w:t>
+      </w:r>
+      <w:r>
+        <w:rPr>
+          <w:b/>
+        </w:rPr>
+        <w:t>новый пустой, ещё не изменённый и не сохранённый DWG</w:t>
+      </w:r>
+      <w:r>
+        <w:t>; редактор блока должен быть закрыт. Для проверки нестандартных стилей сначала подготовьте DWT, затем начните из него новый чертёж.</w:t>
+      </w:r>
+    </w:p>
+    <w:p>
+      <w:pPr>
+        <w:ind w:left="317" w:hanging="317"/>
+      </w:pPr>
+      <w:r>
+        <w:t xml:space="preserve">2. Выполните </w:t>
+      </w:r>
+      <w:r>
+        <w:rPr>
+          <w:b/>
+        </w:rPr>
+        <w:t>APPLOAD</w:t>
+      </w:r>
+      <w:r>
+        <w:t xml:space="preserve"> и загрузите LISP с обычными настройками доверия AutoCAD. Нужен Unicode AutoLISP: LISPSYS 1 или 2; если его приходится менять, перезапустите AutoCAD до начала теста. Защита загрузки не отключается.</w:t>
+      </w:r>
+    </w:p>
+    <w:p>
+      <w:pPr>
+        <w:ind w:left="317" w:hanging="317"/>
+      </w:pPr>
+      <w:r>
+        <w:t xml:space="preserve">3. Введите </w:t>
+      </w:r>
+      <w:r>
+        <w:rPr>
+          <w:b/>
+        </w:rPr>
+        <w:t>ATFNATIVEBUILD</w:t>
+      </w:r>
+      <w:r>
+        <w:t xml:space="preserve">, выберите </w:t>
+      </w:r>
+      <w:r>
+        <w:rPr>
+          <w:b/>
+        </w:rPr>
+        <w:t>новое</w:t>
+      </w:r>
+      <w:r>
+        <w:t xml:space="preserve"> имя DWG. Существующий файл не перезаписывается. Команда создаёт штатные параметры/действия и пять вставок, проверяет геометрию, размеры и марки при изменении трёх и сохранности двух; только затем маркирует совместимость и сохраняет.</w:t>
+      </w:r>
+    </w:p>
+    <w:p>
+      <w:pPr>
+        <w:ind w:left="317" w:hanging="317"/>
+      </w:pPr>
+      <w:r>
+        <w:t xml:space="preserve">4. Сохраните полный F2. При ошибке прочитайте </w:t>
+      </w:r>
+      <w:r>
+        <w:rPr>
+          <w:b/>
+        </w:rPr>
+        <w:t>AFN STAGE</w:t>
+      </w:r>
+      <w:r>
+        <w:t xml:space="preserve">, </w:t>
+      </w:r>
+      <w:r>
+        <w:rPr>
+          <w:b/>
+        </w:rPr>
+        <w:t>AFN COMMAND</w:t>
+      </w:r>
+      <w:r>
+        <w:t xml:space="preserve">, </w:t>
+      </w:r>
+      <w:r>
+        <w:rPr>
+          <w:b/>
+        </w:rPr>
+        <w:t>AFN LAST PROMPT</w:t>
+      </w:r>
+      <w:r>
+        <w:t>. Следуйте сообщению очистки; если AutoCAD отказал при откате, закройте только этот новый чертёж без сохранения. Файл после ошибки сохранения не используйте как библиотечный.</w:t>
+      </w:r>
+    </w:p>
+    <w:p>
+      <w:r>
+        <w:t>Автор явно задаёт настройки размеров и слой 0, затем восстанавливает изменённые системные настройки. Выключенный/замороженный/заблокированный слой 0 и неподходящий режим UNDO отклоняются до изменений. Ожидается размер с правильной измеряемой величиной и видимой подписью, а не только прежний текст после перемещения. Этот маршрут ещё должен быть подтверждён в AutoCAD.</w:t>
+      </w:r>
+    </w:p>
+    <w:p>
+      <w:pPr>
+        <w:pStyle w:val="Heading3"/>
+      </w:pPr>
+      <w:r>
+        <w:t>Импортировать и подготовить пять экземпляров</w:t>
+      </w:r>
+    </w:p>
+    <w:p>
+      <w:pPr>
+        <w:ind w:left="317" w:hanging="317"/>
+      </w:pPr>
+      <w:r>
+        <w:t xml:space="preserve">1. В принимающем DWG с загруженным AFrame №109 вызовите </w:t>
+      </w:r>
+      <w:r>
+        <w:rPr>
+          <w:b/>
+        </w:rPr>
+        <w:t>ATFNODEIMPORT</w:t>
+      </w:r>
+      <w:r>
+        <w:t xml:space="preserve"> и выберите подготовленный библиотечный DWG, затем точку вставки. Имя блока само по себе не подтверждает совместимость: проверяются его паспорт и штатные свойства. Чужое определение с совпавшим именем не заменяется автоматически. Источник обязан иметь миллиметровые единицы INSUNITS=4; автор задаёт их сам. Принимающий DWG без заданных единиц допускается после явного подтверждения «1 единица = 1 мм»; это не масштабирует существующую геометрию.</w:t>
+      </w:r>
+    </w:p>
+    <w:p>
+      <w:pPr>
+        <w:ind w:left="317" w:hanging="317"/>
+      </w:pPr>
+      <w:r>
+        <w:t xml:space="preserve">2. Выберите исходную вставку командой </w:t>
+      </w:r>
+      <w:r>
+        <w:rPr>
+          <w:b/>
+        </w:rPr>
+        <w:t>ATFNODEDEMO</w:t>
+      </w:r>
+      <w:r>
+        <w:t xml:space="preserve"> и укажите размещение пяти копий. Исходная вставка сохраняется; для теста выберите именно пять новых, не шесть вместе с исходной. Если уже открыли авторский DWG с пятью вставками, дополнительные копии не нужны.</w:t>
+      </w:r>
+    </w:p>
+    <w:p>
+      <w:pPr>
+        <w:ind w:left="317" w:hanging="317"/>
+      </w:pPr>
+      <w:r>
+        <w:t>3. Проверьте единицы и базовые точки. Допускаются поворот в XY и положительный равномерный масштаб; они сохраняются. Зеркало, наклон и неравномерный масштаб отклоняют всю выбранную группу. Дюймовые или несовместимые данные не обходите подменой названия блока. Перед авторским запуском не меняйте INSUNITS в новом DWG — это нарушит требование чистого исходника.</w:t>
+      </w:r>
+    </w:p>
+    <w:p>
+      <w:pPr>
+        <w:pStyle w:val="Heading3"/>
+      </w:pPr>
+      <w:r>
+        <w:t>Изменить три из пяти через ATFNODEEDIT</w:t>
+      </w:r>
+    </w:p>
+    <w:p>
+      <w:r>
+        <w:t>Учебные наборы заданы явно; они не являются расчётным подбором:</w:t>
+      </w:r>
+    </w:p>
+    <w:tbl>
+      <w:tblPr>
+        <w:tblW w:type="auto" w:w="0"/>
+        <w:tblLayout w:type="fixed"/>
+        <w:tblLook w:firstColumn="1" w:firstRow="1" w:lastColumn="0" w:lastRow="0" w:noHBand="0" w:noVBand="1" w:val="04A0"/>
+        <w:tblBorders>
+          <w:top w:val="single" w:sz="4" w:color="D9D9D9"/>
+          <w:left w:val="single" w:sz="4" w:color="D9D9D9"/>
+          <w:bottom w:val="single" w:sz="4" w:color="D9D9D9"/>
+          <w:right w:val="single" w:sz="4" w:color="D9D9D9"/>
+          <w:insideH w:val="single" w:sz="4" w:color="D9D9D9"/>
+          <w:insideV w:val="single" w:sz="4" w:color="D9D9D9"/>
+        </w:tblBorders>
+      </w:tblPr>
+      <w:tblGrid>
+        <w:gridCol w:w="1970"/>
+        <w:gridCol w:w="2194"/>
+        <w:gridCol w:w="2717"/>
+        <w:gridCol w:w="3200"/>
+      </w:tblGrid>
+      <w:tr>
+        <w:trPr>
+          <w:cantSplit/>
+          <w:tblHeader/>
+        </w:trPr>
+        <w:tc>
+          <w:tcPr>
+            <w:tcW w:type="dxa" w:w="1970"/>
+            <w:vAlign w:val="center"/>
+            <w:tcMar>
+              <w:top w:w="85" w:type="dxa"/>
+              <w:bottom w:w="85" w:type="dxa"/>
+              <w:left w:w="100" w:type="dxa"/>
+              <w:right w:w="100" w:type="dxa"/>
+            </w:tcMar>
+            <w:shd w:fill="23485F"/>
+          </w:tcPr>
+          <w:p>
+            <w:pPr>
+              <w:spacing w:after="0" w:before="0" w:line="259" w:lineRule="auto"/>
+            </w:pPr>
+            <w:r>
+              <w:rPr>
+                <w:b/>
+                <w:color w:val="FFFFFF"/>
+                <w:sz w:val="20"/>
+              </w:rPr>
+              <w:t>Набор</w:t>
+            </w:r>
+          </w:p>
+        </w:tc>
+        <w:tc>
+          <w:tcPr>
+            <w:tcW w:type="dxa" w:w="2194"/>
+            <w:vAlign w:val="center"/>
+            <w:tcMar>
+              <w:top w:w="85" w:type="dxa"/>
+              <w:bottom w:w="85" w:type="dxa"/>
+              <w:left w:w="100" w:type="dxa"/>
+              <w:right w:w="100" w:type="dxa"/>
+            </w:tcMar>
+            <w:shd w:fill="23485F"/>
+          </w:tcPr>
+          <w:p>
+            <w:pPr>
+              <w:spacing w:after="0" w:before="0" w:line="259" w:lineRule="auto"/>
+            </w:pPr>
+            <w:r>
+              <w:rPr>
+                <w:b/>
+                <w:color w:val="FFFFFF"/>
+                <w:sz w:val="20"/>
+              </w:rPr>
+              <w:t>Утеплитель, мм</w:t>
+            </w:r>
+          </w:p>
+        </w:tc>
+        <w:tc>
+          <w:tcPr>
+            <w:tcW w:type="dxa" w:w="2717"/>
+            <w:vAlign w:val="center"/>
+            <w:tcMar>
+              <w:top w:w="85" w:type="dxa"/>
+              <w:bottom w:w="85" w:type="dxa"/>
+              <w:left w:w="100" w:type="dxa"/>
+              <w:right w:w="100" w:type="dxa"/>
+            </w:tcMar>
+            <w:shd w:fill="23485F"/>
+          </w:tcPr>
+          <w:p>
+            <w:pPr>
+              <w:spacing w:after="0" w:before="0" w:line="259" w:lineRule="auto"/>
+            </w:pPr>
+            <w:r>
+              <w:rPr>
+                <w:b/>
+                <w:color w:val="FFFFFF"/>
+                <w:sz w:val="20"/>
+              </w:rPr>
+              <w:t>Вынос облицовки, мм</w:t>
+            </w:r>
+          </w:p>
+        </w:tc>
+        <w:tc>
+          <w:tcPr>
+            <w:tcW w:type="dxa" w:w="3200"/>
+            <w:vAlign w:val="center"/>
+            <w:tcMar>
+              <w:top w:w="85" w:type="dxa"/>
+              <w:bottom w:w="85" w:type="dxa"/>
+              <w:left w:w="100" w:type="dxa"/>
+              <w:right w:w="100" w:type="dxa"/>
+            </w:tcMar>
+            <w:shd w:fill="23485F"/>
+          </w:tcPr>
+          <w:p>
+            <w:pPr>
+              <w:spacing w:after="0" w:before="0" w:line="259" w:lineRule="auto"/>
+            </w:pPr>
+            <w:r>
+              <w:rPr>
+                <w:b/>
+                <w:color w:val="FFFFFF"/>
+                <w:sz w:val="20"/>
+              </w:rPr>
+              <w:t>Дискретные марки</w:t>
+            </w:r>
+          </w:p>
+        </w:tc>
+      </w:tr>
+      <w:tr>
+        <w:trPr>
+          <w:cantSplit/>
+        </w:trPr>
+        <w:tc>
+          <w:tcPr>
+            <w:tcW w:type="dxa" w:w="1970"/>
+            <w:vAlign w:val="center"/>
+            <w:tcMar>
+              <w:top w:w="85" w:type="dxa"/>
+              <w:bottom w:w="85" w:type="dxa"/>
+              <w:left w:w="100" w:type="dxa"/>
+              <w:right w:w="100" w:type="dxa"/>
+            </w:tcMar>
+            <w:shd w:fill="FFFFFF"/>
+          </w:tcPr>
+          <w:p>
+            <w:pPr>
+              <w:spacing w:after="0" w:before="0" w:line="259" w:lineRule="auto"/>
+            </w:pPr>
+            <w:r>
+              <w:rPr>
+                <w:color w:val="000000"/>
+                <w:sz w:val="20"/>
+              </w:rPr>
+              <w:t>A</w:t>
+            </w:r>
+          </w:p>
+        </w:tc>
+        <w:tc>
+          <w:tcPr>
+            <w:tcW w:type="dxa" w:w="2194"/>
+            <w:vAlign w:val="center"/>
+            <w:tcMar>
+              <w:top w:w="85" w:type="dxa"/>
+              <w:bottom w:w="85" w:type="dxa"/>
+              <w:left w:w="100" w:type="dxa"/>
+              <w:right w:w="100" w:type="dxa"/>
+            </w:tcMar>
+            <w:shd w:fill="FFFFFF"/>
+          </w:tcPr>
+          <w:p>
+            <w:pPr>
+              <w:spacing w:after="0" w:before="0" w:line="259" w:lineRule="auto"/>
+            </w:pPr>
+            <w:r>
+              <w:rPr>
+                <w:color w:val="000000"/>
+                <w:sz w:val="20"/>
+              </w:rPr>
+              <w:t>100</w:t>
+            </w:r>
+          </w:p>
+        </w:tc>
+        <w:tc>
+          <w:tcPr>
+            <w:tcW w:type="dxa" w:w="2717"/>
+            <w:vAlign w:val="center"/>
+            <w:tcMar>
+              <w:top w:w="85" w:type="dxa"/>
+              <w:bottom w:w="85" w:type="dxa"/>
+              <w:left w:w="100" w:type="dxa"/>
+              <w:right w:w="100" w:type="dxa"/>
+            </w:tcMar>
+            <w:shd w:fill="FFFFFF"/>
+          </w:tcPr>
+          <w:p>
+            <w:pPr>
+              <w:spacing w:after="0" w:before="0" w:line="259" w:lineRule="auto"/>
+            </w:pPr>
+            <w:r>
+              <w:rPr>
+                <w:color w:val="000000"/>
+                <w:sz w:val="20"/>
+              </w:rPr>
+              <w:t>230</w:t>
+            </w:r>
+          </w:p>
+        </w:tc>
+        <w:tc>
+          <w:tcPr>
+            <w:tcW w:type="dxa" w:w="3200"/>
+            <w:vAlign w:val="center"/>
+            <w:tcMar>
+              <w:top w:w="85" w:type="dxa"/>
+              <w:bottom w:w="85" w:type="dxa"/>
+              <w:left w:w="100" w:type="dxa"/>
+              <w:right w:w="100" w:type="dxa"/>
+            </w:tcMar>
+            <w:shd w:fill="FFFFFF"/>
+          </w:tcPr>
+          <w:p>
+            <w:pPr>
+              <w:spacing w:after="0" w:before="0" w:line="259" w:lineRule="auto"/>
+            </w:pPr>
+            <w:r>
+              <w:rPr>
+                <w:color w:val="000000"/>
+                <w:sz w:val="20"/>
+              </w:rPr>
+              <w:t>КР2-70-200; ГП-40-40-1,2</w:t>
+            </w:r>
+          </w:p>
+        </w:tc>
+      </w:tr>
+      <w:tr>
+        <w:trPr>
+          <w:cantSplit/>
+        </w:trPr>
+        <w:tc>
+          <w:tcPr>
+            <w:tcW w:type="dxa" w:w="1970"/>
+            <w:vAlign w:val="center"/>
+            <w:tcMar>
+              <w:top w:w="85" w:type="dxa"/>
+              <w:bottom w:w="85" w:type="dxa"/>
+              <w:left w:w="100" w:type="dxa"/>
+              <w:right w:w="100" w:type="dxa"/>
+            </w:tcMar>
+            <w:shd w:fill="F1F5F7"/>
+          </w:tcPr>
+          <w:p>
+            <w:pPr>
+              <w:spacing w:after="0" w:before="0" w:line="259" w:lineRule="auto"/>
+            </w:pPr>
+            <w:r>
+              <w:rPr>
+                <w:color w:val="000000"/>
+                <w:sz w:val="20"/>
+              </w:rPr>
+              <w:t>B</w:t>
+            </w:r>
+          </w:p>
+        </w:tc>
+        <w:tc>
+          <w:tcPr>
+            <w:tcW w:type="dxa" w:w="2194"/>
+            <w:vAlign w:val="center"/>
+            <w:tcMar>
+              <w:top w:w="85" w:type="dxa"/>
+              <w:bottom w:w="85" w:type="dxa"/>
+              <w:left w:w="100" w:type="dxa"/>
+              <w:right w:w="100" w:type="dxa"/>
+            </w:tcMar>
+            <w:shd w:fill="F1F5F7"/>
+          </w:tcPr>
+          <w:p>
+            <w:pPr>
+              <w:spacing w:after="0" w:before="0" w:line="259" w:lineRule="auto"/>
+            </w:pPr>
+            <w:r>
+              <w:rPr>
+                <w:color w:val="000000"/>
+                <w:sz w:val="20"/>
+              </w:rPr>
+              <w:t>150</w:t>
+            </w:r>
+          </w:p>
+        </w:tc>
+        <w:tc>
+          <w:tcPr>
+            <w:tcW w:type="dxa" w:w="2717"/>
+            <w:vAlign w:val="center"/>
+            <w:tcMar>
+              <w:top w:w="85" w:type="dxa"/>
+              <w:bottom w:w="85" w:type="dxa"/>
+              <w:left w:w="100" w:type="dxa"/>
+              <w:right w:w="100" w:type="dxa"/>
+            </w:tcMar>
+            <w:shd w:fill="F1F5F7"/>
+          </w:tcPr>
+          <w:p>
+            <w:pPr>
+              <w:spacing w:after="0" w:before="0" w:line="259" w:lineRule="auto"/>
+            </w:pPr>
+            <w:r>
+              <w:rPr>
+                <w:color w:val="000000"/>
+                <w:sz w:val="20"/>
+              </w:rPr>
+              <w:t>280</w:t>
+            </w:r>
+          </w:p>
+        </w:tc>
+        <w:tc>
+          <w:tcPr>
+            <w:tcW w:type="dxa" w:w="3200"/>
+            <w:vAlign w:val="center"/>
+            <w:tcMar>
+              <w:top w:w="85" w:type="dxa"/>
+              <w:bottom w:w="85" w:type="dxa"/>
+              <w:left w:w="100" w:type="dxa"/>
+              <w:right w:w="100" w:type="dxa"/>
+            </w:tcMar>
+            <w:shd w:fill="F1F5F7"/>
+          </w:tcPr>
+          <w:p>
+            <w:pPr>
+              <w:spacing w:after="0" w:before="0" w:line="259" w:lineRule="auto"/>
+            </w:pPr>
+            <w:r>
+              <w:rPr>
+                <w:color w:val="000000"/>
+                <w:sz w:val="20"/>
+              </w:rPr>
+              <w:t>КР2-70-250; ГП-60-40-1,2</w:t>
+            </w:r>
+          </w:p>
+        </w:tc>
+      </w:tr>
+    </w:tbl>
+    <w:p>
+      <w:pPr>
+        <w:spacing w:after="40"/>
+      </w:pPr>
+    </w:p>
+    <w:p>
+      <w:r>
+        <w:t>УК-70-100-1,2 сохраняется в обоих вариантах. Положение УК/ГП задано отдельно внутри A/B. Изменение только выноса перемещает плиту и её размер, не подбирает длину кронштейна и не вычисляет положение УК/ГП.</w:t>
+      </w:r>
+    </w:p>
+    <w:p>
+      <w:pPr>
+        <w:ind w:left="317" w:hanging="317"/>
+      </w:pPr>
+      <w:r>
+        <w:t xml:space="preserve">1. Автор оставляет первые три вставки в B, две в A. Для общего исходного состояния вызовите </w:t>
+      </w:r>
+      <w:r>
+        <w:rPr>
+          <w:b/>
+        </w:rPr>
+        <w:t>ATFNODEEDIT</w:t>
+      </w:r>
+      <w:r>
+        <w:t xml:space="preserve">, введите </w:t>
+      </w:r>
+      <w:r>
+        <w:rPr>
+          <w:b/>
+        </w:rPr>
+        <w:t>100, 230, A</w:t>
+      </w:r>
+      <w:r>
+        <w:t xml:space="preserve">, затем выберите </w:t>
+      </w:r>
+      <w:r>
+        <w:rPr>
+          <w:b/>
+        </w:rPr>
+        <w:t>все пять</w:t>
+      </w:r>
+      <w:r>
+        <w:t xml:space="preserve"> и завершите выбор.</w:t>
+      </w:r>
+    </w:p>
+    <w:p>
+      <w:pPr>
+        <w:ind w:left="317" w:hanging="317"/>
+      </w:pPr>
+      <w:r>
+        <w:t xml:space="preserve">2. Повторите </w:t>
+      </w:r>
+      <w:r>
+        <w:rPr>
+          <w:b/>
+        </w:rPr>
+        <w:t>ATFNODEEDIT</w:t>
+      </w:r>
+      <w:r>
+        <w:t xml:space="preserve">: сначала введите </w:t>
+      </w:r>
+      <w:r>
+        <w:rPr>
+          <w:b/>
+        </w:rPr>
+        <w:t>150, 280, B</w:t>
+      </w:r>
+      <w:r>
+        <w:t xml:space="preserve">, затем рамкой выберите </w:t>
+      </w:r>
+      <w:r>
+        <w:rPr>
+          <w:b/>
+        </w:rPr>
+        <w:t>только три</w:t>
+      </w:r>
+      <w:r>
+        <w:t>. Параметры задаются до выбора объектов; общее определение не перерисовывается.</w:t>
+      </w:r>
+    </w:p>
+    <w:p>
+      <w:pPr>
+        <w:ind w:left="317" w:hanging="317"/>
+      </w:pPr>
+      <w:r>
+        <w:t>3. У выбранных сверьте утеплитель, плиту, геометрию деталей, реальные размеры и марки. У двух невыбранных должны сохраниться весь набор A, размеры, марки и положение. Успех одного чтения свойств недостаточен.</w:t>
+      </w:r>
+    </w:p>
+    <w:p>
+      <w:pPr>
+        <w:ind w:left="317" w:hanging="317"/>
+      </w:pPr>
+      <w:r>
+        <w:t xml:space="preserve">4. Повторите B: накопленного смещения нет. Верните выбранные три в A через </w:t>
+      </w:r>
+      <w:r>
+        <w:rPr>
+          <w:b/>
+        </w:rPr>
+        <w:t>100, 230, A</w:t>
+      </w:r>
+      <w:r>
+        <w:t>. Отдельно отмените выбор через Esc и убедитесь, что прежние вставки сохранены.</w:t>
+      </w:r>
+    </w:p>
+    <w:p>
+      <w:pPr>
+        <w:pStyle w:val="Heading3"/>
+      </w:pPr>
+      <w:r>
+        <w:t>Штатные Properties ручки и нативная проверка</w:t>
+      </w:r>
+    </w:p>
+    <w:p>
+      <w:r>
+        <w:t xml:space="preserve">Через </w:t>
+      </w:r>
+      <w:r>
+        <w:rPr>
+          <w:b/>
+        </w:rPr>
+        <w:t>Ctrl+1 (Properties)</w:t>
+      </w:r>
+      <w:r>
+        <w:t xml:space="preserve"> порядок изменения всегда такой: сначала </w:t>
+      </w:r>
+      <w:r>
+        <w:rPr>
+          <w:b/>
+        </w:rPr>
+        <w:t>AFN_VARIANT</w:t>
+      </w:r>
+      <w:r>
+        <w:t xml:space="preserve">, затем </w:t>
+      </w:r>
+      <w:r>
+        <w:rPr>
+          <w:b/>
+        </w:rPr>
+        <w:t>AFN_INSULATION</w:t>
+      </w:r>
+      <w:r>
+        <w:t xml:space="preserve">, затем </w:t>
+      </w:r>
+      <w:r>
+        <w:rPr>
+          <w:b/>
+        </w:rPr>
+        <w:t>AFN_CLADDING_X</w:t>
+      </w:r>
+      <w:r>
+        <w:t>. Точные имена вариантов:</w:t>
+      </w:r>
+    </w:p>
+    <w:p>
+      <w:pPr>
+        <w:ind w:left="317" w:hanging="317"/>
+      </w:pPr>
+      <w:r>
+        <w:t xml:space="preserve">• A — </w:t>
+      </w:r>
+      <w:r>
+        <w:rPr>
+          <w:rFonts w:ascii="DejaVu Sans Mono" w:hAnsi="DejaVu Sans Mono"/>
+          <w:sz w:val="19"/>
+        </w:rPr>
+        <w:t>V1_KR2_70_200_GP_40_40_1p2</w:t>
+      </w:r>
+      <w:r>
+        <w:t>, затем 100 и 230;</w:t>
+      </w:r>
+    </w:p>
+    <w:p>
+      <w:pPr>
+        <w:ind w:left="317" w:hanging="317"/>
+      </w:pPr>
+      <w:r>
+        <w:t xml:space="preserve">• B — </w:t>
+      </w:r>
+      <w:r>
+        <w:rPr>
+          <w:rFonts w:ascii="DejaVu Sans Mono" w:hAnsi="DejaVu Sans Mono"/>
+          <w:sz w:val="19"/>
+        </w:rPr>
+        <w:t>V1_KR2_70_250_GP_60_40_1p2</w:t>
+      </w:r>
+      <w:r>
+        <w:t>, затем 150 и 280.</w:t>
+      </w:r>
+    </w:p>
+    <w:p>
+      <w:r>
+        <w:t xml:space="preserve">На пяти вставках в общем A повторите выбор трёх и переход B через Properties. Проверьте настоящие линейные ручки, </w:t>
+      </w:r>
+      <w:r>
+        <w:rPr>
+          <w:b/>
+        </w:rPr>
+        <w:t>COPY</w:t>
+      </w:r>
+      <w:r>
+        <w:t xml:space="preserve"> с независимым изменением копии, </w:t>
+      </w:r>
+      <w:r>
+        <w:rPr>
+          <w:b/>
+        </w:rPr>
+        <w:t>UNDO</w:t>
+      </w:r>
+      <w:r>
+        <w:t>, сохранение, закрытие и повторное открытие. COPY библиотечной вставки допустим; запрет подтверждать COPY справочной схемы ATFNODE к ней не относится.</w:t>
+      </w:r>
+    </w:p>
+    <w:p>
+      <w:r>
+        <w:t xml:space="preserve">Для дополнительной проверки верните ровно пять вставок </w:t>
+      </w:r>
+      <w:r>
+        <w:rPr>
+          <w:b/>
+        </w:rPr>
+        <w:t>одного исходного определения</w:t>
+      </w:r>
+      <w:r>
+        <w:t xml:space="preserve"> в A. Выполните </w:t>
+      </w:r>
+      <w:r>
+        <w:rPr>
+          <w:b/>
+        </w:rPr>
+        <w:t>ATFNODETEST</w:t>
+      </w:r>
+      <w:r>
+        <w:t xml:space="preserve">, выберите эти пять и введите </w:t>
+      </w:r>
+      <w:r>
+        <w:rPr>
+          <w:b/>
+        </w:rPr>
+        <w:t>150, 280</w:t>
+      </w:r>
+      <w:r>
+        <w:t>. Тест меняет три вставки с наименьшими handles, независимо от порядка щелчков, сообщает их, проверяет две остальные, повтор/возврат и откатывает свои изменения. Он сверяет геометрию, марки и измеряемые размеры, включая отображение числа, единицы и измерительный масштаб размера. Переименованная или округлённая вручную подпись не считается правильным размером. Этот тест не заменяет ручной проход и сохранение/открытие.</w:t>
+      </w:r>
+    </w:p>
+    <w:p>
+      <w:r>
+        <w:t>Положительный результат графической проверки не подтверждает монтаж или изготовление. Условные пятки/гибы и учебные координаты отмечены в закрытом пилоте; отверстия, кляммер и крепёж не моделируются. Диапазоны регулировки, совместимость сочетаний и несущая способность не выдумываются. До нативного прохода не называйте подготовленный автор или изображение «до/после» готовой библиотекой.</w:t>
       </w:r>
     </w:p>
     <w:p>
@@ -14846,6 +16277,29 @@
         <w:pStyle w:val="Heading2"/>
       </w:pPr>
       <w:r>
+        <w:t>Углы и перекрытия</w:t>
+      </w:r>
+    </w:p>
+    <w:p>
+      <w:r>
+        <w:t>При включении «внешние углы здания» после окна указывают точки по X настоящих внешних углов; Enter завершает список. Наличие края выбранной зоны само по себе не обозначает внешний угол здания. При отсутствии явно заданных углов крайние направляющие могут отсутствовать. Для отдельной учебной стены задайте оба наружных края как углы; для фрагмента большой стены указывайте только действительные углы здания.</w:t>
+      </w:r>
+    </w:p>
+    <w:p>
+      <w:r>
+        <w:t>При включении «отметки перекрытий» указывают точки на соответствующих уровнях Y; Enter завершает список. В межэтажной системе без указанных отметок может использоваться «Этаж без отметок, мм». На рабочем чертеже условная сетка по 3000 мм не заменяет реальные этажи и отметки.</w:t>
+      </w:r>
+    </w:p>
+    <w:p>
+      <w:r>
+        <w:t>В исправленной сборке смена типа подсистемы не должна сама менять уже заданную массу облицовки. У старых сохранённых настроек внимательно проверьте массу: ранее введённое значение, например 8 кг/м², сохраняется как пользовательское и не становится автоматически верным для новой облицовки. Коэффициент нагрузки по материалу отображается в описании расчёта; исходные данные всё равно берутся из проекта.</w:t>
+      </w:r>
+    </w:p>
+    <w:p>
+      <w:pPr>
+        <w:pStyle w:val="Heading2"/>
+      </w:pPr>
+      <w:r>
         <w:t>Условные знаки и блоки образцы</w:t>
       </w:r>
     </w:p>
@@ -14856,7 +16310,7 @@
     </w:p>
     <w:p>
       <w:r>
-        <w:t>После пробной вставки сравните габарит и атрибуты нескольких элементов с расчётными размерами. Для облицовки используйте проверенный блок с базовой точкой в левом нижнем углу: блок с базой в центре не считается поддержанным только потому, что похож на прямоугольник. Исправленная AClad проверяет обратное чтение динамических размеров, фактический габарит и положение с допуском 0,5 мм. При несоответствии построение отменяется с сохранением прежнего результата. Сообщение о неустановленном динамическом свойстве — повод проверить блок; в учебном ATTILE вернитесь к автоматически создаваемому прямоугольнику.</w:t>
+        <w:t>После пробной вставки сравните габарит и атрибуты нескольких элементов с расчётными размерами. Для облицовки используйте проверенный блок с базовой точкой в левом нижнем углу: блок с базой в центре не считается поддержанным только потому, что похож на прямоугольник. Исправленная AClad проверяет обратное чтение динамических размеров, фактический габарит и положение с допуском 0,5 мм. При несоответствии построение отменяется с сохранением прежнего результата. Сообщение о неустановленном динамическом свойстве — повод сохранить F2 и проверить исходный блок. Отказ обычного сценария с блоком нельзя засчитать как успех после замены прямоугольником; отдельное упражнение без образца можно выполнить на другой копии.</w:t>
       </w:r>
     </w:p>
     <w:p>
@@ -14865,14 +16319,14 @@
       </w:r>
     </w:p>
     <w:p>
-      <w:bookmarkStart w:id="810" w:name="chapter_15"/>
+      <w:bookmarkStart w:id="890" w:name="chapter_15"/>
       <w:pPr>
         <w:pStyle w:val="Heading1"/>
       </w:pPr>
       <w:r>
         <w:t>14 Размеры и поиск дублей</w:t>
       </w:r>
-      <w:bookmarkEnd w:id="810"/>
+      <w:bookmarkEnd w:id="890"/>
     </w:p>
     <w:p>
       <w:r>
@@ -14914,14 +16368,14 @@
       </w:r>
     </w:p>
     <w:p>
-      <w:bookmarkStart w:id="818" w:name="chapter_16"/>
+      <w:bookmarkStart w:id="898" w:name="chapter_16"/>
       <w:pPr>
         <w:pStyle w:val="Heading1"/>
       </w:pPr>
       <w:r>
         <w:t>15 Зачем осталась команда ATCLAD</w:t>
       </w:r>
-      <w:bookmarkEnd w:id="818"/>
+      <w:bookmarkEnd w:id="898"/>
     </w:p>
     <w:p>
       <w:r>
@@ -14939,14 +16393,14 @@
       </w:r>
     </w:p>
     <w:p>
-      <w:bookmarkStart w:id="826" w:name="chapter_17"/>
+      <w:bookmarkStart w:id="906" w:name="chapter_17"/>
       <w:pPr>
         <w:pStyle w:val="Heading1"/>
       </w:pPr>
       <w:r>
         <w:t>16 Частые ошибки что делать по сообщению</w:t>
       </w:r>
-      <w:bookmarkEnd w:id="826"/>
+      <w:bookmarkEnd w:id="906"/>
     </w:p>
     <w:tbl>
       <w:tblPr>
@@ -19138,14 +20592,14 @@
       </w:pPr>
     </w:p>
     <w:p>
-      <w:bookmarkStart w:id="882" w:name="chapter_18"/>
+      <w:bookmarkStart w:id="962" w:name="chapter_18"/>
       <w:pPr>
         <w:pStyle w:val="Heading1"/>
       </w:pPr>
       <w:r>
         <w:t>17 Сохранение и передача результата</w:t>
       </w:r>
-      <w:bookmarkEnd w:id="882"/>
+      <w:bookmarkEnd w:id="962"/>
     </w:p>
     <w:p>
       <w:r>
@@ -19250,7 +20704,16 @@
         </w:r>
       </w:hyperlink>
       <w:r>
-        <w:t xml:space="preserve"> показывают геометрию результата, но </w:t>
+        <w:t xml:space="preserve"> — исторические схемы движков от 30 сентября: первая показывает облицовку и учебную подсистему прямоугольного фасада, вторая — </w:t>
+      </w:r>
+      <w:r>
+        <w:rPr>
+          <w:b/>
+        </w:rPr>
+        <w:t>только облицовку фронтона, без подсистемы</w:t>
+      </w:r>
+      <w:r>
+        <w:t xml:space="preserve">. Они </w:t>
       </w:r>
       <w:r>
         <w:rPr>
@@ -19259,7 +20722,7 @@
         <w:t>не содержат созданных внутри AutoCAD служебных связей зон и команд построения</w:t>
       </w:r>
       <w:r>
-        <w:t xml:space="preserve">. Их нельзя выдавать за прошедший полный пользовательский цикл; рабочий учебный DWG вы получаете собственным запуском команд из </w:t>
+        <w:t xml:space="preserve">. Известный отказ отдельного фронтонного запроса из-за шины без опоры не считается успешным каркасом. Их нельзя выдавать за прошедший полный пользовательский цикл; рабочий учебный DWG вы получаете собственным запуском команд из </w:t>
       </w:r>
       <w:r>
         <w:rPr>
@@ -19273,14 +20736,19 @@
       </w:r>
     </w:p>
     <w:p>
-      <w:bookmarkStart w:id="898" w:name="chapter_19"/>
+      <w:r>
+        <w:t>Для библиотечного узла отдельно передайте исходный библиотечный DWG, тестовый DWG с пятью вставками, версию LISP и AFrame, F2, снимки до/после и результаты Properties/ручек/COPY/UNDO/save-open. Снимки приватного пилота и его геометрию передавайте по закрытому проектному каналу. Авторский LISP без успешного нативного запуска не заменяет DWG.</w:t>
+      </w:r>
+    </w:p>
+    <w:p>
+      <w:bookmarkStart w:id="980" w:name="chapter_19"/>
       <w:pPr>
         <w:pStyle w:val="Heading1"/>
       </w:pPr>
       <w:r>
         <w:t>18 Как сообщить о проблеме чтобы её можно было исправить</w:t>
       </w:r>
-      <w:bookmarkEnd w:id="898"/>
+      <w:bookmarkEnd w:id="980"/>
     </w:p>
     <w:p>
       <w:r>
@@ -19293,14 +20761,14 @@
       </w:r>
     </w:p>
     <w:p>
-      <w:bookmarkStart w:id="904" w:name="chapter_20"/>
+      <w:bookmarkStart w:id="986" w:name="chapter_20"/>
       <w:pPr>
         <w:pStyle w:val="Heading1"/>
       </w:pPr>
       <w:r>
         <w:t>19 Словарь начинающего пользователя</w:t>
       </w:r>
-      <w:bookmarkEnd w:id="904"/>
+      <w:bookmarkEnd w:id="986"/>
     </w:p>
     <w:tbl>
       <w:tblPr>
@@ -19317,8 +20785,8 @@
         </w:tblBorders>
       </w:tblPr>
       <w:tblGrid>
-        <w:gridCol w:w="3368"/>
-        <w:gridCol w:w="6712"/>
+        <w:gridCol w:w="3477"/>
+        <w:gridCol w:w="6603"/>
       </w:tblGrid>
       <w:tr>
         <w:trPr>
@@ -19327,7 +20795,7 @@
         </w:trPr>
         <w:tc>
           <w:tcPr>
-            <w:tcW w:type="dxa" w:w="3368"/>
+            <w:tcW w:type="dxa" w:w="3477"/>
             <w:vAlign w:val="center"/>
             <w:tcMar>
               <w:top w:w="85" w:type="dxa"/>
@@ -19353,7 +20821,7 @@
         </w:tc>
         <w:tc>
           <w:tcPr>
-            <w:tcW w:type="dxa" w:w="6712"/>
+            <w:tcW w:type="dxa" w:w="6603"/>
             <w:vAlign w:val="center"/>
             <w:tcMar>
               <w:top w:w="85" w:type="dxa"/>
@@ -19384,7 +20852,7 @@
         </w:trPr>
         <w:tc>
           <w:tcPr>
-            <w:tcW w:type="dxa" w:w="3368"/>
+            <w:tcW w:type="dxa" w:w="3477"/>
             <w:vAlign w:val="center"/>
             <w:tcMar>
               <w:top w:w="85" w:type="dxa"/>
@@ -19409,7 +20877,7 @@
         </w:tc>
         <w:tc>
           <w:tcPr>
-            <w:tcW w:type="dxa" w:w="6712"/>
+            <w:tcW w:type="dxa" w:w="6603"/>
             <w:vAlign w:val="center"/>
             <w:tcMar>
               <w:top w:w="85" w:type="dxa"/>
@@ -19439,7 +20907,7 @@
         </w:trPr>
         <w:tc>
           <w:tcPr>
-            <w:tcW w:type="dxa" w:w="3368"/>
+            <w:tcW w:type="dxa" w:w="3477"/>
             <w:vAlign w:val="center"/>
             <w:tcMar>
               <w:top w:w="85" w:type="dxa"/>
@@ -19464,7 +20932,7 @@
         </w:tc>
         <w:tc>
           <w:tcPr>
-            <w:tcW w:type="dxa" w:w="6712"/>
+            <w:tcW w:type="dxa" w:w="6603"/>
             <w:vAlign w:val="center"/>
             <w:tcMar>
               <w:top w:w="85" w:type="dxa"/>
@@ -19494,7 +20962,7 @@
         </w:trPr>
         <w:tc>
           <w:tcPr>
-            <w:tcW w:type="dxa" w:w="3368"/>
+            <w:tcW w:type="dxa" w:w="3477"/>
             <w:vAlign w:val="center"/>
             <w:tcMar>
               <w:top w:w="85" w:type="dxa"/>
@@ -19519,7 +20987,7 @@
         </w:tc>
         <w:tc>
           <w:tcPr>
-            <w:tcW w:type="dxa" w:w="6712"/>
+            <w:tcW w:type="dxa" w:w="6603"/>
             <w:vAlign w:val="center"/>
             <w:tcMar>
               <w:top w:w="85" w:type="dxa"/>
@@ -19549,7 +21017,7 @@
         </w:trPr>
         <w:tc>
           <w:tcPr>
-            <w:tcW w:type="dxa" w:w="3368"/>
+            <w:tcW w:type="dxa" w:w="3477"/>
             <w:vAlign w:val="center"/>
             <w:tcMar>
               <w:top w:w="85" w:type="dxa"/>
@@ -19574,7 +21042,7 @@
         </w:tc>
         <w:tc>
           <w:tcPr>
-            <w:tcW w:type="dxa" w:w="6712"/>
+            <w:tcW w:type="dxa" w:w="6603"/>
             <w:vAlign w:val="center"/>
             <w:tcMar>
               <w:top w:w="85" w:type="dxa"/>
@@ -19604,7 +21072,7 @@
         </w:trPr>
         <w:tc>
           <w:tcPr>
-            <w:tcW w:type="dxa" w:w="3368"/>
+            <w:tcW w:type="dxa" w:w="3477"/>
             <w:vAlign w:val="center"/>
             <w:tcMar>
               <w:top w:w="85" w:type="dxa"/>
@@ -19629,7 +21097,7 @@
         </w:tc>
         <w:tc>
           <w:tcPr>
-            <w:tcW w:type="dxa" w:w="6712"/>
+            <w:tcW w:type="dxa" w:w="6603"/>
             <w:vAlign w:val="center"/>
             <w:tcMar>
               <w:top w:w="85" w:type="dxa"/>
@@ -19659,7 +21127,7 @@
         </w:trPr>
         <w:tc>
           <w:tcPr>
-            <w:tcW w:type="dxa" w:w="3368"/>
+            <w:tcW w:type="dxa" w:w="3477"/>
             <w:vAlign w:val="center"/>
             <w:tcMar>
               <w:top w:w="85" w:type="dxa"/>
@@ -19684,7 +21152,7 @@
         </w:tc>
         <w:tc>
           <w:tcPr>
-            <w:tcW w:type="dxa" w:w="6712"/>
+            <w:tcW w:type="dxa" w:w="6603"/>
             <w:vAlign w:val="center"/>
             <w:tcMar>
               <w:top w:w="85" w:type="dxa"/>
@@ -19714,7 +21182,7 @@
         </w:trPr>
         <w:tc>
           <w:tcPr>
-            <w:tcW w:type="dxa" w:w="3368"/>
+            <w:tcW w:type="dxa" w:w="3477"/>
             <w:vAlign w:val="center"/>
             <w:tcMar>
               <w:top w:w="85" w:type="dxa"/>
@@ -19739,7 +21207,7 @@
         </w:tc>
         <w:tc>
           <w:tcPr>
-            <w:tcW w:type="dxa" w:w="6712"/>
+            <w:tcW w:type="dxa" w:w="6603"/>
             <w:vAlign w:val="center"/>
             <w:tcMar>
               <w:top w:w="85" w:type="dxa"/>
@@ -19769,7 +21237,7 @@
         </w:trPr>
         <w:tc>
           <w:tcPr>
-            <w:tcW w:type="dxa" w:w="3368"/>
+            <w:tcW w:type="dxa" w:w="3477"/>
             <w:vAlign w:val="center"/>
             <w:tcMar>
               <w:top w:w="85" w:type="dxa"/>
@@ -19794,7 +21262,7 @@
         </w:tc>
         <w:tc>
           <w:tcPr>
-            <w:tcW w:type="dxa" w:w="6712"/>
+            <w:tcW w:type="dxa" w:w="6603"/>
             <w:vAlign w:val="center"/>
             <w:tcMar>
               <w:top w:w="85" w:type="dxa"/>
@@ -19824,7 +21292,7 @@
         </w:trPr>
         <w:tc>
           <w:tcPr>
-            <w:tcW w:type="dxa" w:w="3368"/>
+            <w:tcW w:type="dxa" w:w="3477"/>
             <w:vAlign w:val="center"/>
             <w:tcMar>
               <w:top w:w="85" w:type="dxa"/>
@@ -19849,7 +21317,7 @@
         </w:tc>
         <w:tc>
           <w:tcPr>
-            <w:tcW w:type="dxa" w:w="6712"/>
+            <w:tcW w:type="dxa" w:w="6603"/>
             <w:vAlign w:val="center"/>
             <w:tcMar>
               <w:top w:w="85" w:type="dxa"/>
@@ -19879,7 +21347,7 @@
         </w:trPr>
         <w:tc>
           <w:tcPr>
-            <w:tcW w:type="dxa" w:w="3368"/>
+            <w:tcW w:type="dxa" w:w="3477"/>
             <w:vAlign w:val="center"/>
             <w:tcMar>
               <w:top w:w="85" w:type="dxa"/>
@@ -19904,7 +21372,7 @@
         </w:tc>
         <w:tc>
           <w:tcPr>
-            <w:tcW w:type="dxa" w:w="6712"/>
+            <w:tcW w:type="dxa" w:w="6603"/>
             <w:vAlign w:val="center"/>
             <w:tcMar>
               <w:top w:w="85" w:type="dxa"/>
@@ -19934,7 +21402,7 @@
         </w:trPr>
         <w:tc>
           <w:tcPr>
-            <w:tcW w:type="dxa" w:w="3368"/>
+            <w:tcW w:type="dxa" w:w="3477"/>
             <w:vAlign w:val="center"/>
             <w:tcMar>
               <w:top w:w="85" w:type="dxa"/>
@@ -19959,7 +21427,7 @@
         </w:tc>
         <w:tc>
           <w:tcPr>
-            <w:tcW w:type="dxa" w:w="6712"/>
+            <w:tcW w:type="dxa" w:w="6603"/>
             <w:vAlign w:val="center"/>
             <w:tcMar>
               <w:top w:w="85" w:type="dxa"/>
@@ -19989,7 +21457,7 @@
         </w:trPr>
         <w:tc>
           <w:tcPr>
-            <w:tcW w:type="dxa" w:w="3368"/>
+            <w:tcW w:type="dxa" w:w="3477"/>
             <w:vAlign w:val="center"/>
             <w:tcMar>
               <w:top w:w="85" w:type="dxa"/>
@@ -20014,7 +21482,7 @@
         </w:tc>
         <w:tc>
           <w:tcPr>
-            <w:tcW w:type="dxa" w:w="6712"/>
+            <w:tcW w:type="dxa" w:w="6603"/>
             <w:vAlign w:val="center"/>
             <w:tcMar>
               <w:top w:w="85" w:type="dxa"/>
@@ -20044,7 +21512,7 @@
         </w:trPr>
         <w:tc>
           <w:tcPr>
-            <w:tcW w:type="dxa" w:w="3368"/>
+            <w:tcW w:type="dxa" w:w="3477"/>
             <w:vAlign w:val="center"/>
             <w:tcMar>
               <w:top w:w="85" w:type="dxa"/>
@@ -20069,7 +21537,7 @@
         </w:tc>
         <w:tc>
           <w:tcPr>
-            <w:tcW w:type="dxa" w:w="6712"/>
+            <w:tcW w:type="dxa" w:w="6603"/>
             <w:vAlign w:val="center"/>
             <w:tcMar>
               <w:top w:w="85" w:type="dxa"/>
@@ -20099,7 +21567,7 @@
         </w:trPr>
         <w:tc>
           <w:tcPr>
-            <w:tcW w:type="dxa" w:w="3368"/>
+            <w:tcW w:type="dxa" w:w="3477"/>
             <w:vAlign w:val="center"/>
             <w:tcMar>
               <w:top w:w="85" w:type="dxa"/>
@@ -20124,7 +21592,7 @@
         </w:tc>
         <w:tc>
           <w:tcPr>
-            <w:tcW w:type="dxa" w:w="6712"/>
+            <w:tcW w:type="dxa" w:w="6603"/>
             <w:vAlign w:val="center"/>
             <w:tcMar>
               <w:top w:w="85" w:type="dxa"/>
@@ -20154,7 +21622,7 @@
         </w:trPr>
         <w:tc>
           <w:tcPr>
-            <w:tcW w:type="dxa" w:w="3368"/>
+            <w:tcW w:type="dxa" w:w="3477"/>
             <w:vAlign w:val="center"/>
             <w:tcMar>
               <w:top w:w="85" w:type="dxa"/>
@@ -20179,7 +21647,7 @@
         </w:tc>
         <w:tc>
           <w:tcPr>
-            <w:tcW w:type="dxa" w:w="6712"/>
+            <w:tcW w:type="dxa" w:w="6603"/>
             <w:vAlign w:val="center"/>
             <w:tcMar>
               <w:top w:w="85" w:type="dxa"/>
@@ -20209,7 +21677,7 @@
         </w:trPr>
         <w:tc>
           <w:tcPr>
-            <w:tcW w:type="dxa" w:w="3368"/>
+            <w:tcW w:type="dxa" w:w="3477"/>
             <w:vAlign w:val="center"/>
             <w:tcMar>
               <w:top w:w="85" w:type="dxa"/>
@@ -20234,7 +21702,7 @@
         </w:tc>
         <w:tc>
           <w:tcPr>
-            <w:tcW w:type="dxa" w:w="6712"/>
+            <w:tcW w:type="dxa" w:w="6603"/>
             <w:vAlign w:val="center"/>
             <w:tcMar>
               <w:top w:w="85" w:type="dxa"/>
@@ -20264,7 +21732,7 @@
         </w:trPr>
         <w:tc>
           <w:tcPr>
-            <w:tcW w:type="dxa" w:w="3368"/>
+            <w:tcW w:type="dxa" w:w="3477"/>
             <w:vAlign w:val="center"/>
             <w:tcMar>
               <w:top w:w="85" w:type="dxa"/>
@@ -20289,7 +21757,7 @@
         </w:tc>
         <w:tc>
           <w:tcPr>
-            <w:tcW w:type="dxa" w:w="6712"/>
+            <w:tcW w:type="dxa" w:w="6603"/>
             <w:vAlign w:val="center"/>
             <w:tcMar>
               <w:top w:w="85" w:type="dxa"/>
@@ -20319,7 +21787,7 @@
         </w:trPr>
         <w:tc>
           <w:tcPr>
-            <w:tcW w:type="dxa" w:w="3368"/>
+            <w:tcW w:type="dxa" w:w="3477"/>
             <w:vAlign w:val="center"/>
             <w:tcMar>
               <w:top w:w="85" w:type="dxa"/>
@@ -20344,7 +21812,7 @@
         </w:tc>
         <w:tc>
           <w:tcPr>
-            <w:tcW w:type="dxa" w:w="6712"/>
+            <w:tcW w:type="dxa" w:w="6603"/>
             <w:vAlign w:val="center"/>
             <w:tcMar>
               <w:top w:w="85" w:type="dxa"/>
@@ -20374,7 +21842,7 @@
         </w:trPr>
         <w:tc>
           <w:tcPr>
-            <w:tcW w:type="dxa" w:w="3368"/>
+            <w:tcW w:type="dxa" w:w="3477"/>
             <w:vAlign w:val="center"/>
             <w:tcMar>
               <w:top w:w="85" w:type="dxa"/>
@@ -20399,7 +21867,7 @@
         </w:tc>
         <w:tc>
           <w:tcPr>
-            <w:tcW w:type="dxa" w:w="6712"/>
+            <w:tcW w:type="dxa" w:w="6603"/>
             <w:vAlign w:val="center"/>
             <w:tcMar>
               <w:top w:w="85" w:type="dxa"/>
@@ -20429,7 +21897,7 @@
         </w:trPr>
         <w:tc>
           <w:tcPr>
-            <w:tcW w:type="dxa" w:w="3368"/>
+            <w:tcW w:type="dxa" w:w="3477"/>
             <w:vAlign w:val="center"/>
             <w:tcMar>
               <w:top w:w="85" w:type="dxa"/>
@@ -20454,7 +21922,7 @@
         </w:tc>
         <w:tc>
           <w:tcPr>
-            <w:tcW w:type="dxa" w:w="6712"/>
+            <w:tcW w:type="dxa" w:w="6603"/>
             <w:vAlign w:val="center"/>
             <w:tcMar>
               <w:top w:w="85" w:type="dxa"/>
@@ -20484,7 +21952,7 @@
         </w:trPr>
         <w:tc>
           <w:tcPr>
-            <w:tcW w:type="dxa" w:w="3368"/>
+            <w:tcW w:type="dxa" w:w="3477"/>
             <w:vAlign w:val="center"/>
             <w:tcMar>
               <w:top w:w="85" w:type="dxa"/>
@@ -20509,7 +21977,7 @@
         </w:tc>
         <w:tc>
           <w:tcPr>
-            <w:tcW w:type="dxa" w:w="6712"/>
+            <w:tcW w:type="dxa" w:w="6603"/>
             <w:vAlign w:val="center"/>
             <w:tcMar>
               <w:top w:w="85" w:type="dxa"/>
@@ -20539,7 +22007,7 @@
         </w:trPr>
         <w:tc>
           <w:tcPr>
-            <w:tcW w:type="dxa" w:w="3368"/>
+            <w:tcW w:type="dxa" w:w="3477"/>
             <w:vAlign w:val="center"/>
             <w:tcMar>
               <w:top w:w="85" w:type="dxa"/>
@@ -20564,7 +22032,7 @@
         </w:tc>
         <w:tc>
           <w:tcPr>
-            <w:tcW w:type="dxa" w:w="6712"/>
+            <w:tcW w:type="dxa" w:w="6603"/>
             <w:vAlign w:val="center"/>
             <w:tcMar>
               <w:top w:w="85" w:type="dxa"/>
@@ -20594,7 +22062,7 @@
         </w:trPr>
         <w:tc>
           <w:tcPr>
-            <w:tcW w:type="dxa" w:w="3368"/>
+            <w:tcW w:type="dxa" w:w="3477"/>
             <w:vAlign w:val="center"/>
             <w:tcMar>
               <w:top w:w="85" w:type="dxa"/>
@@ -20619,7 +22087,7 @@
         </w:tc>
         <w:tc>
           <w:tcPr>
-            <w:tcW w:type="dxa" w:w="6712"/>
+            <w:tcW w:type="dxa" w:w="6603"/>
             <w:vAlign w:val="center"/>
             <w:tcMar>
               <w:top w:w="85" w:type="dxa"/>
@@ -20649,7 +22117,7 @@
         </w:trPr>
         <w:tc>
           <w:tcPr>
-            <w:tcW w:type="dxa" w:w="3368"/>
+            <w:tcW w:type="dxa" w:w="3477"/>
             <w:vAlign w:val="center"/>
             <w:tcMar>
               <w:top w:w="85" w:type="dxa"/>
@@ -20674,7 +22142,7 @@
         </w:tc>
         <w:tc>
           <w:tcPr>
-            <w:tcW w:type="dxa" w:w="6712"/>
+            <w:tcW w:type="dxa" w:w="6603"/>
             <w:vAlign w:val="center"/>
             <w:tcMar>
               <w:top w:w="85" w:type="dxa"/>
@@ -20704,7 +22172,7 @@
         </w:trPr>
         <w:tc>
           <w:tcPr>
-            <w:tcW w:type="dxa" w:w="3368"/>
+            <w:tcW w:type="dxa" w:w="3477"/>
             <w:vAlign w:val="center"/>
             <w:tcMar>
               <w:top w:w="85" w:type="dxa"/>
@@ -20729,7 +22197,7 @@
         </w:tc>
         <w:tc>
           <w:tcPr>
-            <w:tcW w:type="dxa" w:w="6712"/>
+            <w:tcW w:type="dxa" w:w="6603"/>
             <w:vAlign w:val="center"/>
             <w:tcMar>
               <w:top w:w="85" w:type="dxa"/>
@@ -20759,7 +22227,7 @@
         </w:trPr>
         <w:tc>
           <w:tcPr>
-            <w:tcW w:type="dxa" w:w="3368"/>
+            <w:tcW w:type="dxa" w:w="3477"/>
             <w:vAlign w:val="center"/>
             <w:tcMar>
               <w:top w:w="85" w:type="dxa"/>
@@ -20784,7 +22252,7 @@
         </w:tc>
         <w:tc>
           <w:tcPr>
-            <w:tcW w:type="dxa" w:w="6712"/>
+            <w:tcW w:type="dxa" w:w="6603"/>
             <w:vAlign w:val="center"/>
             <w:tcMar>
               <w:top w:w="85" w:type="dxa"/>
@@ -20814,7 +22282,7 @@
         </w:trPr>
         <w:tc>
           <w:tcPr>
-            <w:tcW w:type="dxa" w:w="3368"/>
+            <w:tcW w:type="dxa" w:w="3477"/>
             <w:vAlign w:val="center"/>
             <w:tcMar>
               <w:top w:w="85" w:type="dxa"/>
@@ -20839,7 +22307,7 @@
         </w:tc>
         <w:tc>
           <w:tcPr>
-            <w:tcW w:type="dxa" w:w="6712"/>
+            <w:tcW w:type="dxa" w:w="6603"/>
             <w:vAlign w:val="center"/>
             <w:tcMar>
               <w:top w:w="85" w:type="dxa"/>
@@ -20869,7 +22337,7 @@
         </w:trPr>
         <w:tc>
           <w:tcPr>
-            <w:tcW w:type="dxa" w:w="3368"/>
+            <w:tcW w:type="dxa" w:w="3477"/>
             <w:vAlign w:val="center"/>
             <w:tcMar>
               <w:top w:w="85" w:type="dxa"/>
@@ -20888,13 +22356,13 @@
                 <w:color w:val="000000"/>
                 <w:sz w:val="20"/>
               </w:rPr>
-              <w:t>Локальный просвет</w:t>
-            </w:r>
-          </w:p>
-        </w:tc>
-        <w:tc>
-          <w:tcPr>
-            <w:tcW w:type="dxa" w:w="6712"/>
+              <w:t>Библиотечный динамический узел</w:t>
+            </w:r>
+          </w:p>
+        </w:tc>
+        <w:tc>
+          <w:tcPr>
+            <w:tcW w:type="dxa" w:w="6603"/>
             <w:vAlign w:val="center"/>
             <w:tcMar>
               <w:top w:w="85" w:type="dxa"/>
@@ -20913,7 +22381,7 @@
                 <w:color w:val="000000"/>
                 <w:sz w:val="20"/>
               </w:rPr>
-              <w:t>Расстояние от объявленной наружной поверхности утеплителя/мембраны до ближайшей поверхности ГП в узле 4.2.1</w:t>
+              <w:t>Подготовленный блок со штатными свойствами и действиями AutoCAD; изменяются только выбранные вставки</w:t>
             </w:r>
           </w:p>
         </w:tc>
@@ -20924,7 +22392,7 @@
         </w:trPr>
         <w:tc>
           <w:tcPr>
-            <w:tcW w:type="dxa" w:w="3368"/>
+            <w:tcW w:type="dxa" w:w="3477"/>
             <w:vAlign w:val="center"/>
             <w:tcMar>
               <w:top w:w="85" w:type="dxa"/>
@@ -20943,13 +22411,13 @@
                 <w:color w:val="000000"/>
                 <w:sz w:val="20"/>
               </w:rPr>
-              <w:t>Контрольный снимок геометрии</w:t>
-            </w:r>
-          </w:p>
-        </w:tc>
-        <w:tc>
-          <w:tcPr>
-            <w:tcW w:type="dxa" w:w="6712"/>
+              <w:t>Локальный просвет</w:t>
+            </w:r>
+          </w:p>
+        </w:tc>
+        <w:tc>
+          <w:tcPr>
+            <w:tcW w:type="dxa" w:w="6603"/>
             <w:vAlign w:val="center"/>
             <w:tcMar>
               <w:top w:w="85" w:type="dxa"/>
@@ -20968,7 +22436,7 @@
                 <w:color w:val="000000"/>
                 <w:sz w:val="20"/>
               </w:rPr>
-              <w:t>Сохранённые данные о форме и положении исходников, с которыми команда сравнивает текущий чертёж</w:t>
+              <w:t>Расстояние от объявленной наружной поверхности утеплителя/мембраны до ближайшей поверхности ГП в узле 4.2.1</w:t>
             </w:r>
           </w:p>
         </w:tc>
@@ -20979,7 +22447,7 @@
         </w:trPr>
         <w:tc>
           <w:tcPr>
-            <w:tcW w:type="dxa" w:w="3368"/>
+            <w:tcW w:type="dxa" w:w="3477"/>
             <w:vAlign w:val="center"/>
             <w:tcMar>
               <w:top w:w="85" w:type="dxa"/>
@@ -20998,13 +22466,13 @@
                 <w:color w:val="000000"/>
                 <w:sz w:val="20"/>
               </w:rPr>
-              <w:t>JSON рядом с DWG</w:t>
-            </w:r>
-          </w:p>
-        </w:tc>
-        <w:tc>
-          <w:tcPr>
-            <w:tcW w:type="dxa" w:w="6712"/>
+              <w:t>Контрольный снимок геометрии</w:t>
+            </w:r>
+          </w:p>
+        </w:tc>
+        <w:tc>
+          <w:tcPr>
+            <w:tcW w:type="dxa" w:w="6603"/>
             <w:vAlign w:val="center"/>
             <w:tcMar>
               <w:top w:w="85" w:type="dxa"/>
@@ -21023,7 +22491,7 @@
                 <w:color w:val="000000"/>
                 <w:sz w:val="20"/>
               </w:rPr>
-              <w:t>Дополнительный файл геометрии/данных зон</w:t>
+              <w:t>Сохранённые данные о форме и положении исходников, с которыми команда сравнивает текущий чертёж</w:t>
             </w:r>
           </w:p>
         </w:tc>
@@ -21034,7 +22502,7 @@
         </w:trPr>
         <w:tc>
           <w:tcPr>
-            <w:tcW w:type="dxa" w:w="3368"/>
+            <w:tcW w:type="dxa" w:w="3477"/>
             <w:vAlign w:val="center"/>
             <w:tcMar>
               <w:top w:w="85" w:type="dxa"/>
@@ -21053,21 +22521,76 @@
                 <w:color w:val="000000"/>
                 <w:sz w:val="20"/>
               </w:rPr>
+              <w:t>JSON рядом с DWG</w:t>
+            </w:r>
+          </w:p>
+        </w:tc>
+        <w:tc>
+          <w:tcPr>
+            <w:tcW w:type="dxa" w:w="6603"/>
+            <w:vAlign w:val="center"/>
+            <w:tcMar>
+              <w:top w:w="85" w:type="dxa"/>
+              <w:bottom w:w="85" w:type="dxa"/>
+              <w:left w:w="100" w:type="dxa"/>
+              <w:right w:w="100" w:type="dxa"/>
+            </w:tcMar>
+            <w:shd w:fill="FFFFFF"/>
+          </w:tcPr>
+          <w:p>
+            <w:pPr>
+              <w:spacing w:after="0" w:before="0" w:line="259" w:lineRule="auto"/>
+            </w:pPr>
+            <w:r>
+              <w:rPr>
+                <w:color w:val="000000"/>
+                <w:sz w:val="20"/>
+              </w:rPr>
+              <w:t>Дополнительный файл геометрии/данных зон</w:t>
+            </w:r>
+          </w:p>
+        </w:tc>
+      </w:tr>
+      <w:tr>
+        <w:trPr>
+          <w:cantSplit/>
+        </w:trPr>
+        <w:tc>
+          <w:tcPr>
+            <w:tcW w:type="dxa" w:w="3477"/>
+            <w:vAlign w:val="center"/>
+            <w:tcMar>
+              <w:top w:w="85" w:type="dxa"/>
+              <w:bottom w:w="85" w:type="dxa"/>
+              <w:left w:w="100" w:type="dxa"/>
+              <w:right w:w="100" w:type="dxa"/>
+            </w:tcMar>
+            <w:shd w:fill="F1F5F7"/>
+          </w:tcPr>
+          <w:p>
+            <w:pPr>
+              <w:spacing w:after="0" w:before="0" w:line="259" w:lineRule="auto"/>
+            </w:pPr>
+            <w:r>
+              <w:rPr>
+                <w:color w:val="000000"/>
+                <w:sz w:val="20"/>
+              </w:rPr>
               <w:t>Слой</w:t>
             </w:r>
           </w:p>
         </w:tc>
         <w:tc>
           <w:tcPr>
-            <w:tcW w:type="dxa" w:w="6712"/>
-            <w:vAlign w:val="center"/>
-            <w:tcMar>
-              <w:top w:w="85" w:type="dxa"/>
-              <w:bottom w:w="85" w:type="dxa"/>
-              <w:left w:w="100" w:type="dxa"/>
-              <w:right w:w="100" w:type="dxa"/>
-            </w:tcMar>
-            <w:shd w:fill="FFFFFF"/>
+            <w:tcW w:type="dxa" w:w="6603"/>
+            <w:vAlign w:val="center"/>
+            <w:tcMar>
+              <w:top w:w="85" w:type="dxa"/>
+              <w:bottom w:w="85" w:type="dxa"/>
+              <w:left w:w="100" w:type="dxa"/>
+              <w:right w:w="100" w:type="dxa"/>
+            </w:tcMar>
+            <w:shd w:fill="F1F5F7"/>
           </w:tcPr>
           <w:p>
             <w:pPr>
@@ -21090,7 +22613,7 @@
       </w:pPr>
     </w:p>
     <w:p>
-      <w:bookmarkStart w:id="940" w:name="chapter_21"/>
+      <w:bookmarkStart w:id="1023" w:name="chapter_21"/>
       <w:pPr>
         <w:pStyle w:val="Heading1"/>
         <w:pageBreakBefore/>
@@ -21098,7 +22621,7 @@
       <w:r>
         <w:t>20 Финальная самопроверка первого урока</w:t>
       </w:r>
-      <w:bookmarkEnd w:id="940"/>
+      <w:bookmarkEnd w:id="1023"/>
     </w:p>
     <w:p>
       <w:r>
@@ -21187,7 +22710,7 @@
     </w:p>
     <w:p>
       <w:r>
-        <w:t>Следующие учебные шаги — фасад с пятнадцатью окнами из разделов 7.4–7.5, ленточные окна и низкий подоконник из раздела 7.6, другой рисунок ATTILE и фронтон. Рабочий объект начинайте с одной небольшой зоны, сверенной вручную, затем расширяйте выбор.</w:t>
+        <w:t>Следующие учебные шаги — фасад с пятнадцатью окнами из разделов 7.4–7.5, ленточные окна и низкий подоконник из раздела 7.6, хлыст с добором из раздела 7.7, другой рисунок ATTILE и фронтон. Отдельный пилот библиотеки из главы 13 требует пяти вставок, изменения трёх и сохранности двух; он не подменяется справочной ATFNODE. Рабочий объект начинайте с одной небольшой зоны, сверенной вручную, затем расширяйте выбор.</w:t>
       </w:r>
     </w:p>
     <w:sectPr>

--- a/docs/user/Facades_User_Manual.docx
+++ b/docs/user/Facades_User_Manual.docx
@@ -26,7 +26,7 @@
         <w:rPr>
           <w:b/>
         </w:rPr>
-        <w:t>build-109 — AFacades + AClad + AFrame</w:t>
+        <w:t>build-110 — AFacades + AClad + AFrame</w:t>
       </w:r>
       <w:r>
         <w:t xml:space="preserve">. Скачайте три фасадных модуля со </w:t>
@@ -36,7 +36,7 @@
           <w:rPr>
             <w:color w:val="245D83"/>
           </w:rPr>
-          <w:t>страницы выпуска 109 на GitHub</w:t>
+          <w:t>страницы выпуска 110 на GitHub</w:t>
         </w:r>
       </w:hyperlink>
       <w:r>
@@ -58,7 +58,7 @@
         <w:rPr>
           <w:b/>
         </w:rPr>
-        <w:t>Редакция от 6 октября 2026 года для выпуска build-109. Перед занятием установите AFacades, AClad и AFrame из этого выпуска. Живая проверка в AutoCAD ещё предстоит.</w:t>
+        <w:t>Редакция от 6 октября 2026 года для выпуска build-110. Перед занятием установите AFacades, AClad и AFrame из этого выпуска. Живая проверка в AutoCAD ещё предстоит.</w:t>
       </w:r>
     </w:p>
     <w:p>
@@ -367,7 +367,7 @@
         <w:rPr>
           <w:b/>
         </w:rPr>
-        <w:t>Выпуск build-109 от 6 октября 2026 года</w:t>
+        <w:t>Выпуск build-110 от 6 октября 2026 года</w:t>
       </w:r>
       <w:r>
         <w:t xml:space="preserve"> сохраняет исправления зон и штриховок из №108 и добавляет исправления кассеты, схемы слоёв, меню, торцов у окон, хлыстов с доборами и стоек верхних окон. Устранены также лишние стойки и пропавшие ортогональные кронштейны при дробных координатах. Команды библиотеки динамических узлов описаны отдельно в главе 13. Откройте </w:t>
@@ -377,7 +377,7 @@
           <w:rPr>
             <w:color w:val="245D83"/>
           </w:rPr>
-          <w:t>выпуск build-109 на GitHub</w:t>
+          <w:t>выпуск build-110 на GitHub</w:t>
         </w:r>
       </w:hyperlink>
       <w:r>
@@ -391,7 +391,7 @@
     </w:p>
     <w:p>
       <w:r>
-        <w:t>Руководство охватывает зоны, раскладку, подсистему, ведомости, справочную схему слоёв и первый пилот библиотеки динамических узлов. Готовый нативный библиотечный DWG ещё должен быть создан и проверен в полном AutoCAD 2024; наличие команд в №109 не означает пройденную приёмку. Оно не подтверждает живую приёмку AutoCAD и не превращает учебные параметры в проектное решение. Межэтажная система в режиме «по расчёту», полный монтажный узел с крепежом и автоматический подбор монтажного варианта пока не готовы.</w:t>
+        <w:t>Руководство охватывает зоны, раскладку, подсистему, ведомости, справочную схему слоёв и первый пилот библиотеки динамических узлов. Готовый нативный библиотечный DWG ещё должен быть создан и проверен в полном AutoCAD 2024; наличие команд в №110 не означает пройденную приёмку. Оно не подтверждает живую приёмку AutoCAD и не превращает учебные параметры в проектное решение. Межэтажная система в режиме «по расчёту», полный монтажный узел с крепежом и автоматический подбор монтажного варианта пока не готовы.</w:t>
       </w:r>
     </w:p>
     <w:p>
@@ -1693,7 +1693,7 @@
         <w:rPr>
           <w:b/>
         </w:rPr>
-        <w:t>Проверка выпуска 109.</w:t>
+        <w:t>Проверка выпуска 110.</w:t>
       </w:r>
       <w:r>
         <w:t xml:space="preserve"> Повторите исходные ATFZONE и ATTILE на копии прежнего DWG, затем торцы у окон, хлысты и верхние оконные стойки по разделам 7.4–7.7. Не округляйте контуры и не переделывайте образец ради обхода ошибки. Сохраните результат, полностью перезапустите AutoCAD и повторите. Кассета 821,87×600 мм и предупреждение </w:t>
@@ -2588,7 +2588,7 @@
     </w:p>
     <w:p>
       <w:r>
-        <w:t>Первые три исправления уже входили в №108; пункты 4–12 добавлены после него и включены в №109. Исправленный авторский LISP из пункта 13 передаётся отдельным закрытым тестовым ZIP, не входит в три установочных бандла. Ни успешная компиляция, ни программные тесты не подтверждают живой проход в AutoCAD. Для каждого пункта запишите результат и сохраните F2 при отказе. Старый результат на экране после ошибки не считается новым успешным построением.</w:t>
+        <w:t>Первые три исправления уже входили в №108; пункты 4–12 добавлены после него и включены в №110. Исправленный авторский LISP из пункта 13 передаётся отдельным закрытым тестовым ZIP, не входит в три установочных бандла. Ни успешная компиляция, ни программные тесты не подтверждают живой проход в AutoCAD. Для каждого пункта запишите результат и сохраните F2 при отказе. Старый результат на экране после ошибки не считается новым успешным построением.</w:t>
       </w:r>
     </w:p>
     <w:p>
@@ -2822,14 +2822,19 @@
       </w:r>
     </w:p>
     <w:p>
-      <w:bookmarkStart w:id="98" w:name="chapter_4"/>
+      <w:r>
+        <w:t>Дополнительно перед выдачей исправлена декларация четырёх команд узлов в пакете AFrame. №109 не используйте, контрольный комплект №110.</w:t>
+      </w:r>
+    </w:p>
+    <w:p>
+      <w:bookmarkStart w:id="100" w:name="chapter_4"/>
       <w:pPr>
         <w:pStyle w:val="Heading1"/>
       </w:pPr>
       <w:r>
         <w:t>3 Пять правил перед первым чертежом</w:t>
       </w:r>
-      <w:bookmarkEnd w:id="98"/>
+      <w:bookmarkEnd w:id="100"/>
     </w:p>
     <w:p>
       <w:r>
@@ -2962,14 +2967,14 @@
       </w:r>
     </w:p>
     <w:p>
-      <w:bookmarkStart w:id="112" w:name="chapter_5"/>
+      <w:bookmarkStart w:id="114" w:name="chapter_5"/>
       <w:pPr>
         <w:pStyle w:val="Heading1"/>
       </w:pPr>
       <w:r>
         <w:t>4 Учебный фасад исходник и проверочные размеры</w:t>
       </w:r>
-      <w:bookmarkEnd w:id="112"/>
+      <w:bookmarkEnd w:id="114"/>
     </w:p>
     <w:p>
       <w:pPr>
@@ -3563,14 +3568,14 @@
       </w:r>
     </w:p>
     <w:p>
-      <w:bookmarkStart w:id="138" w:name="chapter_6"/>
+      <w:bookmarkStart w:id="140" w:name="chapter_6"/>
       <w:pPr>
         <w:pStyle w:val="Heading1"/>
       </w:pPr>
       <w:r>
         <w:t>5 Шаг 1 создать зону командой ATFZONE</w:t>
       </w:r>
-      <w:bookmarkEnd w:id="138"/>
+      <w:bookmarkEnd w:id="140"/>
     </w:p>
     <w:p>
       <w:pPr>
@@ -5209,14 +5214,14 @@
       </w:r>
     </w:p>
     <w:p>
-      <w:bookmarkStart w:id="186" w:name="chapter_7"/>
+      <w:bookmarkStart w:id="188" w:name="chapter_7"/>
       <w:pPr>
         <w:pStyle w:val="Heading1"/>
       </w:pPr>
       <w:r>
         <w:t>6 Шаг 2 разложить плитку командой ATTILE</w:t>
       </w:r>
-      <w:bookmarkEnd w:id="186"/>
+      <w:bookmarkEnd w:id="188"/>
     </w:p>
     <w:p>
       <w:pPr>
@@ -7211,14 +7216,14 @@
       </w:r>
     </w:p>
     <w:p>
-      <w:bookmarkStart w:id="241" w:name="chapter_8"/>
+      <w:bookmarkStart w:id="243" w:name="chapter_8"/>
       <w:pPr>
         <w:pStyle w:val="Heading1"/>
       </w:pPr>
       <w:r>
         <w:t>7 Шаг 3 построить подсистему ATFRAME</w:t>
       </w:r>
-      <w:bookmarkEnd w:id="241"/>
+      <w:bookmarkEnd w:id="243"/>
     </w:p>
     <w:p>
       <w:pPr>
@@ -10077,14 +10082,14 @@
       </w:r>
     </w:p>
     <w:p>
-      <w:bookmarkStart w:id="358" w:name="chapter_9"/>
+      <w:bookmarkStart w:id="360" w:name="chapter_9"/>
       <w:pPr>
         <w:pStyle w:val="Heading1"/>
       </w:pPr>
       <w:r>
         <w:t>8 Шаг 4 построить ведомость ATFTABLE</w:t>
       </w:r>
-      <w:bookmarkEnd w:id="358"/>
+      <w:bookmarkEnd w:id="360"/>
     </w:p>
     <w:p>
       <w:pPr>
@@ -11485,14 +11490,14 @@
       </w:r>
     </w:p>
     <w:p>
-      <w:bookmarkStart w:id="510" w:name="chapter_10"/>
+      <w:bookmarkStart w:id="512" w:name="chapter_10"/>
       <w:pPr>
         <w:pStyle w:val="Heading1"/>
       </w:pPr>
       <w:r>
         <w:t>9 Как проверять весь фасад не запутавшись в слоях</w:t>
       </w:r>
-      <w:bookmarkEnd w:id="510"/>
+      <w:bookmarkEnd w:id="512"/>
     </w:p>
     <w:p>
       <w:pPr>
@@ -11998,14 +12003,14 @@
       </w:r>
     </w:p>
     <w:p>
-      <w:bookmarkStart w:id="527" w:name="chapter_11"/>
+      <w:bookmarkStart w:id="529" w:name="chapter_11"/>
       <w:pPr>
         <w:pStyle w:val="Heading1"/>
       </w:pPr>
       <w:r>
         <w:t>10 Изменения повторный запуск и отмена</w:t>
       </w:r>
-      <w:bookmarkEnd w:id="527"/>
+      <w:bookmarkEnd w:id="529"/>
     </w:p>
     <w:p>
       <w:pPr>
@@ -12425,14 +12430,14 @@
       </w:r>
     </w:p>
     <w:p>
-      <w:bookmarkStart w:id="588" w:name="chapter_12"/>
+      <w:bookmarkStart w:id="590" w:name="chapter_12"/>
       <w:pPr>
         <w:pStyle w:val="Heading1"/>
       </w:pPr>
       <w:r>
         <w:t>11 Второе упражнение фронтон со скатами</w:t>
       </w:r>
-      <w:bookmarkEnd w:id="588"/>
+      <w:bookmarkEnd w:id="590"/>
     </w:p>
     <w:p>
       <w:pPr>
@@ -12592,14 +12597,14 @@
       </w:r>
     </w:p>
     <w:p>
-      <w:bookmarkStart w:id="604" w:name="chapter_13"/>
+      <w:bookmarkStart w:id="606" w:name="chapter_13"/>
       <w:pPr>
         <w:pStyle w:val="Heading1"/>
       </w:pPr>
       <w:r>
         <w:t>12 ATTILE справочник режимов после первого урока</w:t>
       </w:r>
-      <w:bookmarkEnd w:id="604"/>
+      <w:bookmarkEnd w:id="606"/>
     </w:p>
     <w:p>
       <w:pPr>
@@ -13219,14 +13224,14 @@
       </w:r>
     </w:p>
     <w:p>
-      <w:bookmarkStart w:id="640" w:name="chapter_14"/>
+      <w:bookmarkStart w:id="642" w:name="chapter_14"/>
       <w:pPr>
         <w:pStyle w:val="Heading1"/>
       </w:pPr>
       <w:r>
         <w:t>13 ATFRAME какие режимы выбирать</w:t>
       </w:r>
-      <w:bookmarkEnd w:id="640"/>
+      <w:bookmarkEnd w:id="642"/>
     </w:p>
     <w:p>
       <w:pPr>
@@ -15487,7 +15492,7 @@
     </w:p>
     <w:p>
       <w:r>
-        <w:t xml:space="preserve">В №109 команды библиотеки принимают подготовленный </w:t>
+        <w:t xml:space="preserve">В №110 команды библиотеки принимают подготовленный </w:t>
       </w:r>
       <w:r>
         <w:rPr>
@@ -15631,7 +15636,7 @@
         <w:ind w:left="317" w:hanging="317"/>
       </w:pPr>
       <w:r>
-        <w:t xml:space="preserve">1. В принимающем DWG с загруженным AFrame №109 вызовите </w:t>
+        <w:t xml:space="preserve">1. В принимающем DWG с загруженным AFrame №110 вызовите </w:t>
       </w:r>
       <w:r>
         <w:rPr>
@@ -16319,14 +16324,14 @@
       </w:r>
     </w:p>
     <w:p>
-      <w:bookmarkStart w:id="890" w:name="chapter_15"/>
+      <w:bookmarkStart w:id="892" w:name="chapter_15"/>
       <w:pPr>
         <w:pStyle w:val="Heading1"/>
       </w:pPr>
       <w:r>
         <w:t>14 Размеры и поиск дублей</w:t>
       </w:r>
-      <w:bookmarkEnd w:id="890"/>
+      <w:bookmarkEnd w:id="892"/>
     </w:p>
     <w:p>
       <w:r>
@@ -16368,14 +16373,14 @@
       </w:r>
     </w:p>
     <w:p>
-      <w:bookmarkStart w:id="898" w:name="chapter_16"/>
+      <w:bookmarkStart w:id="900" w:name="chapter_16"/>
       <w:pPr>
         <w:pStyle w:val="Heading1"/>
       </w:pPr>
       <w:r>
         <w:t>15 Зачем осталась команда ATCLAD</w:t>
       </w:r>
-      <w:bookmarkEnd w:id="898"/>
+      <w:bookmarkEnd w:id="900"/>
     </w:p>
     <w:p>
       <w:r>
@@ -16393,14 +16398,14 @@
       </w:r>
     </w:p>
     <w:p>
-      <w:bookmarkStart w:id="906" w:name="chapter_17"/>
+      <w:bookmarkStart w:id="908" w:name="chapter_17"/>
       <w:pPr>
         <w:pStyle w:val="Heading1"/>
       </w:pPr>
       <w:r>
         <w:t>16 Частые ошибки что делать по сообщению</w:t>
       </w:r>
-      <w:bookmarkEnd w:id="906"/>
+      <w:bookmarkEnd w:id="908"/>
     </w:p>
     <w:tbl>
       <w:tblPr>
@@ -20592,14 +20597,14 @@
       </w:pPr>
     </w:p>
     <w:p>
-      <w:bookmarkStart w:id="962" w:name="chapter_18"/>
+      <w:bookmarkStart w:id="964" w:name="chapter_18"/>
       <w:pPr>
         <w:pStyle w:val="Heading1"/>
       </w:pPr>
       <w:r>
         <w:t>17 Сохранение и передача результата</w:t>
       </w:r>
-      <w:bookmarkEnd w:id="962"/>
+      <w:bookmarkEnd w:id="964"/>
     </w:p>
     <w:p>
       <w:r>
@@ -20741,14 +20746,14 @@
       </w:r>
     </w:p>
     <w:p>
-      <w:bookmarkStart w:id="980" w:name="chapter_19"/>
+      <w:bookmarkStart w:id="982" w:name="chapter_19"/>
       <w:pPr>
         <w:pStyle w:val="Heading1"/>
       </w:pPr>
       <w:r>
         <w:t>18 Как сообщить о проблеме чтобы её можно было исправить</w:t>
       </w:r>
-      <w:bookmarkEnd w:id="980"/>
+      <w:bookmarkEnd w:id="982"/>
     </w:p>
     <w:p>
       <w:r>
@@ -20761,14 +20766,14 @@
       </w:r>
     </w:p>
     <w:p>
-      <w:bookmarkStart w:id="986" w:name="chapter_20"/>
+      <w:bookmarkStart w:id="988" w:name="chapter_20"/>
       <w:pPr>
         <w:pStyle w:val="Heading1"/>
       </w:pPr>
       <w:r>
         <w:t>19 Словарь начинающего пользователя</w:t>
       </w:r>
-      <w:bookmarkEnd w:id="986"/>
+      <w:bookmarkEnd w:id="988"/>
     </w:p>
     <w:tbl>
       <w:tblPr>
@@ -22613,7 +22618,7 @@
       </w:pPr>
     </w:p>
     <w:p>
-      <w:bookmarkStart w:id="1023" w:name="chapter_21"/>
+      <w:bookmarkStart w:id="1025" w:name="chapter_21"/>
       <w:pPr>
         <w:pStyle w:val="Heading1"/>
         <w:pageBreakBefore/>
@@ -22621,7 +22626,7 @@
       <w:r>
         <w:t>20 Финальная самопроверка первого урока</w:t>
       </w:r>
-      <w:bookmarkEnd w:id="1023"/>
+      <w:bookmarkEnd w:id="1025"/>
     </w:p>
     <w:p>
       <w:r>

--- a/docs/user/Facades_User_Manual.docx
+++ b/docs/user/Facades_User_Manual.docx
@@ -26,7 +26,7 @@
         <w:rPr>
           <w:b/>
         </w:rPr>
-        <w:t>build-110 — AFacades + AClad + AFrame</w:t>
+        <w:t>build-111 — AFacades + AClad + AFrame</w:t>
       </w:r>
       <w:r>
         <w:t xml:space="preserve">. Скачайте три фасадных модуля со </w:t>
@@ -36,11 +36,11 @@
           <w:rPr>
             <w:color w:val="245D83"/>
           </w:rPr>
-          <w:t>страницы выпуска 110 на GitHub</w:t>
+          <w:t>страницы выпуска 111 на GitHub</w:t>
         </w:r>
       </w:hyperlink>
       <w:r>
-        <w:t>. Руководство описывает команды и поля окон этого выпуска. Целевая среда комплекта: полный AutoCAD для Windows, 64-разрядный, версии 2021–2024; для первого испытания Германа — AutoCAD 2024. Названия разделов и команд сохранены так, как они написаны в программе.</w:t>
+        <w:t xml:space="preserve"> и замените все три папки целиком по отдельной инструкции установки. Руководство описывает команды и поля окон этого выпуска. Целевая среда комплекта: полный AutoCAD для Windows, 64-разрядный, версии 2021–2024; для испытания Германа — AutoCAD 2024. Названия разделов и команд сохранены так, как они написаны в программе.</w:t>
       </w:r>
     </w:p>
     <w:p>
@@ -58,7 +58,7 @@
         <w:rPr>
           <w:b/>
         </w:rPr>
-        <w:t>Редакция от 6 октября 2026 года для выпуска build-110. Перед занятием установите AFacades, AClad и AFrame из этого выпуска. Живая проверка в AutoCAD ещё предстоит.</w:t>
+        <w:t>Редакция от 9 октября 2026 года для выпуска build-111. Перед проверкой заново установите AFacades, AClad и AFrame из этого выпуска. Результаты проверки в AutoCAD фиксируйте отдельно для каждого сценария.</w:t>
       </w:r>
     </w:p>
     <w:p>
@@ -367,21 +367,24 @@
         <w:rPr>
           <w:b/>
         </w:rPr>
-        <w:t>Выпуск build-110 от 6 октября 2026 года</w:t>
-      </w:r>
-      <w:r>
-        <w:t xml:space="preserve"> сохраняет исправления зон и штриховок из №108 и добавляет исправления кассеты, схемы слоёв, меню, торцов у окон, хлыстов с доборами и стоек верхних окон. Устранены также лишние стойки и пропавшие ортогональные кронштейны при дробных координатах. Команды библиотеки динамических узлов описаны отдельно в главе 13. Откройте </w:t>
-      </w:r>
-      <w:hyperlink r:id="rId11">
-        <w:r>
-          <w:rPr>
-            <w:color w:val="245D83"/>
-          </w:rPr>
-          <w:t>выпуск build-110 на GitHub</w:t>
-        </w:r>
-      </w:hyperlink>
-      <w:r>
-        <w:t xml:space="preserve"> и установите все три фасадных модуля из него. Порядок скачивания описан в отдельной короткой инструкции.</w:t>
+        <w:t>Выпуск build-111 от 9 октября 2026 года</w:t>
+      </w:r>
+      <w:r>
+        <w:t xml:space="preserve"> включает исправления дробных размеров ATTILE и проверки его геометрии, которых нет в №110. Близкие размеры 245,001 и 245,004 мм больше не смешиваются в кеше прототипов; преобразование типа свойства не округляет 35,85 до 36; точные свойства не позволяют принять фактическую геометрию с отклонением 0,15 мм. Автор узла </w:t>
+      </w:r>
+      <w:r>
+        <w:rPr>
+          <w:b/>
+        </w:rPr>
+        <w:t>2026-10-08.2</w:t>
+      </w:r>
+      <w:r>
+        <w:t xml:space="preserve"> передаётся отдельным тестовым ZIP: исправлены ответы командам AutoCAD и обработка собственного отката. В разделе 2.3 приведены все контрольные сценарии. Приёмка обычного построения в AutoCAD остаётся отдельной проверкой.</w:t>
+      </w:r>
+    </w:p>
+    <w:p>
+      <w:r>
+        <w:t>Сохранены прежние исправления зон и штриховок, кассеты, схемы слоёв, меню, торцов у окон, хлыстов с доборами, стоек верхних окон, лишних стоек и пропавших ортогональных кронштейнов при дробных координатах. Команды библиотеки динамических узлов описаны в главе 13. Установите все три фасадных модуля build-111, даже если раньше обновляли только AClad.</w:t>
       </w:r>
     </w:p>
     <w:p>
@@ -391,18 +394,18 @@
     </w:p>
     <w:p>
       <w:r>
-        <w:t>Руководство охватывает зоны, раскладку, подсистему, ведомости, справочную схему слоёв и первый пилот библиотеки динамических узлов. Готовый нативный библиотечный DWG ещё должен быть создан и проверен в полном AutoCAD 2024; наличие команд в №110 не означает пройденную приёмку. Оно не подтверждает живую приёмку AutoCAD и не превращает учебные параметры в проектное решение. Межэтажная система в режиме «по расчёту», полный монтажный узел с крепежом и автоматический подбор монтажного варианта пока не готовы.</w:t>
-      </w:r>
-    </w:p>
-    <w:p>
-      <w:bookmarkStart w:id="17" w:name="chapter_2"/>
+        <w:t>Руководство охватывает зоны, раскладку, подсистему, ведомости, справочную схему слоёв и первый пилот библиотеки динамических узлов. Библиотечный DWG ещё должен пройти создание и проверку в полном AutoCAD 2024. Наличие команд в №111 и успешные программные тесты не подтверждают живую приёмку. Учебные параметры не являются проектным решением. Межэтажная система в режиме «по расчёту», полный монтажный узел с крепежом и автоматический подбор монтажного варианта пока не готовы.</w:t>
+      </w:r>
+    </w:p>
+    <w:p>
+      <w:bookmarkStart w:id="19" w:name="chapter_2"/>
       <w:pPr>
         <w:pStyle w:val="Heading1"/>
       </w:pPr>
       <w:r>
         <w:t>1 Что установлено и какой результат даёт каждый модуль</w:t>
       </w:r>
-      <w:bookmarkEnd w:id="17"/>
+      <w:bookmarkEnd w:id="19"/>
     </w:p>
     <w:tbl>
       <w:tblPr>
@@ -1003,14 +1006,14 @@
       </w:r>
     </w:p>
     <w:p>
-      <w:bookmarkStart w:id="32" w:name="chapter_3"/>
+      <w:bookmarkStart w:id="34" w:name="chapter_3"/>
       <w:pPr>
         <w:pStyle w:val="Heading1"/>
       </w:pPr>
       <w:r>
         <w:t>2 Установка трёх модулей</w:t>
       </w:r>
-      <w:bookmarkEnd w:id="32"/>
+      <w:bookmarkEnd w:id="34"/>
     </w:p>
     <w:p>
       <w:pPr>
@@ -1693,10 +1696,73 @@
         <w:rPr>
           <w:b/>
         </w:rPr>
-        <w:t>Проверка выпуска 110.</w:t>
-      </w:r>
-      <w:r>
-        <w:t xml:space="preserve"> Повторите исходные ATFZONE и ATTILE на копии прежнего DWG, затем торцы у окон, хлысты и верхние оконные стойки по разделам 7.4–7.7. Не округляйте контуры и не переделывайте образец ради обхода ошибки. Сохраните результат, полностью перезапустите AutoCAD и повторите. Кассета 821,87×600 мм и предупреждение </w:t>
+        <w:t>Проверка выпуска 111.</w:t>
+      </w:r>
+      <w:r>
+        <w:t xml:space="preserve"> В трёх </w:t>
+      </w:r>
+      <w:r>
+        <w:rPr>
+          <w:rFonts w:ascii="DejaVu Sans Mono" w:hAnsi="DejaVu Sans Mono"/>
+          <w:sz w:val="19"/>
+        </w:rPr>
+        <w:t>Contents\net48\build-info.json</w:t>
+      </w:r>
+      <w:r>
+        <w:t xml:space="preserve"> значения </w:t>
+      </w:r>
+      <w:r>
+        <w:rPr>
+          <w:rFonts w:ascii="DejaVu Sans Mono" w:hAnsi="DejaVu Sans Mono"/>
+          <w:sz w:val="19"/>
+        </w:rPr>
+        <w:t>build</w:t>
+      </w:r>
+      <w:r>
+        <w:t xml:space="preserve"> должны равняться </w:t>
+      </w:r>
+      <w:r>
+        <w:rPr>
+          <w:rFonts w:ascii="DejaVu Sans Mono" w:hAnsi="DejaVu Sans Mono"/>
+          <w:sz w:val="19"/>
+        </w:rPr>
+        <w:t>111</w:t>
+      </w:r>
+      <w:r>
+        <w:t xml:space="preserve">, а </w:t>
+      </w:r>
+      <w:r>
+        <w:rPr>
+          <w:rFonts w:ascii="DejaVu Sans Mono" w:hAnsi="DejaVu Sans Mono"/>
+          <w:sz w:val="19"/>
+        </w:rPr>
+        <w:t>sha</w:t>
+      </w:r>
+      <w:r>
+        <w:t xml:space="preserve"> совпадать с исходным коммитом из описания выпуска. Повторите исходные ATFZONE и ATTILE на копии прежнего DWG с его JSON. Старую зону без снимка сначала примите через ATFZONEACCEPT по разделу 10.3. Затем проверьте торцы у окон, хлысты и верхние оконные стойки по разделам 7.4–7.7. Не округляйте контуры и не переделывайте образец ради обхода ошибки. Сохраните результат, полностью перезапустите AutoCAD и повторите.</w:t>
+      </w:r>
+    </w:p>
+    <w:p>
+      <w:r>
+        <w:t xml:space="preserve">Прежние отказы </w:t>
+      </w:r>
+      <w:r>
+        <w:rPr>
+          <w:b/>
+        </w:rPr>
+        <w:t>245×35,85</w:t>
+      </w:r>
+      <w:r>
+        <w:t xml:space="preserve"> и </w:t>
+      </w:r>
+      <w:r>
+        <w:rPr>
+          <w:b/>
+        </w:rPr>
+        <w:t>821,87×600 мм</w:t>
+      </w:r>
+      <w:r>
+        <w:t xml:space="preserve"> и предупреждение </w:t>
       </w:r>
       <w:r>
         <w:rPr>
@@ -1706,7 +1772,7 @@
         <w:t>ACAD:Фасады</w:t>
       </w:r>
       <w:r>
-        <w:t xml:space="preserve"> ещё требуют живого повтора: программные проверки не закрывают эти симптомы. Если предупреждение осталось, сохраните F2 и снимок CUI → текущее рабочее пространство → Меню → ссылка «Фасады»; профиль и чужие меню не удаляйте.</w:t>
+        <w:t xml:space="preserve"> ещё требуют живого повтора. Для облицовки ожидается завершённое построение правильного размера. Отказ с сохранением старых объектов фиксируйте как непройденный обычный сценарий. Если предупреждение меню осталось, сохраните F2 и снимок CUI → текущее рабочее пространство → Меню → ссылка «Фасады»; профиль и чужие меню не удаляйте.</w:t>
       </w:r>
     </w:p>
     <w:p>
@@ -2583,12 +2649,21 @@
         <w:pStyle w:val="Heading2"/>
       </w:pPr>
       <w:r>
-        <w:t>2 3 Что повторить после исправлений 5 6 октября</w:t>
-      </w:r>
-    </w:p>
-    <w:p>
-      <w:r>
-        <w:t>Первые три исправления уже входили в №108; пункты 4–12 добавлены после него и включены в №110. Исправленный авторский LISP из пункта 13 передаётся отдельным закрытым тестовым ZIP, не входит в три установочных бандла. Ни успешная компиляция, ни программные тесты не подтверждают живой проход в AutoCAD. Для каждого пункта запишите результат и сохраните F2 при отказе. Старый результат на экране после ошибки не считается новым успешным построением.</w:t>
+        <w:t>2 3 Что повторить после исправлений 5 9 октября</w:t>
+      </w:r>
+    </w:p>
+    <w:p>
+      <w:r>
+        <w:t xml:space="preserve">Первые три исправления уже входили в №108; пункты 4–12 включены в №110 и сохранены в №111. Проверки 14–17 относятся к исправлениям 8–9 октября. Авторский LISP </w:t>
+      </w:r>
+      <w:r>
+        <w:rPr>
+          <w:b/>
+        </w:rPr>
+        <w:t>2026-10-08.2</w:t>
+      </w:r>
+      <w:r>
+        <w:t xml:space="preserve"> из пунктов 13 и 16 передаётся отдельным закрытым тестовым ZIP; он не входит в три установочных бандла. Для каждого пункта запишите «пройден», «не пройден» или «не выполнен», номер сборки, входной DWG и фактический результат. Успешная компиляция не подтверждает живой проход в AutoCAD. Старый результат на экране после ошибки не считается новым успешным построением.</w:t>
       </w:r>
     </w:p>
     <w:p>
@@ -2639,7 +2714,7 @@
         <w:t>Инициализация ленты и меню.</w:t>
       </w:r>
       <w:r>
-        <w:t xml:space="preserve"> После штатного перезапуска проверьте кнопку и ручной ATFZONE. Ошибка ленты больше не должна пропускать меню; F2 показывает причину. Точная причина исходного пропадания панели ещё не подтверждена.</w:t>
+        <w:t xml:space="preserve"> После штатного перезапуска проверьте кнопку и ручной ATFZONE. Ошибка ленты больше не должна пропускать меню; F2 показывает причину. В №111 также исправлено прерывание инициализации при ошибке вывода сообщения в командную строку. Точная причина исходного пропадания панели и предупреждения ACAD:Фасады ещё не подтверждена.</w:t>
       </w:r>
     </w:p>
     <w:p>
@@ -2822,29 +2897,20 @@
       </w:r>
     </w:p>
     <w:p>
-      <w:r>
-        <w:t>Дополнительно перед выдачей исправлена декларация четырёх команд узлов в пакете AFrame. №109 не используйте, контрольный комплект №110.</w:t>
-      </w:r>
-    </w:p>
-    <w:p>
-      <w:bookmarkStart w:id="100" w:name="chapter_4"/>
       <w:pPr>
-        <w:pStyle w:val="Heading1"/>
+        <w:ind w:left="317" w:hanging="317"/>
       </w:pPr>
       <w:r>
-        <w:t>3 Пять правил перед первым чертежом</w:t>
-      </w:r>
-      <w:bookmarkEnd w:id="100"/>
-    </w:p>
-    <w:p>
+        <w:t xml:space="preserve">14. </w:t>
+      </w:r>
       <w:r>
         <w:rPr>
           <w:b/>
         </w:rPr>
-        <w:t>Миллиметры.</w:t>
-      </w:r>
-      <w:r>
-        <w:t xml:space="preserve"> Одна единица координат в упражнении равна 1 мм. Стена шириной 6 м имеет длину 6000, а не 6. Команда </w:t>
+        <w:t>Дробная подрезка 245×35,85 мм.</w:t>
+      </w:r>
+      <w:r>
+        <w:t xml:space="preserve"> На копии исходного DWG повторите отказавший ATTILE с тем же образцом 245×65 и параметрами. Измерьте полученную подрезку через </w:t>
       </w:r>
       <w:r>
         <w:rPr>
@@ -2854,6 +2920,93 @@
         <w:t>_DIST</w:t>
       </w:r>
       <w:r>
+        <w:t xml:space="preserve"> с достаточной точностью и сверьте динамические свойства: ожидается 245×35,85, а не 245×36 мм. Повторите после сохранения и открытия. Непрерывное дробное свойство должно позволять успешное построение. Если конкретный блок не принимает значение или округляет его, отметьте «не пройден» и сохраните всю диагностику F2: запрос, факт, CLR/API тип, единицы и допустимые значения. Не меняйте ограничения блока наугад.</w:t>
+      </w:r>
+    </w:p>
+    <w:p>
+      <w:pPr>
+        <w:ind w:left="317" w:hanging="317"/>
+      </w:pPr>
+      <w:r>
+        <w:t xml:space="preserve">15. </w:t>
+      </w:r>
+      <w:r>
+        <w:rPr>
+          <w:b/>
+        </w:rPr>
+        <w:t>Близкие размеры не подменяют друг друга.</w:t>
+      </w:r>
+      <w:r>
+        <w:t xml:space="preserve"> На отдельной копии контрольной раскладки с поддерживающим дроби блоком получите два размера одной стороны 245,001 и 245,004 мм при одинаковой второй стороне. Измерьте обе детали, повторите построение, сохраните и откройте DWG. Каждая должна сохранить собственный размер. Это специальный программный тест точности, не требование к изготовлению. Если такого входа нет, отметьте «не выполнен», не заменяйте его проверкой двух одинаковых деталей.</w:t>
+      </w:r>
+    </w:p>
+    <w:p>
+      <w:pPr>
+        <w:ind w:left="317" w:hanging="317"/>
+      </w:pPr>
+      <w:r>
+        <w:t xml:space="preserve">16. </w:t>
+      </w:r>
+      <w:r>
+        <w:rPr>
+          <w:b/>
+        </w:rPr>
+        <w:t>Автор узла после ошибок Visibility и Undo.</w:t>
+      </w:r>
+      <w:r>
+        <w:t xml:space="preserve"> В новом чистом DWG загрузите LISP 2026-10-08.2, выполните ATFNATIVEBUILD по главе 13. Ожидается завершение без зависшего запроса числа ручек, сообщение успешной проверки и сохранённый библиотечный DWG. Затем выполните весь сценарий «три из пяти», Properties, ручки, COPY, UNDO и повторное открытие. При ошибке сохраните AFN STAGE, AFN COMMAND, AFN LAST PROMPT, UNDOCTL и сообщение очистки. Не закрывайте чужую группу Undo вручную ради обхода отказа. Прежняя ошибка 61 не считается устранённой только потому, что программа безопасно отказала.</w:t>
+      </w:r>
+    </w:p>
+    <w:p>
+      <w:pPr>
+        <w:ind w:left="317" w:hanging="317"/>
+      </w:pPr>
+      <w:r>
+        <w:t xml:space="preserve">17. </w:t>
+      </w:r>
+      <w:r>
+        <w:rPr>
+          <w:b/>
+        </w:rPr>
+        <w:t>Фактическая геометрия совпадает со свойствами.</w:t>
+      </w:r>
+      <w:r>
+        <w:t xml:space="preserve"> На обычном дробном образце после ATTILE измерьте ширину, высоту и положение левого нижнего угла. Свойства и нарисованная геометрия должны совпадать с заданными размерами и точкой вставки; одного правильного числа в Properties недостаточно. Повторите измерение после сохранения и открытия. Отказ построения отмечайте как непройденный обычный сценарий.</w:t>
+      </w:r>
+    </w:p>
+    <w:p>
+      <w:r>
+        <w:t>Декларации всех четырёх команд узлов в пакете AFrame сохранены. Для этого испытания используйте только общий комплект №111 и отдельно указанный LISP. Время обычного расчёта и вставки записывайте на одном и том же DWG до и после обновления; скорость синтетического стенда не является временем работы AutoCAD.</w:t>
+      </w:r>
+    </w:p>
+    <w:p>
+      <w:bookmarkStart w:id="109" w:name="chapter_4"/>
+      <w:pPr>
+        <w:pStyle w:val="Heading1"/>
+      </w:pPr>
+      <w:r>
+        <w:t>3 Пять правил перед первым чертежом</w:t>
+      </w:r>
+      <w:bookmarkEnd w:id="109"/>
+    </w:p>
+    <w:p>
+      <w:r>
+        <w:rPr>
+          <w:b/>
+        </w:rPr>
+        <w:t>Миллиметры.</w:t>
+      </w:r>
+      <w:r>
+        <w:t xml:space="preserve"> Одна единица координат в упражнении равна 1 мм. Стена шириной 6 м имеет длину 6000, а не 6. Команда </w:t>
+      </w:r>
+      <w:r>
+        <w:rPr>
+          <w:rFonts w:ascii="DejaVu Sans Mono" w:hAnsi="DejaVu Sans Mono"/>
+          <w:sz w:val="19"/>
+        </w:rPr>
+        <w:t>_DIST</w:t>
+      </w:r>
+      <w:r>
         <w:t xml:space="preserve"> позволяет измерить уже нарисованный объект. Изменение поля единиц в </w:t>
       </w:r>
       <w:r>
@@ -2967,14 +3120,14 @@
       </w:r>
     </w:p>
     <w:p>
-      <w:bookmarkStart w:id="114" w:name="chapter_5"/>
+      <w:bookmarkStart w:id="123" w:name="chapter_5"/>
       <w:pPr>
         <w:pStyle w:val="Heading1"/>
       </w:pPr>
       <w:r>
         <w:t>4 Учебный фасад исходник и проверочные размеры</w:t>
       </w:r>
-      <w:bookmarkEnd w:id="114"/>
+      <w:bookmarkEnd w:id="123"/>
     </w:p>
     <w:p>
       <w:pPr>
@@ -3568,14 +3721,14 @@
       </w:r>
     </w:p>
     <w:p>
-      <w:bookmarkStart w:id="140" w:name="chapter_6"/>
+      <w:bookmarkStart w:id="149" w:name="chapter_6"/>
       <w:pPr>
         <w:pStyle w:val="Heading1"/>
       </w:pPr>
       <w:r>
         <w:t>5 Шаг 1 создать зону командой ATFZONE</w:t>
       </w:r>
-      <w:bookmarkEnd w:id="140"/>
+      <w:bookmarkEnd w:id="149"/>
     </w:p>
     <w:p>
       <w:pPr>
@@ -5214,14 +5367,14 @@
       </w:r>
     </w:p>
     <w:p>
-      <w:bookmarkStart w:id="188" w:name="chapter_7"/>
+      <w:bookmarkStart w:id="197" w:name="chapter_7"/>
       <w:pPr>
         <w:pStyle w:val="Heading1"/>
       </w:pPr>
       <w:r>
         <w:t>6 Шаг 2 разложить плитку командой ATTILE</w:t>
       </w:r>
-      <w:bookmarkEnd w:id="188"/>
+      <w:bookmarkEnd w:id="197"/>
     </w:p>
     <w:p>
       <w:pPr>
@@ -7216,14 +7369,14 @@
       </w:r>
     </w:p>
     <w:p>
-      <w:bookmarkStart w:id="243" w:name="chapter_8"/>
+      <w:bookmarkStart w:id="252" w:name="chapter_8"/>
       <w:pPr>
         <w:pStyle w:val="Heading1"/>
       </w:pPr>
       <w:r>
         <w:t>7 Шаг 3 построить подсистему ATFRAME</w:t>
       </w:r>
-      <w:bookmarkEnd w:id="243"/>
+      <w:bookmarkEnd w:id="252"/>
     </w:p>
     <w:p>
       <w:pPr>
@@ -10082,14 +10235,14 @@
       </w:r>
     </w:p>
     <w:p>
-      <w:bookmarkStart w:id="360" w:name="chapter_9"/>
+      <w:bookmarkStart w:id="369" w:name="chapter_9"/>
       <w:pPr>
         <w:pStyle w:val="Heading1"/>
       </w:pPr>
       <w:r>
         <w:t>8 Шаг 4 построить ведомость ATFTABLE</w:t>
       </w:r>
-      <w:bookmarkEnd w:id="360"/>
+      <w:bookmarkEnd w:id="369"/>
     </w:p>
     <w:p>
       <w:pPr>
@@ -11490,14 +11643,14 @@
       </w:r>
     </w:p>
     <w:p>
-      <w:bookmarkStart w:id="512" w:name="chapter_10"/>
+      <w:bookmarkStart w:id="521" w:name="chapter_10"/>
       <w:pPr>
         <w:pStyle w:val="Heading1"/>
       </w:pPr>
       <w:r>
         <w:t>9 Как проверять весь фасад не запутавшись в слоях</w:t>
       </w:r>
-      <w:bookmarkEnd w:id="512"/>
+      <w:bookmarkEnd w:id="521"/>
     </w:p>
     <w:p>
       <w:pPr>
@@ -12003,14 +12156,14 @@
       </w:r>
     </w:p>
     <w:p>
-      <w:bookmarkStart w:id="529" w:name="chapter_11"/>
+      <w:bookmarkStart w:id="538" w:name="chapter_11"/>
       <w:pPr>
         <w:pStyle w:val="Heading1"/>
       </w:pPr>
       <w:r>
         <w:t>10 Изменения повторный запуск и отмена</w:t>
       </w:r>
-      <w:bookmarkEnd w:id="529"/>
+      <w:bookmarkEnd w:id="538"/>
     </w:p>
     <w:p>
       <w:pPr>
@@ -12430,14 +12583,14 @@
       </w:r>
     </w:p>
     <w:p>
-      <w:bookmarkStart w:id="590" w:name="chapter_12"/>
+      <w:bookmarkStart w:id="599" w:name="chapter_12"/>
       <w:pPr>
         <w:pStyle w:val="Heading1"/>
       </w:pPr>
       <w:r>
         <w:t>11 Второе упражнение фронтон со скатами</w:t>
       </w:r>
-      <w:bookmarkEnd w:id="590"/>
+      <w:bookmarkEnd w:id="599"/>
     </w:p>
     <w:p>
       <w:pPr>
@@ -12597,14 +12750,14 @@
       </w:r>
     </w:p>
     <w:p>
-      <w:bookmarkStart w:id="606" w:name="chapter_13"/>
+      <w:bookmarkStart w:id="615" w:name="chapter_13"/>
       <w:pPr>
         <w:pStyle w:val="Heading1"/>
       </w:pPr>
       <w:r>
         <w:t>12 ATTILE справочник режимов после первого урока</w:t>
       </w:r>
-      <w:bookmarkEnd w:id="606"/>
+      <w:bookmarkEnd w:id="615"/>
     </w:p>
     <w:p>
       <w:pPr>
@@ -13224,14 +13377,14 @@
       </w:r>
     </w:p>
     <w:p>
-      <w:bookmarkStart w:id="642" w:name="chapter_14"/>
+      <w:bookmarkStart w:id="651" w:name="chapter_14"/>
       <w:pPr>
         <w:pStyle w:val="Heading1"/>
       </w:pPr>
       <w:r>
         <w:t>13 ATFRAME какие режимы выбирать</w:t>
       </w:r>
-      <w:bookmarkEnd w:id="642"/>
+      <w:bookmarkEnd w:id="651"/>
     </w:p>
     <w:p>
       <w:pPr>
@@ -15492,7 +15645,7 @@
     </w:p>
     <w:p>
       <w:r>
-        <w:t xml:space="preserve">В №110 команды библиотеки принимают подготовленный </w:t>
+        <w:t xml:space="preserve">В №111 команды библиотеки принимают подготовленный </w:t>
       </w:r>
       <w:r>
         <w:rPr>
@@ -15528,7 +15681,16 @@
         <w:ind w:left="317" w:hanging="317"/>
       </w:pPr>
       <w:r>
-        <w:t xml:space="preserve">1. Получите у ответственного за пилот согласованный LISP и его инструкцию. Используйте </w:t>
+        <w:t xml:space="preserve">1. Распакуйте отдельно переданный закрытый тестовый ZIP; в нём находятся согласованный LISP и инструкция узла. Нужна редакция автора </w:t>
+      </w:r>
+      <w:r>
+        <w:rPr>
+          <w:b/>
+        </w:rPr>
+        <w:t>2026-10-08.2</w:t>
+      </w:r>
+      <w:r>
+        <w:t xml:space="preserve">. Используйте </w:t>
       </w:r>
       <w:r>
         <w:rPr>
@@ -15554,7 +15716,7 @@
         <w:t>APPLOAD</w:t>
       </w:r>
       <w:r>
-        <w:t xml:space="preserve"> и загрузите LISP с обычными настройками доверия AutoCAD. Нужен Unicode AutoLISP: LISPSYS 1 или 2; если его приходится менять, перезапустите AutoCAD до начала теста. Защита загрузки не отключается.</w:t>
+        <w:t xml:space="preserve"> и загрузите LISP с обычными настройками доверия AutoCAD. Проверьте редакцию автора в F2. Нужен Unicode AutoLISP: LISPSYS 1 или 2; если его приходится менять, перезапустите AutoCAD до начала теста. Защита загрузки не отключается.</w:t>
       </w:r>
     </w:p>
     <w:p>
@@ -15615,7 +15777,16 @@
         <w:t>AFN LAST PROMPT</w:t>
       </w:r>
       <w:r>
-        <w:t>. Следуйте сообщению очистки; если AutoCAD отказал при откате, закройте только этот новый чертёж без сохранения. Файл после ошибки сохранения не используйте как библиотечный.</w:t>
+        <w:t xml:space="preserve"> и </w:t>
+      </w:r>
+      <w:r>
+        <w:rPr>
+          <w:b/>
+        </w:rPr>
+        <w:t>UNDOCTL</w:t>
+      </w:r>
+      <w:r>
+        <w:t>. Следуйте сообщению очистки; если AutoCAD отказал при откате, закройте только этот новый чертёж без сохранения. Файл после ошибки сохранения не используйте как библиотечный. Незавершённое создание и сообщение о безопасном отказе отмечайте как непройденный сценарий.</w:t>
       </w:r>
     </w:p>
     <w:p>
@@ -15636,7 +15807,7 @@
         <w:ind w:left="317" w:hanging="317"/>
       </w:pPr>
       <w:r>
-        <w:t xml:space="preserve">1. В принимающем DWG с загруженным AFrame №110 вызовите </w:t>
+        <w:t xml:space="preserve">1. В принимающем DWG с загруженным AFrame №111 вызовите </w:t>
       </w:r>
       <w:r>
         <w:rPr>
@@ -16315,7 +16486,7 @@
     </w:p>
     <w:p>
       <w:r>
-        <w:t>После пробной вставки сравните габарит и атрибуты нескольких элементов с расчётными размерами. Для облицовки используйте проверенный блок с базовой точкой в левом нижнем углу: блок с базой в центре не считается поддержанным только потому, что похож на прямоугольник. Исправленная AClad проверяет обратное чтение динамических размеров, фактический габарит и положение с допуском 0,5 мм. При несоответствии построение отменяется с сохранением прежнего результата. Сообщение о неустановленном динамическом свойстве — повод сохранить F2 и проверить исходный блок. Отказ обычного сценария с блоком нельзя засчитать как успех после замены прямоугольником; отдельное упражнение без образца можно выполнить на другой копии.</w:t>
+        <w:t>После пробной вставки сравните габарит и атрибуты нескольких элементов с расчётными размерами. Для облицовки используйте проверенный блок с базовой точкой в левом нижнем углу: блок с базой в центре не считается поддержанным только потому, что похож на прямоугольник. AClad проверяет обратное чтение динамических размеров, фактический габарит и положение. В №111 прежний допуск 0,5 мм убран: учитывается только численная погрешность координат, а расхождение 0,15 мм больше не принимается. Это программная сверка, не монтажный или производственный норматив. При несоответствии построение отменяется с сохранением прежнего результата. Сообщение о неустановленном динамическом свойстве — повод сохранить F2 и проверить исходный блок. Отказ обычного сценария с блоком нельзя засчитать как успех после замены прямоугольником; отдельное упражнение без образца можно выполнить на другой копии.</w:t>
       </w:r>
     </w:p>
     <w:p>
@@ -16324,14 +16495,14 @@
       </w:r>
     </w:p>
     <w:p>
-      <w:bookmarkStart w:id="892" w:name="chapter_15"/>
+      <w:bookmarkStart w:id="901" w:name="chapter_15"/>
       <w:pPr>
         <w:pStyle w:val="Heading1"/>
       </w:pPr>
       <w:r>
         <w:t>14 Размеры и поиск дублей</w:t>
       </w:r>
-      <w:bookmarkEnd w:id="892"/>
+      <w:bookmarkEnd w:id="901"/>
     </w:p>
     <w:p>
       <w:r>
@@ -16373,14 +16544,14 @@
       </w:r>
     </w:p>
     <w:p>
-      <w:bookmarkStart w:id="900" w:name="chapter_16"/>
+      <w:bookmarkStart w:id="909" w:name="chapter_16"/>
       <w:pPr>
         <w:pStyle w:val="Heading1"/>
       </w:pPr>
       <w:r>
         <w:t>15 Зачем осталась команда ATCLAD</w:t>
       </w:r>
-      <w:bookmarkEnd w:id="900"/>
+      <w:bookmarkEnd w:id="909"/>
     </w:p>
     <w:p>
       <w:r>
@@ -16398,14 +16569,14 @@
       </w:r>
     </w:p>
     <w:p>
-      <w:bookmarkStart w:id="908" w:name="chapter_17"/>
+      <w:bookmarkStart w:id="917" w:name="chapter_17"/>
       <w:pPr>
         <w:pStyle w:val="Heading1"/>
       </w:pPr>
       <w:r>
         <w:t>16 Частые ошибки что делать по сообщению</w:t>
       </w:r>
-      <w:bookmarkEnd w:id="908"/>
+      <w:bookmarkEnd w:id="917"/>
     </w:p>
     <w:tbl>
       <w:tblPr>
@@ -20597,14 +20768,14 @@
       </w:pPr>
     </w:p>
     <w:p>
-      <w:bookmarkStart w:id="964" w:name="chapter_18"/>
+      <w:bookmarkStart w:id="973" w:name="chapter_18"/>
       <w:pPr>
         <w:pStyle w:val="Heading1"/>
       </w:pPr>
       <w:r>
         <w:t>17 Сохранение и передача результата</w:t>
       </w:r>
-      <w:bookmarkEnd w:id="964"/>
+      <w:bookmarkEnd w:id="973"/>
     </w:p>
     <w:p>
       <w:r>
@@ -20746,18 +20917,23 @@
       </w:r>
     </w:p>
     <w:p>
-      <w:bookmarkStart w:id="982" w:name="chapter_19"/>
+      <w:bookmarkStart w:id="991" w:name="chapter_19"/>
       <w:pPr>
         <w:pStyle w:val="Heading1"/>
       </w:pPr>
       <w:r>
         <w:t>18 Как сообщить о проблеме чтобы её можно было исправить</w:t>
       </w:r>
-      <w:bookmarkEnd w:id="982"/>
-    </w:p>
-    <w:p>
-      <w:r>
-        <w:t>Передайте: номер архива сборки; три строки загрузки с датами DLL; версию AutoCAD; DWG вместе с его JSON; точное имя команды и последовательность ответов; текст F2 после сбоя; общий снимок фасада и увеличенный снимок проблемного узла. На снимке полезно оставить курсор/размеры и отметить место, где ожидался другой результат.</w:t>
+      <w:bookmarkEnd w:id="991"/>
+    </w:p>
+    <w:p>
+      <w:r>
+        <w:t>Передайте Денису: номер архива сборки; три строки загрузки с датами DLL и совпадающие build/sha; версию AutoCAD; DWG вместе с его JSON; точное имя команды и последовательность ответов; весь текст F2 после сбоя; общий снимок фасада и увеличенный снимок проблемного узла. На снимке полезно оставить курсор/размеры и отметить место, где ожидался другой результат.</w:t>
+      </w:r>
+    </w:p>
+    <w:p>
+      <w:r>
+        <w:t>При отказе ATTILE включите строки с запрошенным и фактическим значениями, типом свойства CLR/API, единицами и допустимыми значениями. Для автора узла запишите его редакцию, AFN STAGE, AFN COMMAND, AFN LAST PROMPT, UNDOCTL и итог очистки. Для каждого пункта раздела 2.3 отметьте «пройден», «не пройден» или «не выполнен». В положительном сценарии ожидается новый правильный результат, а не только отсутствие повреждения прежних объектов.</w:t>
       </w:r>
     </w:p>
     <w:p>
@@ -20766,14 +20942,14 @@
       </w:r>
     </w:p>
     <w:p>
-      <w:bookmarkStart w:id="988" w:name="chapter_20"/>
+      <w:bookmarkStart w:id="999" w:name="chapter_20"/>
       <w:pPr>
         <w:pStyle w:val="Heading1"/>
       </w:pPr>
       <w:r>
         <w:t>19 Словарь начинающего пользователя</w:t>
       </w:r>
-      <w:bookmarkEnd w:id="988"/>
+      <w:bookmarkEnd w:id="999"/>
     </w:p>
     <w:tbl>
       <w:tblPr>
@@ -22618,7 +22794,7 @@
       </w:pPr>
     </w:p>
     <w:p>
-      <w:bookmarkStart w:id="1025" w:name="chapter_21"/>
+      <w:bookmarkStart w:id="1036" w:name="chapter_21"/>
       <w:pPr>
         <w:pStyle w:val="Heading1"/>
         <w:pageBreakBefore/>
@@ -22626,7 +22802,7 @@
       <w:r>
         <w:t>20 Финальная самопроверка первого урока</w:t>
       </w:r>
-      <w:bookmarkEnd w:id="1025"/>
+      <w:bookmarkEnd w:id="1036"/>
     </w:p>
     <w:p>
       <w:r>

--- a/docs/user/Facades_User_Manual.docx
+++ b/docs/user/Facades_User_Manual.docx
@@ -26,7 +26,7 @@
         <w:rPr>
           <w:b/>
         </w:rPr>
-        <w:t>build-111 — AFacades + AClad + AFrame</w:t>
+        <w:t>build-112 — AFacades + AClad + AFrame</w:t>
       </w:r>
       <w:r>
         <w:t xml:space="preserve">. Скачайте три фасадных модуля со </w:t>
@@ -36,11 +36,11 @@
           <w:rPr>
             <w:color w:val="245D83"/>
           </w:rPr>
-          <w:t>страницы выпуска 111 на GitHub</w:t>
+          <w:t>страницы выпуска 112 на GitHub</w:t>
         </w:r>
       </w:hyperlink>
       <w:r>
-        <w:t xml:space="preserve"> и замените все три папки целиком по отдельной инструкции установки. Руководство описывает команды и поля окон этого выпуска. Целевая среда комплекта: полный AutoCAD для Windows, 64-разрядный, версии 2021–2024; для испытания Германа — AutoCAD 2024. Названия разделов и команд сохранены так, как они написаны в программе.</w:t>
+        <w:t xml:space="preserve"> и замените все три папки целиком по отдельной инструкции установки. Руководство описывает команды и поля окон этого выпуска. Целевая среда комплекта: полный AutoCAD для Windows, 64-разрядный, версии 2021–2024; при испытании запишите точную версию AutoCAD. Основной нативный маршрут рассчитан на AutoCAD 2024; пример Германа на снимке выполнен в 2023, и его совместимость требует отдельного прохода. Названия разделов и команд сохранены так, как они написаны в программе.</w:t>
       </w:r>
     </w:p>
     <w:p>
@@ -58,7 +58,7 @@
         <w:rPr>
           <w:b/>
         </w:rPr>
-        <w:t>Редакция от 9 октября 2026 года для выпуска build-111. Перед проверкой заново установите AFacades, AClad и AFrame из этого выпуска. Результаты проверки в AutoCAD фиксируйте отдельно для каждого сценария.</w:t>
+        <w:t>Редакция от 15 октября 2026 года для выпуска build-112. Перед проверкой заново установите AFacades, AClad и AFrame из этого выпуска. Результаты проверки в AutoCAD фиксируйте отдельно для каждого сценария.</w:t>
       </w:r>
     </w:p>
     <w:p>
@@ -367,10 +367,38 @@
         <w:rPr>
           <w:b/>
         </w:rPr>
-        <w:t>Выпуск build-111 от 9 октября 2026 года</w:t>
-      </w:r>
-      <w:r>
-        <w:t xml:space="preserve"> включает исправления дробных размеров ATTILE и проверки его геометрии, которых нет в №110. Близкие размеры 245,001 и 245,004 мм больше не смешиваются в кеше прототипов; преобразование типа свойства не округляет 35,85 до 36; точные свойства не позволяют принять фактическую геометрию с отклонением 0,15 мм. Автор узла </w:t>
+        <w:t>Выпуск build-112 от 15 октября 2026 года</w:t>
+      </w:r>
+      <w:r>
+        <w:t xml:space="preserve"> добавляет согласованную схему внешних углов. При выносе облицовки L вертикальная система получает ряд на границе и второй на L+100 мм внутрь. Швеллер имеет высоту 100 мм, длину L+200 мм, свесы по 50 мм за обе оси и середину на отметке кронштейнов. Реальные монтажные смещения не моделируются. В ортогональной и межэтажной системах первый ряд находится на L+100 мм внутрь, швеллера нет. Подробный пример и ограничения — ниже, в разделе «Углы и перекрытия».</w:t>
+      </w:r>
+    </w:p>
+    <w:p>
+      <w:r>
+        <w:t xml:space="preserve">Меню теперь повторяет инициализацию после готовности AutoCAD. При отказе установки динамического размера ATTILE сохраняет исходное исключение и имя свойства. Это исправление диагностики: </w:t>
+      </w:r>
+      <w:r>
+        <w:rPr>
+          <w:b/>
+        </w:rPr>
+        <w:t>живой отказ типового блока ATTILE ещё не закрыт</w:t>
+      </w:r>
+      <w:r>
+        <w:t xml:space="preserve">. Точная причина предупреждения ACAD:Фасады также требует проверки на рабочем месте. Для кода выполнены Windows check №244 (47/47), полный локальный набор из 75 групп, компиляция трёх DLL и независимые 148 проверок пути параметров к движку. </w:t>
+      </w:r>
+      <w:r>
+        <w:rPr>
+          <w:b/>
+        </w:rPr>
+        <w:t>Полный пользовательский проход в AutoCAD не выполнен.</w:t>
+      </w:r>
+      <w:r>
+        <w:t xml:space="preserve"> Программные результаты его не заменяют.</w:t>
+      </w:r>
+    </w:p>
+    <w:p>
+      <w:r>
+        <w:t xml:space="preserve">Сохранены исправления №111: близкие дробные размеры не смешиваются в кеше прототипов; преобразование типа свойства не округляет 35,85 до 36; геометрия с отклонением 0,15 мм не принимается при точных свойствах. Автор узла </w:t>
       </w:r>
       <w:r>
         <w:rPr>
@@ -379,12 +407,12 @@
         <w:t>2026-10-08.2</w:t>
       </w:r>
       <w:r>
-        <w:t xml:space="preserve"> передаётся отдельным тестовым ZIP: исправлены ответы командам AutoCAD и обработка собственного отката. В разделе 2.3 приведены все контрольные сценарии. Приёмка обычного построения в AutoCAD остаётся отдельной проверкой.</w:t>
-      </w:r>
-    </w:p>
-    <w:p>
-      <w:r>
-        <w:t>Сохранены прежние исправления зон и штриховок, кассеты, схемы слоёв, меню, торцов у окон, хлыстов с доборами, стоек верхних окон, лишних стоек и пропавших ортогональных кронштейнов при дробных координатах. Команды библиотеки динамических узлов описаны в главе 13. Установите все три фасадных модуля build-111, даже если раньше обновляли только AClad.</w:t>
+        <w:t xml:space="preserve"> остаётся отдельным закрытым тестовым ZIP. В разделе 2.3 приведены 23 контрольных сценария.</w:t>
+      </w:r>
+    </w:p>
+    <w:p>
+      <w:r>
+        <w:t>Сохранены прежние исправления зон и штриховок, кассеты, схемы слоёв, меню, торцов у окон, хлыстов с доборами, стоек верхних окон, лишних стоек и пропавших ортогональных кронштейнов при дробных координатах. Команды библиотеки динамических узлов описаны в главе 13. Установите все три фасадных модуля build-112, даже если раньше обновляли только AClad.</w:t>
       </w:r>
     </w:p>
     <w:p>
@@ -394,18 +422,18 @@
     </w:p>
     <w:p>
       <w:r>
-        <w:t>Руководство охватывает зоны, раскладку, подсистему, ведомости, справочную схему слоёв и первый пилот библиотеки динамических узлов. Библиотечный DWG ещё должен пройти создание и проверку в полном AutoCAD 2024. Наличие команд в №111 и успешные программные тесты не подтверждают живую приёмку. Учебные параметры не являются проектным решением. Межэтажная система в режиме «по расчёту», полный монтажный узел с крепежом и автоматический подбор монтажного варианта пока не готовы.</w:t>
-      </w:r>
-    </w:p>
-    <w:p>
-      <w:bookmarkStart w:id="19" w:name="chapter_2"/>
+        <w:t>Руководство охватывает зоны, раскладку, подсистему, ведомости, справочную схему слоёв и первый пилот библиотеки динамических узлов. Библиотечный DWG ещё должен пройти создание и проверку в полном AutoCAD 2024. Наличие команд в №112 и успешные программные тесты не подтверждают живую приёмку. Учебные параметры не являются проектным решением. Межэтажная система в режиме «по расчёту», полный монтажный узел с крепежом и автоматический подбор монтажного варианта пока не готовы.</w:t>
+      </w:r>
+    </w:p>
+    <w:p>
+      <w:bookmarkStart w:id="23" w:name="chapter_2"/>
       <w:pPr>
         <w:pStyle w:val="Heading1"/>
       </w:pPr>
       <w:r>
         <w:t>1 Что установлено и какой результат даёт каждый модуль</w:t>
       </w:r>
-      <w:bookmarkEnd w:id="19"/>
+      <w:bookmarkEnd w:id="23"/>
     </w:p>
     <w:tbl>
       <w:tblPr>
@@ -1006,14 +1034,14 @@
       </w:r>
     </w:p>
     <w:p>
-      <w:bookmarkStart w:id="34" w:name="chapter_3"/>
+      <w:bookmarkStart w:id="38" w:name="chapter_3"/>
       <w:pPr>
         <w:pStyle w:val="Heading1"/>
       </w:pPr>
       <w:r>
         <w:t>2 Установка трёх модулей</w:t>
       </w:r>
-      <w:bookmarkEnd w:id="34"/>
+      <w:bookmarkEnd w:id="38"/>
     </w:p>
     <w:p>
       <w:pPr>
@@ -1696,7 +1724,7 @@
         <w:rPr>
           <w:b/>
         </w:rPr>
-        <w:t>Проверка выпуска 111.</w:t>
+        <w:t>Проверка выпуска 112.</w:t>
       </w:r>
       <w:r>
         <w:t xml:space="preserve"> В трёх </w:t>
@@ -1726,7 +1754,7 @@
           <w:rFonts w:ascii="DejaVu Sans Mono" w:hAnsi="DejaVu Sans Mono"/>
           <w:sz w:val="19"/>
         </w:rPr>
-        <w:t>111</w:t>
+        <w:t>112</w:t>
       </w:r>
       <w:r>
         <w:t xml:space="preserve">, а </w:t>
@@ -2649,12 +2677,12 @@
         <w:pStyle w:val="Heading2"/>
       </w:pPr>
       <w:r>
-        <w:t>2 3 Что повторить после исправлений 5 9 октября</w:t>
-      </w:r>
-    </w:p>
-    <w:p>
-      <w:r>
-        <w:t xml:space="preserve">Первые три исправления уже входили в №108; пункты 4–12 включены в №110 и сохранены в №111. Проверки 14–17 относятся к исправлениям 8–9 октября. Авторский LISP </w:t>
+        <w:t>2 3 Что повторить после исправлений 5 15 октября</w:t>
+      </w:r>
+    </w:p>
+    <w:p>
+      <w:r>
+        <w:t xml:space="preserve">Первые три исправления уже входили в №108; пункты 4–12 включены в №110, проверки 14–17 относятся к исправлениям 8–9 октября. Они сохранены в №112. Новые угловые сценарии и повторная диагностика — пункты 18–23. Авторский LISP </w:t>
       </w:r>
       <w:r>
         <w:rPr>
@@ -2714,7 +2742,7 @@
         <w:t>Инициализация ленты и меню.</w:t>
       </w:r>
       <w:r>
-        <w:t xml:space="preserve"> После штатного перезапуска проверьте кнопку и ручной ATFZONE. Ошибка ленты больше не должна пропускать меню; F2 показывает причину. В №111 также исправлено прерывание инициализации при ошибке вывода сообщения в командную строку. Точная причина исходного пропадания панели и предупреждения ACAD:Фасады ещё не подтверждена.</w:t>
+        <w:t xml:space="preserve"> После штатного перезапуска проверьте кнопку и ручной ATFZONE. Ошибка ленты больше не должна пропускать меню; F2 показывает причину. В №111 также исправлено прерывание инициализации при ошибке вывода сообщения в командную строку. В №112 добавлено ожидание готовности меню с повтором инициализации. Проверьте загрузку при полном перезапуске и после открытия DWG; точная причина предупреждения ACAD:Фасады ещё не подтверждена.</w:t>
       </w:r>
     </w:p>
     <w:p>
@@ -2816,7 +2844,7 @@
         <w:t>Стойки верхних окон.</w:t>
       </w:r>
       <w:r>
-        <w:t xml:space="preserve"> Пройдите точный фасад с 15 окнами по разделам 7.4–7.5. Боковые стойки присутствуют у каждого ряда; стыки и хлыстовые зазоры сохраняются. Контроль: 160/583/12 по расчёту и 160/532/12 вручную.</w:t>
+        <w:t xml:space="preserve"> Пройдите точный фасад с 15 окнами по разделам 7.4–7.5. Боковые стойки присутствуют у каждого ряда; стыки и хлыстовые зазоры сохраняются. Для №112 задайте геометрический вынос L=230 мм и отдельно сверьте угловые оси и швеллеры; старые общие количества из выпуска №111 к этой схеме не применяются.</w:t>
       </w:r>
     </w:p>
     <w:p>
@@ -2975,29 +3003,20 @@
       </w:r>
     </w:p>
     <w:p>
-      <w:r>
-        <w:t>Декларации всех четырёх команд узлов в пакете AFrame сохранены. Для этого испытания используйте только общий комплект №111 и отдельно указанный LISP. Время обычного расчёта и вставки записывайте на одном и том же DWG до и после обновления; скорость синтетического стенда не является временем работы AutoCAD.</w:t>
-      </w:r>
-    </w:p>
-    <w:p>
-      <w:bookmarkStart w:id="109" w:name="chapter_4"/>
       <w:pPr>
-        <w:pStyle w:val="Heading1"/>
+        <w:ind w:left="317" w:hanging="317"/>
       </w:pPr>
       <w:r>
-        <w:t>3 Пять правил перед первым чертежом</w:t>
-      </w:r>
-      <w:bookmarkEnd w:id="109"/>
-    </w:p>
-    <w:p>
+        <w:t xml:space="preserve">18. </w:t>
+      </w:r>
       <w:r>
         <w:rPr>
           <w:b/>
         </w:rPr>
-        <w:t>Миллиметры.</w:t>
-      </w:r>
-      <w:r>
-        <w:t xml:space="preserve"> Одна единица координат в упражнении равна 1 мм. Стена шириной 6 м имеет длину 6000, а не 6. Команда </w:t>
+        <w:t>Вертикальный внешний угол.</w:t>
+      </w:r>
+      <w:r>
+        <w:t xml:space="preserve"> На учебной стене 6000×6000 мм включите «внешние углы здания», укажите точку на левой вертикальной границе X=0 и завершите список Enter. При L=230 мм ожидаются ряды X=0 и X=330. Швеллер каждого полного ряда имеет габарит 430×100 мм, X от −50 до 380; середина по Y совпадает с отметкой парных кронштейнов. Проверьте размер через </w:t>
       </w:r>
       <w:r>
         <w:rPr>
@@ -3007,6 +3026,127 @@
         <w:t>_DIST</w:t>
       </w:r>
       <w:r>
+        <w:t>, шаг швеллеров и предупреждение об условной схеме. Число рядов зависит от выбранного шага и контура. Нельзя приписывать схеме фактические монтажные смещения или расчётную несущую способность швеллера.</w:t>
+      </w:r>
+    </w:p>
+    <w:p>
+      <w:pPr>
+        <w:ind w:left="317" w:hanging="317"/>
+      </w:pPr>
+      <w:r>
+        <w:t xml:space="preserve">19. </w:t>
+      </w:r>
+      <w:r>
+        <w:rPr>
+          <w:b/>
+        </w:rPr>
+        <w:t>Правый угол и дробный вынос.</w:t>
+      </w:r>
+      <w:r>
+        <w:t xml:space="preserve"> На отдельной копии выберите правую границу X=6000. Для L=230 ожидаются оси X=6000 и X=5670, швеллер X от 5620 до 6050. Затем задайте L=230,5 мм: расстояние осей должно стать 330,5, длина швеллера 430,5 мм. Если зона привязана к ATFPROJECT, изменяйте геометрический вынос в параметрах проекта/зоны; расчётное плечо нагрузки для этого не меняйте.</w:t>
+      </w:r>
+    </w:p>
+    <w:p>
+      <w:pPr>
+        <w:ind w:left="317" w:hanging="317"/>
+      </w:pPr>
+      <w:r>
+        <w:t xml:space="preserve">20. </w:t>
+      </w:r>
+      <w:r>
+        <w:rPr>
+          <w:b/>
+        </w:rPr>
+        <w:t>Ортогональная и межэтажная системы.</w:t>
+      </w:r>
+      <w:r>
+        <w:t xml:space="preserve"> Повторите левый угол с L=230 мм в каждой системе. Первый ряд кронштейнов — на 330 мм внутрь от угла, последующие — с принятым шагом. Угловых швеллеров и дополнительного ряда на самой границе быть не должно. Для межэтажной схемы укажите реальные учебные отметки и ручной шаг; расчётный подбор этой схемы не заявлен.</w:t>
+      </w:r>
+    </w:p>
+    <w:p>
+      <w:pPr>
+        <w:ind w:left="317" w:hanging="317"/>
+      </w:pPr>
+      <w:r>
+        <w:t xml:space="preserve">21. </w:t>
+      </w:r>
+      <w:r>
+        <w:rPr>
+          <w:b/>
+        </w:rPr>
+        <w:t>Углы не выбраны и отмена ввода.</w:t>
+      </w:r>
+      <w:r>
+        <w:t xml:space="preserve"> В копии с готовой подсистемой выключите галку углов либо завершите список сразу Enter: новые угловые ряды и швеллеры не создаются, обычная сетка работает по прежним правилам. Отдельно нажмите Esc при выборе угла и при запросе L: команда завершается, прежние объекты сохраняются, следующие запросы не продолжаются. Enter и Esc имеют разные значения.</w:t>
+      </w:r>
+    </w:p>
+    <w:p>
+      <w:pPr>
+        <w:ind w:left="317" w:hanging="317"/>
+      </w:pPr>
+      <w:r>
+        <w:t xml:space="preserve">22. </w:t>
+      </w:r>
+      <w:r>
+        <w:rPr>
+          <w:b/>
+        </w:rPr>
+        <w:t>Повтор подсистемы и ведомость швеллеров.</w:t>
+      </w:r>
+      <w:r>
+        <w:t xml:space="preserve"> Повторите успешный ATFRAME с теми же параметрами: дубликатов нет. В ATFTABLE → Подсистема → Элементы сверьте количество швеллеров и общую длину с нарисованными прямоугольниками. Сохраните DWG/JSON, закройте и откройте, повторите ведомость. При замене вертикальной схемы ортогональной прежние швеллеры удаляются. На отдельной копии проверьте Undo; внешний JSON при необходимости восстанавливайте из резервной пары.</w:t>
+      </w:r>
+    </w:p>
+    <w:p>
+      <w:pPr>
+        <w:ind w:left="317" w:hanging="317"/>
+      </w:pPr>
+      <w:r>
+        <w:t xml:space="preserve">23. </w:t>
+      </w:r>
+      <w:r>
+        <w:rPr>
+          <w:b/>
+        </w:rPr>
+        <w:t>Прежний отказ ATTILE 563,55×588,25 мм.</w:t>
+      </w:r>
+      <w:r>
+        <w:t xml:space="preserve"> Повторите исходный типовой блок и настройки, не меняя его ограничения наугад. Ожидается действительно построенная геометрия заданного размера; 564×588 мм не принимается за успех. При отказе сохраните полный F2 с исходной причиной AutoCAD, именем свойства, запрошенной и считанной парой. Отметьте «не пройден». Новый текст ошибки сам по себе не означает устранение отказа. Целый контроль того же блока выполните отдельно; подмена блока прямоугольником не закрывает этот сценарий.</w:t>
+      </w:r>
+    </w:p>
+    <w:p>
+      <w:r>
+        <w:t>Декларации всех четырёх команд узлов в пакете AFrame сохранены. Для этого испытания используйте только общий комплект №112 и отдельно указанный LISP. Время обычного расчёта и вставки записывайте на одном и том же DWG до и после обновления; скорость синтетического стенда не является временем работы AutoCAD.</w:t>
+      </w:r>
+    </w:p>
+    <w:p>
+      <w:bookmarkStart w:id="121" w:name="chapter_4"/>
+      <w:pPr>
+        <w:pStyle w:val="Heading1"/>
+      </w:pPr>
+      <w:r>
+        <w:t>3 Пять правил перед первым чертежом</w:t>
+      </w:r>
+      <w:bookmarkEnd w:id="121"/>
+    </w:p>
+    <w:p>
+      <w:r>
+        <w:rPr>
+          <w:b/>
+        </w:rPr>
+        <w:t>Миллиметры.</w:t>
+      </w:r>
+      <w:r>
+        <w:t xml:space="preserve"> Одна единица координат в упражнении равна 1 мм. Стена шириной 6 м имеет длину 6000, а не 6. Команда </w:t>
+      </w:r>
+      <w:r>
+        <w:rPr>
+          <w:rFonts w:ascii="DejaVu Sans Mono" w:hAnsi="DejaVu Sans Mono"/>
+          <w:sz w:val="19"/>
+        </w:rPr>
+        <w:t>_DIST</w:t>
+      </w:r>
+      <w:r>
         <w:t xml:space="preserve"> позволяет измерить уже нарисованный объект. Изменение поля единиц в </w:t>
       </w:r>
       <w:r>
@@ -3120,14 +3260,14 @@
       </w:r>
     </w:p>
     <w:p>
-      <w:bookmarkStart w:id="123" w:name="chapter_5"/>
+      <w:bookmarkStart w:id="135" w:name="chapter_5"/>
       <w:pPr>
         <w:pStyle w:val="Heading1"/>
       </w:pPr>
       <w:r>
         <w:t>4 Учебный фасад исходник и проверочные размеры</w:t>
       </w:r>
-      <w:bookmarkEnd w:id="123"/>
+      <w:bookmarkEnd w:id="135"/>
     </w:p>
     <w:p>
       <w:pPr>
@@ -3721,14 +3861,14 @@
       </w:r>
     </w:p>
     <w:p>
-      <w:bookmarkStart w:id="149" w:name="chapter_6"/>
+      <w:bookmarkStart w:id="161" w:name="chapter_6"/>
       <w:pPr>
         <w:pStyle w:val="Heading1"/>
       </w:pPr>
       <w:r>
         <w:t>5 Шаг 1 создать зону командой ATFZONE</w:t>
       </w:r>
-      <w:bookmarkEnd w:id="149"/>
+      <w:bookmarkEnd w:id="161"/>
     </w:p>
     <w:p>
       <w:pPr>
@@ -5367,14 +5507,14 @@
       </w:r>
     </w:p>
     <w:p>
-      <w:bookmarkStart w:id="197" w:name="chapter_7"/>
+      <w:bookmarkStart w:id="209" w:name="chapter_7"/>
       <w:pPr>
         <w:pStyle w:val="Heading1"/>
       </w:pPr>
       <w:r>
         <w:t>6 Шаг 2 разложить плитку командой ATTILE</w:t>
       </w:r>
-      <w:bookmarkEnd w:id="197"/>
+      <w:bookmarkEnd w:id="209"/>
     </w:p>
     <w:p>
       <w:pPr>
@@ -7369,14 +7509,14 @@
       </w:r>
     </w:p>
     <w:p>
-      <w:bookmarkStart w:id="252" w:name="chapter_8"/>
+      <w:bookmarkStart w:id="264" w:name="chapter_8"/>
       <w:pPr>
         <w:pStyle w:val="Heading1"/>
       </w:pPr>
       <w:r>
         <w:t>7 Шаг 3 построить подсистему ATFRAME</w:t>
       </w:r>
-      <w:bookmarkEnd w:id="252"/>
+      <w:bookmarkEnd w:id="264"/>
     </w:p>
     <w:p>
       <w:pPr>
@@ -9209,7 +9349,16 @@
         <w:t>18000,0</w:t>
       </w:r>
       <w:r>
-        <w:t>. Каждый список завершайте Enter.</w:t>
+        <w:t xml:space="preserve">. Каждый список завершайте Enter. После выбора углов на запрос выноса облицовки введите </w:t>
+      </w:r>
+      <w:r>
+        <w:rPr>
+          <w:b/>
+        </w:rPr>
+        <w:t>230 мм</w:t>
+      </w:r>
+      <w:r>
+        <w:t>. Это отдельное значение L, совпадение с плечом расчёта в учебном примере задано явно.</w:t>
       </w:r>
     </w:p>
     <w:tbl>
@@ -9227,8 +9376,8 @@
         </w:tblBorders>
       </w:tblPr>
       <w:tblGrid>
-        <w:gridCol w:w="4984"/>
-        <w:gridCol w:w="5096"/>
+        <w:gridCol w:w="4986"/>
+        <w:gridCol w:w="5094"/>
       </w:tblGrid>
       <w:tr>
         <w:trPr>
@@ -9237,7 +9386,7 @@
         </w:trPr>
         <w:tc>
           <w:tcPr>
-            <w:tcW w:type="dxa" w:w="4984"/>
+            <w:tcW w:type="dxa" w:w="4986"/>
             <w:vAlign w:val="center"/>
             <w:tcMar>
               <w:top w:w="85" w:type="dxa"/>
@@ -9263,7 +9412,7 @@
         </w:tc>
         <w:tc>
           <w:tcPr>
-            <w:tcW w:type="dxa" w:w="5096"/>
+            <w:tcW w:type="dxa" w:w="5094"/>
             <w:vAlign w:val="center"/>
             <w:tcMar>
               <w:top w:w="85" w:type="dxa"/>
@@ -9294,7 +9443,7 @@
         </w:trPr>
         <w:tc>
           <w:tcPr>
-            <w:tcW w:type="dxa" w:w="4984"/>
+            <w:tcW w:type="dxa" w:w="4986"/>
             <w:vAlign w:val="center"/>
             <w:tcMar>
               <w:top w:w="85" w:type="dxa"/>
@@ -9319,7 +9468,7 @@
         </w:tc>
         <w:tc>
           <w:tcPr>
-            <w:tcW w:type="dxa" w:w="5096"/>
+            <w:tcW w:type="dxa" w:w="5094"/>
             <w:vAlign w:val="center"/>
             <w:tcMar>
               <w:top w:w="85" w:type="dxa"/>
@@ -9349,7 +9498,7 @@
         </w:trPr>
         <w:tc>
           <w:tcPr>
-            <w:tcW w:type="dxa" w:w="4984"/>
+            <w:tcW w:type="dxa" w:w="4986"/>
             <w:vAlign w:val="center"/>
             <w:tcMar>
               <w:top w:w="85" w:type="dxa"/>
@@ -9374,7 +9523,7 @@
         </w:tc>
         <w:tc>
           <w:tcPr>
-            <w:tcW w:type="dxa" w:w="5096"/>
+            <w:tcW w:type="dxa" w:w="5094"/>
             <w:vAlign w:val="center"/>
             <w:tcMar>
               <w:top w:w="85" w:type="dxa"/>
@@ -9404,7 +9553,7 @@
         </w:trPr>
         <w:tc>
           <w:tcPr>
-            <w:tcW w:type="dxa" w:w="4984"/>
+            <w:tcW w:type="dxa" w:w="4986"/>
             <w:vAlign w:val="center"/>
             <w:tcMar>
               <w:top w:w="85" w:type="dxa"/>
@@ -9429,7 +9578,7 @@
         </w:tc>
         <w:tc>
           <w:tcPr>
-            <w:tcW w:type="dxa" w:w="5096"/>
+            <w:tcW w:type="dxa" w:w="5094"/>
             <w:vAlign w:val="center"/>
             <w:tcMar>
               <w:top w:w="85" w:type="dxa"/>
@@ -9459,7 +9608,7 @@
         </w:trPr>
         <w:tc>
           <w:tcPr>
-            <w:tcW w:type="dxa" w:w="4984"/>
+            <w:tcW w:type="dxa" w:w="4986"/>
             <w:vAlign w:val="center"/>
             <w:tcMar>
               <w:top w:w="85" w:type="dxa"/>
@@ -9484,7 +9633,7 @@
         </w:tc>
         <w:tc>
           <w:tcPr>
-            <w:tcW w:type="dxa" w:w="5096"/>
+            <w:tcW w:type="dxa" w:w="5094"/>
             <w:vAlign w:val="center"/>
             <w:tcMar>
               <w:top w:w="85" w:type="dxa"/>
@@ -9514,7 +9663,7 @@
         </w:trPr>
         <w:tc>
           <w:tcPr>
-            <w:tcW w:type="dxa" w:w="4984"/>
+            <w:tcW w:type="dxa" w:w="4986"/>
             <w:vAlign w:val="center"/>
             <w:tcMar>
               <w:top w:w="85" w:type="dxa"/>
@@ -9539,7 +9688,7 @@
         </w:tc>
         <w:tc>
           <w:tcPr>
-            <w:tcW w:type="dxa" w:w="5096"/>
+            <w:tcW w:type="dxa" w:w="5094"/>
             <w:vAlign w:val="center"/>
             <w:tcMar>
               <w:top w:w="85" w:type="dxa"/>
@@ -9569,7 +9718,7 @@
         </w:trPr>
         <w:tc>
           <w:tcPr>
-            <w:tcW w:type="dxa" w:w="4984"/>
+            <w:tcW w:type="dxa" w:w="4986"/>
             <w:vAlign w:val="center"/>
             <w:tcMar>
               <w:top w:w="85" w:type="dxa"/>
@@ -9594,7 +9743,7 @@
         </w:tc>
         <w:tc>
           <w:tcPr>
-            <w:tcW w:type="dxa" w:w="5096"/>
+            <w:tcW w:type="dxa" w:w="5094"/>
             <w:vAlign w:val="center"/>
             <w:tcMar>
               <w:top w:w="85" w:type="dxa"/>
@@ -9624,7 +9773,7 @@
         </w:trPr>
         <w:tc>
           <w:tcPr>
-            <w:tcW w:type="dxa" w:w="4984"/>
+            <w:tcW w:type="dxa" w:w="4986"/>
             <w:vAlign w:val="center"/>
             <w:tcMar>
               <w:top w:w="85" w:type="dxa"/>
@@ -9643,13 +9792,13 @@
                 <w:color w:val="000000"/>
                 <w:sz w:val="20"/>
               </w:rPr>
-              <w:t>Шаг осей и горизонтальных швов</w:t>
-            </w:r>
-          </w:p>
-        </w:tc>
-        <w:tc>
-          <w:tcPr>
-            <w:tcW w:type="dxa" w:w="5096"/>
+              <w:t>Геометрический вынос облицовки L</w:t>
+            </w:r>
+          </w:p>
+        </w:tc>
+        <w:tc>
+          <w:tcPr>
+            <w:tcW w:type="dxa" w:w="5094"/>
             <w:vAlign w:val="center"/>
             <w:tcMar>
               <w:top w:w="85" w:type="dxa"/>
@@ -9668,7 +9817,7 @@
                 <w:color w:val="000000"/>
                 <w:sz w:val="20"/>
               </w:rPr>
-              <w:t>608 и 605 мм</w:t>
+              <w:t>230 мм, отдельно от плеча расчёта</w:t>
             </w:r>
           </w:p>
         </w:tc>
@@ -9679,7 +9828,7 @@
         </w:trPr>
         <w:tc>
           <w:tcPr>
-            <w:tcW w:type="dxa" w:w="4984"/>
+            <w:tcW w:type="dxa" w:w="4986"/>
             <w:vAlign w:val="center"/>
             <w:tcMar>
               <w:top w:w="85" w:type="dxa"/>
@@ -9698,13 +9847,13 @@
                 <w:color w:val="000000"/>
                 <w:sz w:val="20"/>
               </w:rPr>
-              <w:t>Старт кронштейна и зазор стыка</w:t>
-            </w:r>
-          </w:p>
-        </w:tc>
-        <w:tc>
-          <w:tcPr>
-            <w:tcW w:type="dxa" w:w="5096"/>
+              <w:t>Шаг осей и горизонтальных швов</w:t>
+            </w:r>
+          </w:p>
+        </w:tc>
+        <w:tc>
+          <w:tcPr>
+            <w:tcW w:type="dxa" w:w="5094"/>
             <w:vAlign w:val="center"/>
             <w:tcMar>
               <w:top w:w="85" w:type="dxa"/>
@@ -9723,7 +9872,7 @@
                 <w:color w:val="000000"/>
                 <w:sz w:val="20"/>
               </w:rPr>
-              <w:t>300 и 10 мм</w:t>
+              <w:t>608 и 605 мм</w:t>
             </w:r>
           </w:p>
         </w:tc>
@@ -9734,7 +9883,7 @@
         </w:trPr>
         <w:tc>
           <w:tcPr>
-            <w:tcW w:type="dxa" w:w="4984"/>
+            <w:tcW w:type="dxa" w:w="4986"/>
             <w:vAlign w:val="center"/>
             <w:tcMar>
               <w:top w:w="85" w:type="dxa"/>
@@ -9753,13 +9902,13 @@
                 <w:color w:val="000000"/>
                 <w:sz w:val="20"/>
               </w:rPr>
-              <w:t>Внешние углы</w:t>
-            </w:r>
-          </w:p>
-        </w:tc>
-        <w:tc>
-          <w:tcPr>
-            <w:tcW w:type="dxa" w:w="5096"/>
+              <w:t>Старт кронштейна и зазор стыка</w:t>
+            </w:r>
+          </w:p>
+        </w:tc>
+        <w:tc>
+          <w:tcPr>
+            <w:tcW w:type="dxa" w:w="5094"/>
             <w:vAlign w:val="center"/>
             <w:tcMar>
               <w:top w:w="85" w:type="dxa"/>
@@ -9778,7 +9927,7 @@
                 <w:color w:val="000000"/>
                 <w:sz w:val="20"/>
               </w:rPr>
-              <w:t>Включены, обе точки указаны явно</w:t>
+              <w:t>300 и 10 мм</w:t>
             </w:r>
           </w:p>
         </w:tc>
@@ -9789,7 +9938,7 @@
         </w:trPr>
         <w:tc>
           <w:tcPr>
-            <w:tcW w:type="dxa" w:w="4984"/>
+            <w:tcW w:type="dxa" w:w="4986"/>
             <w:vAlign w:val="center"/>
             <w:tcMar>
               <w:top w:w="85" w:type="dxa"/>
@@ -9808,21 +9957,76 @@
                 <w:color w:val="000000"/>
                 <w:sz w:val="20"/>
               </w:rPr>
+              <w:t>Внешние углы</w:t>
+            </w:r>
+          </w:p>
+        </w:tc>
+        <w:tc>
+          <w:tcPr>
+            <w:tcW w:type="dxa" w:w="5094"/>
+            <w:vAlign w:val="center"/>
+            <w:tcMar>
+              <w:top w:w="85" w:type="dxa"/>
+              <w:bottom w:w="85" w:type="dxa"/>
+              <w:left w:w="100" w:type="dxa"/>
+              <w:right w:w="100" w:type="dxa"/>
+            </w:tcMar>
+            <w:shd w:fill="F1F5F7"/>
+          </w:tcPr>
+          <w:p>
+            <w:pPr>
+              <w:spacing w:after="0" w:before="0" w:line="259" w:lineRule="auto"/>
+            </w:pPr>
+            <w:r>
+              <w:rPr>
+                <w:color w:val="000000"/>
+                <w:sz w:val="20"/>
+              </w:rPr>
+              <w:t>Включены, обе точки указаны явно</w:t>
+            </w:r>
+          </w:p>
+        </w:tc>
+      </w:tr>
+      <w:tr>
+        <w:trPr>
+          <w:cantSplit/>
+        </w:trPr>
+        <w:tc>
+          <w:tcPr>
+            <w:tcW w:type="dxa" w:w="4986"/>
+            <w:vAlign w:val="center"/>
+            <w:tcMar>
+              <w:top w:w="85" w:type="dxa"/>
+              <w:bottom w:w="85" w:type="dxa"/>
+              <w:left w:w="100" w:type="dxa"/>
+              <w:right w:w="100" w:type="dxa"/>
+            </w:tcMar>
+            <w:shd w:fill="FFFFFF"/>
+          </w:tcPr>
+          <w:p>
+            <w:pPr>
+              <w:spacing w:after="0" w:before="0" w:line="259" w:lineRule="auto"/>
+            </w:pPr>
+            <w:r>
+              <w:rPr>
+                <w:color w:val="000000"/>
+                <w:sz w:val="20"/>
+              </w:rPr>
               <w:t>Отметки перекрытий</w:t>
             </w:r>
           </w:p>
         </w:tc>
         <w:tc>
           <w:tcPr>
-            <w:tcW w:type="dxa" w:w="5096"/>
-            <w:vAlign w:val="center"/>
-            <w:tcMar>
-              <w:top w:w="85" w:type="dxa"/>
-              <w:bottom w:w="85" w:type="dxa"/>
-              <w:left w:w="100" w:type="dxa"/>
-              <w:right w:w="100" w:type="dxa"/>
-            </w:tcMar>
-            <w:shd w:fill="F1F5F7"/>
+            <w:tcW w:type="dxa" w:w="5094"/>
+            <w:vAlign w:val="center"/>
+            <w:tcMar>
+              <w:top w:w="85" w:type="dxa"/>
+              <w:bottom w:w="85" w:type="dxa"/>
+              <w:left w:w="100" w:type="dxa"/>
+              <w:right w:w="100" w:type="dxa"/>
+            </w:tcMar>
+            <w:shd w:fill="FFFFFF"/>
           </w:tcPr>
           <w:p>
             <w:pPr>
@@ -9846,21 +10050,48 @@
     </w:p>
     <w:p>
       <w:r>
-        <w:t xml:space="preserve">Увеличьте низ окон, простенки и верх стены над последним рядом окон. Проверьте боковые стойки у всех трёх рядов, торцы исходных осей на гранях проёмов, сохранность стыковых зазоров и отсутствие дублей. Окна остаются пустыми, у обоих наружных краёв есть направляющие. Для точных входов движок даёт </w:t>
+        <w:t xml:space="preserve">Увеличьте низ окон, простенки и верх стены над последним рядом окон. Проверьте боковые стойки у всех трёх рядов, торцы исходных осей на гранях проёмов, сохранность стыковых зазоров и отсутствие дублей. Окна остаются пустыми, у обоих наружных краёв есть направляющие. Для №112 дополнительно проверьте угловые оси </w:t>
       </w:r>
       <w:r>
         <w:rPr>
           <w:b/>
         </w:rPr>
-        <w:t>160 направляющих, 583 кронштейна и 12 замечаний; расчётный статус partial</w:t>
-      </w:r>
-      <w:r>
-        <w:t>. Короткие доборы имеют одну центральную опору и адресную красную пометку; это не подтверждённое закрепление. Числа — ориентир упражнения, не норматив расхода и не результат уже выполненной живой проверки AutoCAD.</w:t>
-      </w:r>
-    </w:p>
-    <w:p>
-      <w:r>
-        <w:t>При другом количестве или отказе сначала сохраните F2 и снимок нужного места. Не переходите сразу в ручной режим: иначе будет потерян исходный пример проблемы. Предыдущая подсистема, оставшаяся на экране после отказа, не является новым успешным результатом.</w:t>
+        <w:t>0/330 мм</w:t>
+      </w:r>
+      <w:r>
+        <w:t xml:space="preserve"> слева и </w:t>
+      </w:r>
+      <w:r>
+        <w:rPr>
+          <w:b/>
+        </w:rPr>
+        <w:t>18000/17670 мм</w:t>
+      </w:r>
+      <w:r>
+        <w:t xml:space="preserve"> справа, швеллеры </w:t>
+      </w:r>
+      <w:r>
+        <w:rPr>
+          <w:b/>
+        </w:rPr>
+        <w:t>430×100 мм</w:t>
+      </w:r>
+      <w:r>
+        <w:t xml:space="preserve"> и свесы по 50 мм. Прежний архивный контроль №111 без новой угловой схемы давал 160 направляющих, 583 кронштейна и 12 замечаний; эти общие числа </w:t>
+      </w:r>
+      <w:r>
+        <w:rPr>
+          <w:b/>
+        </w:rPr>
+        <w:t>не являются эталоном №112</w:t>
+      </w:r>
+      <w:r>
+        <w:t>. Короткие доборы имеют одну центральную опору и адресную красную пометку; это не подтверждённое закрепление. Общее количество элементов №112 запишите по фактическому результату и сверьте с ведомостью. Успешный нативный проход этого упражнения пока не выполнен.</w:t>
+      </w:r>
+    </w:p>
+    <w:p>
+      <w:r>
+        <w:t>При расхождении проверочных размеров, пропущенной геометрии или отказе сначала сохраните F2 и снимок нужного места. Не переходите сразу в ручной режим: иначе будет потерян исходный пример проблемы. Предыдущая подсистема, оставшаяся на экране после отказа, не является новым успешным результатом.</w:t>
       </w:r>
     </w:p>
     <w:p>
@@ -9900,16 +10131,16 @@
         <w:t>10 мм</w:t>
       </w:r>
       <w:r>
-        <w:t xml:space="preserve">, те же оси и наружные углы. Для точных входов ожидаются </w:t>
+        <w:t xml:space="preserve">, те же оси и наружные углы, геометрический вынос </w:t>
       </w:r>
       <w:r>
         <w:rPr>
           <w:b/>
         </w:rPr>
-        <w:t>160 направляющих, 532 кронштейна и 12 замечаний</w:t>
-      </w:r>
-      <w:r>
-        <w:t>. Короткие доборы сохраняют одну центральную опору и пометку непроверенного закрепления. Эти ручные шаги не являются инженерным назначением для рабочего объекта.</w:t>
+        <w:t>L=230 мм</w:t>
+      </w:r>
+      <w:r>
+        <w:t>. Проверьте угловые оси и швеллеры по разделу 7.4. Исторические 160 направляющих, 532 кронштейна и 12 замечаний относятся к прежнему входу №111 без новой угловой схемы; к №112 эти общие количества не применяйте. Короткие доборы сохраняют одну центральную опору и пометку непроверенного закрепления. Эти ручные шаги не являются инженерным назначением для рабочего объекта.</w:t>
       </w:r>
     </w:p>
     <w:p>
@@ -9932,7 +10163,7 @@
         <w:t>10 мм</w:t>
       </w:r>
       <w:r>
-        <w:t>, прямая раскладка. Проверьте, что окна свободны и крайние подрезки приемлемы. Заново постройте подсистему по этой раскладке с теми же наружными углами. Теперь оси берутся из облицовки, поэтому числа 160 и 583 из отдельного теста исходных осей уже не служат эталоном.</w:t>
+        <w:t>, прямая раскладка. Проверьте, что окна свободны и крайние подрезки приемлемы. Заново постройте подсистему по этой раскладке с теми же наружными углами. Теперь оси берутся из облицовки: сверьте их положение со швами и заданными углами, а количество нарисованных элементов — с ведомостью. Архивные общие количества не используйте.</w:t>
       </w:r>
     </w:p>
     <w:p>
@@ -10063,6 +10294,15 @@
         <w:t>18000,0</w:t>
       </w:r>
       <w:r>
+        <w:t xml:space="preserve">, геометрический вынос </w:t>
+      </w:r>
+      <w:r>
+        <w:rPr>
+          <w:b/>
+        </w:rPr>
+        <w:t>L=230 мм</w:t>
+      </w:r>
+      <w:r>
         <w:t>. Геометрия должна построиться целиком. Переход на старт 200 мм для прохождения теста не нужен.</w:t>
       </w:r>
     </w:p>
@@ -10235,14 +10475,14 @@
       </w:r>
     </w:p>
     <w:p>
-      <w:bookmarkStart w:id="369" w:name="chapter_9"/>
+      <w:bookmarkStart w:id="382" w:name="chapter_9"/>
       <w:pPr>
         <w:pStyle w:val="Heading1"/>
       </w:pPr>
       <w:r>
         <w:t>8 Шаг 4 построить ведомость ATFTABLE</w:t>
       </w:r>
-      <w:bookmarkEnd w:id="369"/>
+      <w:bookmarkEnd w:id="382"/>
     </w:p>
     <w:p>
       <w:pPr>
@@ -11643,14 +11883,14 @@
       </w:r>
     </w:p>
     <w:p>
-      <w:bookmarkStart w:id="521" w:name="chapter_10"/>
+      <w:bookmarkStart w:id="534" w:name="chapter_10"/>
       <w:pPr>
         <w:pStyle w:val="Heading1"/>
       </w:pPr>
       <w:r>
         <w:t>9 Как проверять весь фасад не запутавшись в слоях</w:t>
       </w:r>
-      <w:bookmarkEnd w:id="521"/>
+      <w:bookmarkEnd w:id="534"/>
     </w:p>
     <w:p>
       <w:pPr>
@@ -12156,14 +12396,14 @@
       </w:r>
     </w:p>
     <w:p>
-      <w:bookmarkStart w:id="538" w:name="chapter_11"/>
+      <w:bookmarkStart w:id="551" w:name="chapter_11"/>
       <w:pPr>
         <w:pStyle w:val="Heading1"/>
       </w:pPr>
       <w:r>
         <w:t>10 Изменения повторный запуск и отмена</w:t>
       </w:r>
-      <w:bookmarkEnd w:id="538"/>
+      <w:bookmarkEnd w:id="551"/>
     </w:p>
     <w:p>
       <w:pPr>
@@ -12583,14 +12823,14 @@
       </w:r>
     </w:p>
     <w:p>
-      <w:bookmarkStart w:id="599" w:name="chapter_12"/>
+      <w:bookmarkStart w:id="612" w:name="chapter_12"/>
       <w:pPr>
         <w:pStyle w:val="Heading1"/>
       </w:pPr>
       <w:r>
         <w:t>11 Второе упражнение фронтон со скатами</w:t>
       </w:r>
-      <w:bookmarkEnd w:id="599"/>
+      <w:bookmarkEnd w:id="612"/>
     </w:p>
     <w:p>
       <w:pPr>
@@ -12750,14 +12990,14 @@
       </w:r>
     </w:p>
     <w:p>
-      <w:bookmarkStart w:id="615" w:name="chapter_13"/>
+      <w:bookmarkStart w:id="628" w:name="chapter_13"/>
       <w:pPr>
         <w:pStyle w:val="Heading1"/>
       </w:pPr>
       <w:r>
         <w:t>12 ATTILE справочник режимов после первого урока</w:t>
       </w:r>
-      <w:bookmarkEnd w:id="615"/>
+      <w:bookmarkEnd w:id="628"/>
     </w:p>
     <w:p>
       <w:pPr>
@@ -13377,14 +13617,14 @@
       </w:r>
     </w:p>
     <w:p>
-      <w:bookmarkStart w:id="651" w:name="chapter_14"/>
+      <w:bookmarkStart w:id="664" w:name="chapter_14"/>
       <w:pPr>
         <w:pStyle w:val="Heading1"/>
       </w:pPr>
       <w:r>
         <w:t>13 ATFRAME какие режимы выбирать</w:t>
       </w:r>
-      <w:bookmarkEnd w:id="651"/>
+      <w:bookmarkEnd w:id="664"/>
     </w:p>
     <w:p>
       <w:pPr>
@@ -15645,7 +15885,7 @@
     </w:p>
     <w:p>
       <w:r>
-        <w:t xml:space="preserve">В №111 команды библиотеки принимают подготовленный </w:t>
+        <w:t xml:space="preserve">В №112 команды библиотеки принимают подготовленный </w:t>
       </w:r>
       <w:r>
         <w:rPr>
@@ -15807,7 +16047,7 @@
         <w:ind w:left="317" w:hanging="317"/>
       </w:pPr>
       <w:r>
-        <w:t xml:space="preserve">1. В принимающем DWG с загруженным AFrame №111 вызовите </w:t>
+        <w:t xml:space="preserve">1. В принимающем DWG с загруженным AFrame №112 вызовите </w:t>
       </w:r>
       <w:r>
         <w:rPr>
@@ -16458,7 +16698,32 @@
     </w:p>
     <w:p>
       <w:r>
-        <w:t>При включении «внешние углы здания» после окна указывают точки по X настоящих внешних углов; Enter завершает список. Наличие края выбранной зоны само по себе не обозначает внешний угол здания. При отсутствии явно заданных углов крайние направляющие могут отсутствовать. Для отдельной учебной стены задайте оба наружных края как углы; для фрагмента большой стены указывайте только действительные углы здания.</w:t>
+        <w:t>При включении «внешние углы здания» после окна указывают точки на настоящих внешних углах и завершают список Enter. Теперь сохраняются обе координаты X и Y: при уступе укажите точку на соответствующем вертикальном участке границы. Сам край выбранной зоны не обозначает внешний угол здания. Esc отменяет команду с сохранением прежней подсистемы. Если сразу нажать Enter, угловые ряды и швеллеры не создаются; обычные правила сетки сохраняются.</w:t>
+      </w:r>
+    </w:p>
+    <w:p>
+      <w:r>
+        <w:t>L — расстояние от основания до наружной поверхности облицовки. Если оно задано проектом/зоной, используется это значение; иначе после выбора углов программа запросит «Вынос наружной поверхности облицовки от основания, мм». L не подменяет расчётное плечо нагрузки. Вводите миллиметры; значение должно быть конечным и неотрицательным.</w:t>
+      </w:r>
+    </w:p>
+    <w:p>
+      <w:r>
+        <w:t>Для вертикальной системы программа создаёт ряд кронштейнов и направляющую на границе угла, затем второй ряд на L+100 мм внутрь замкнутого контура. Между ними отрисовывается угловой швеллер высотой 100 мм и длиной L+200 мм с тем же шагом по высоте, что и парные кронштейны. Принятая условная привязка: по 50 мм за каждую ось, середина швеллера на отметке кронштейнов. Фактические монтажные смещения, сечение, масса, крепёж и несущая способность швеллера этой схемой не назначаются.</w:t>
+      </w:r>
+    </w:p>
+    <w:p>
+      <w:r>
+        <w:t>При L=230 мм на левой границе X=0 ожидаются оси 0 и 330 мм, прямоугольник шириной 430 мм от X=−50 до X=380 и высотой 100 мм. У правой границы X=6000 ожидаются оси 6000 и 5670 мм, прямоугольник от 5620 до 6050. Это проверочные размеры схемы, согласованной Германом; они не заменяют рабочий монтажный узел.</w:t>
+      </w:r>
+    </w:p>
+    <w:p>
+      <w:r>
+        <w:t>В ортогональной и межэтажной схемах первые кронштейны располагаются на L+100 мм внутрь от указанного внешнего угла, следующие — с расчётным либо заданным шагом в пределах поддержанного режима. Углового швеллера и добавочного ряда на границе нет. В режиме только кляммеров угловой швеллер не создаётся.</w:t>
+      </w:r>
+    </w:p>
+    <w:p>
+      <w:r>
+        <w:t>После построения проверьте F2 и ведомость подсистемы: число швеллеров, суммарную длину и отметку об условной схеме. Если узкая стена, проём или отсутствие пары опор не позволяет разместить элемент, программа должна сообщить частичный результат с причиной. Такой пропуск не является полностью выполненным углом; сохраните координаты и проверьте проектное решение.</w:t>
       </w:r>
     </w:p>
     <w:p>
@@ -16495,14 +16760,14 @@
       </w:r>
     </w:p>
     <w:p>
-      <w:bookmarkStart w:id="901" w:name="chapter_15"/>
+      <w:bookmarkStart w:id="924" w:name="chapter_15"/>
       <w:pPr>
         <w:pStyle w:val="Heading1"/>
       </w:pPr>
       <w:r>
         <w:t>14 Размеры и поиск дублей</w:t>
       </w:r>
-      <w:bookmarkEnd w:id="901"/>
+      <w:bookmarkEnd w:id="924"/>
     </w:p>
     <w:p>
       <w:r>
@@ -16544,14 +16809,14 @@
       </w:r>
     </w:p>
     <w:p>
-      <w:bookmarkStart w:id="909" w:name="chapter_16"/>
+      <w:bookmarkStart w:id="932" w:name="chapter_16"/>
       <w:pPr>
         <w:pStyle w:val="Heading1"/>
       </w:pPr>
       <w:r>
         <w:t>15 Зачем осталась команда ATCLAD</w:t>
       </w:r>
-      <w:bookmarkEnd w:id="909"/>
+      <w:bookmarkEnd w:id="932"/>
     </w:p>
     <w:p>
       <w:r>
@@ -16569,14 +16834,14 @@
       </w:r>
     </w:p>
     <w:p>
-      <w:bookmarkStart w:id="917" w:name="chapter_17"/>
+      <w:bookmarkStart w:id="940" w:name="chapter_17"/>
       <w:pPr>
         <w:pStyle w:val="Heading1"/>
       </w:pPr>
       <w:r>
         <w:t>16 Частые ошибки что делать по сообщению</w:t>
       </w:r>
-      <w:bookmarkEnd w:id="917"/>
+      <w:bookmarkEnd w:id="940"/>
     </w:p>
     <w:tbl>
       <w:tblPr>
@@ -20768,14 +21033,14 @@
       </w:pPr>
     </w:p>
     <w:p>
-      <w:bookmarkStart w:id="973" w:name="chapter_18"/>
+      <w:bookmarkStart w:id="996" w:name="chapter_18"/>
       <w:pPr>
         <w:pStyle w:val="Heading1"/>
       </w:pPr>
       <w:r>
         <w:t>17 Сохранение и передача результата</w:t>
       </w:r>
-      <w:bookmarkEnd w:id="973"/>
+      <w:bookmarkEnd w:id="996"/>
     </w:p>
     <w:p>
       <w:r>
@@ -20917,14 +21182,14 @@
       </w:r>
     </w:p>
     <w:p>
-      <w:bookmarkStart w:id="991" w:name="chapter_19"/>
+      <w:bookmarkStart w:id="1014" w:name="chapter_19"/>
       <w:pPr>
         <w:pStyle w:val="Heading1"/>
       </w:pPr>
       <w:r>
         <w:t>18 Как сообщить о проблеме чтобы её можно было исправить</w:t>
       </w:r>
-      <w:bookmarkEnd w:id="991"/>
+      <w:bookmarkEnd w:id="1014"/>
     </w:p>
     <w:p>
       <w:r>
@@ -20933,7 +21198,7 @@
     </w:p>
     <w:p>
       <w:r>
-        <w:t>При отказе ATTILE включите строки с запрошенным и фактическим значениями, типом свойства CLR/API, единицами и допустимыми значениями. Для автора узла запишите его редакцию, AFN STAGE, AFN COMMAND, AFN LAST PROMPT, UNDOCTL и итог очистки. Для каждого пункта раздела 2.3 отметьте «пройден», «не пройден» или «не выполнен». В положительном сценарии ожидается новый правильный результат, а не только отсутствие повреждения прежних объектов.</w:t>
+        <w:t>При отказе ATTILE включите исходную причину AutoCAD, имя свойства и строки с запрошенным и фактическим значениями, типом свойства CLR/API, единицами и допустимыми значениями. Для автора узла запишите его редакцию, AFN STAGE, AFN COMMAND, AFN LAST PROMPT, UNDOCTL и итог очистки. Для каждого пункта раздела 2.3 отметьте «пройден», «не пройден» или «не выполнен». В положительном сценарии ожидается новый правильный результат, а не только отсутствие повреждения прежних объектов.</w:t>
       </w:r>
     </w:p>
     <w:p>
@@ -20942,14 +21207,14 @@
       </w:r>
     </w:p>
     <w:p>
-      <w:bookmarkStart w:id="999" w:name="chapter_20"/>
+      <w:bookmarkStart w:id="1022" w:name="chapter_20"/>
       <w:pPr>
         <w:pStyle w:val="Heading1"/>
       </w:pPr>
       <w:r>
         <w:t>19 Словарь начинающего пользователя</w:t>
       </w:r>
-      <w:bookmarkEnd w:id="999"/>
+      <w:bookmarkEnd w:id="1022"/>
     </w:p>
     <w:tbl>
       <w:tblPr>
@@ -22794,7 +23059,7 @@
       </w:pPr>
     </w:p>
     <w:p>
-      <w:bookmarkStart w:id="1036" w:name="chapter_21"/>
+      <w:bookmarkStart w:id="1059" w:name="chapter_21"/>
       <w:pPr>
         <w:pStyle w:val="Heading1"/>
         <w:pageBreakBefore/>
@@ -22802,7 +23067,7 @@
       <w:r>
         <w:t>20 Финальная самопроверка первого урока</w:t>
       </w:r>
-      <w:bookmarkEnd w:id="1036"/>
+      <w:bookmarkEnd w:id="1059"/>
     </w:p>
     <w:p>
       <w:r>

--- a/docs/user/Facades_User_Manual.docx
+++ b/docs/user/Facades_User_Manual.docx
@@ -26,7 +26,7 @@
         <w:rPr>
           <w:b/>
         </w:rPr>
-        <w:t>build-112 — AFacades + AClad + AFrame</w:t>
+        <w:t>build-113 — AFacades + AClad + AFrame</w:t>
       </w:r>
       <w:r>
         <w:t xml:space="preserve">. Скачайте три фасадных модуля со </w:t>
@@ -36,7 +36,7 @@
           <w:rPr>
             <w:color w:val="245D83"/>
           </w:rPr>
-          <w:t>страницы выпуска 112 на GitHub</w:t>
+          <w:t>страницы выпуска 113 на GitHub</w:t>
         </w:r>
       </w:hyperlink>
       <w:r>
@@ -367,10 +367,15 @@
         <w:rPr>
           <w:b/>
         </w:rPr>
-        <w:t>Выпуск build-112 от 15 октября 2026 года</w:t>
-      </w:r>
-      <w:r>
-        <w:t xml:space="preserve"> добавляет согласованную схему внешних углов. При выносе облицовки L вертикальная система получает ряд на границе и второй на L+100 мм внутрь. Швеллер имеет высоту 100 мм, длину L+200 мм, свесы по 50 мм за обе оси и середину на отметке кронштейнов. Реальные монтажные смещения не моделируются. В ортогональной и межэтажной системах первый ряд находится на L+100 мм внутрь, швеллера нет. Подробный пример и ограничения — ниже, в разделе «Углы и перекрытия».</w:t>
+        <w:t>Выпуск build-113 от 28 октября 2026 года</w:t>
+      </w:r>
+      <w:r>
+        <w:t xml:space="preserve"> исправляет отказ ATFZONE «поддерживается только плоскость XY с Z = 0» на контурах, которые лежат выше или ниже Z = 0 (свойство «Уровень» не 0) либо развёрнуты нормалью вниз — например, после расчленения зеркального блока. Обычная штриховка AutoCAD такие контуры принимает, поэтому ошибка была непонятной. Теперь ATFZONE перечисляет такие контуры и спрашивает «Перенести эти контуры на Z = 0 и продолжить?»; ответ по умолчанию — «Да». Контур переносится вместе с созданием зоны: вид в плане не меняется, одна отмена U возвращает всё. Вертикальные и наклонные контуры (начерченные в повёрнутой ПСК) пропускаются с причиной. Остальное поведение совпадает с №112. Проверка — сценарий 24 раздела 2.3.</w:t>
+      </w:r>
+    </w:p>
+    <w:p>
+      <w:r>
+        <w:t>Выпуск build-112 от 15 октября 2026 года добавил согласованную схему внешних углов. При выносе облицовки L вертикальная система получает ряд на границе и второй на L+100 мм внутрь. Швеллер имеет высоту 100 мм, длину L+200 мм, свесы по 50 мм за обе оси и середину на отметке кронштейнов. Реальные монтажные смещения не моделируются. В ортогональной и межэтажной системах первый ряд находится на L+100 мм внутрь, швеллера нет. Подробный пример и ограничения — ниже, в разделе «Углы и перекрытия».</w:t>
       </w:r>
     </w:p>
     <w:p>
@@ -407,12 +412,12 @@
         <w:t>2026-10-08.2</w:t>
       </w:r>
       <w:r>
-        <w:t xml:space="preserve"> остаётся отдельным закрытым тестовым ZIP. В разделе 2.3 приведены 23 контрольных сценария.</w:t>
-      </w:r>
-    </w:p>
-    <w:p>
-      <w:r>
-        <w:t>Сохранены прежние исправления зон и штриховок, кассеты, схемы слоёв, меню, торцов у окон, хлыстов с доборами, стоек верхних окон, лишних стоек и пропавших ортогональных кронштейнов при дробных координатах. Команды библиотеки динамических узлов описаны в главе 13. Установите все три фасадных модуля build-112, даже если раньше обновляли только AClad.</w:t>
+        <w:t xml:space="preserve"> остаётся отдельным закрытым тестовым ZIP. В разделе 2.3 приведены 24 контрольных сценария.</w:t>
+      </w:r>
+    </w:p>
+    <w:p>
+      <w:r>
+        <w:t>Сохранены прежние исправления зон и штриховок, кассеты, схемы слоёв, меню, торцов у окон, хлыстов с доборами, стоек верхних окон, лишних стоек и пропавших ортогональных кронштейнов при дробных координатах. Команды библиотеки динамических узлов описаны в главе 13. Установите все три фасадных модуля build-113, даже если раньше обновляли только AClad.</w:t>
       </w:r>
     </w:p>
     <w:p>
@@ -422,18 +427,18 @@
     </w:p>
     <w:p>
       <w:r>
-        <w:t>Руководство охватывает зоны, раскладку, подсистему, ведомости, справочную схему слоёв и первый пилот библиотеки динамических узлов. Библиотечный DWG ещё должен пройти создание и проверку в полном AutoCAD 2024. Наличие команд в №112 и успешные программные тесты не подтверждают живую приёмку. Учебные параметры не являются проектным решением. Межэтажная система в режиме «по расчёту», полный монтажный узел с крепежом и автоматический подбор монтажного варианта пока не готовы.</w:t>
-      </w:r>
-    </w:p>
-    <w:p>
-      <w:bookmarkStart w:id="23" w:name="chapter_2"/>
+        <w:t>Руководство охватывает зоны, раскладку, подсистему, ведомости, справочную схему слоёв и первый пилот библиотеки динамических узлов. Библиотечный DWG ещё должен пройти создание и проверку в полном AutoCAD 2024. Наличие команд в №113 и успешные программные тесты не подтверждают живую приёмку. Учебные параметры не являются проектным решением. Межэтажная система в режиме «по расчёту», полный монтажный узел с крепежом и автоматический подбор монтажного варианта пока не готовы.</w:t>
+      </w:r>
+    </w:p>
+    <w:p>
+      <w:bookmarkStart w:id="25" w:name="chapter_2"/>
       <w:pPr>
         <w:pStyle w:val="Heading1"/>
       </w:pPr>
       <w:r>
         <w:t>1 Что установлено и какой результат даёт каждый модуль</w:t>
       </w:r>
-      <w:bookmarkEnd w:id="23"/>
+      <w:bookmarkEnd w:id="25"/>
     </w:p>
     <w:tbl>
       <w:tblPr>
@@ -1034,14 +1039,14 @@
       </w:r>
     </w:p>
     <w:p>
-      <w:bookmarkStart w:id="38" w:name="chapter_3"/>
+      <w:bookmarkStart w:id="40" w:name="chapter_3"/>
       <w:pPr>
         <w:pStyle w:val="Heading1"/>
       </w:pPr>
       <w:r>
         <w:t>2 Установка трёх модулей</w:t>
       </w:r>
-      <w:bookmarkEnd w:id="38"/>
+      <w:bookmarkEnd w:id="40"/>
     </w:p>
     <w:p>
       <w:pPr>
@@ -1724,7 +1729,7 @@
         <w:rPr>
           <w:b/>
         </w:rPr>
-        <w:t>Проверка выпуска 112.</w:t>
+        <w:t>Проверка выпуска 113.</w:t>
       </w:r>
       <w:r>
         <w:t xml:space="preserve"> В трёх </w:t>
@@ -1754,7 +1759,7 @@
           <w:rFonts w:ascii="DejaVu Sans Mono" w:hAnsi="DejaVu Sans Mono"/>
           <w:sz w:val="19"/>
         </w:rPr>
-        <w:t>112</w:t>
+        <w:t>113</w:t>
       </w:r>
       <w:r>
         <w:t xml:space="preserve">, а </w:t>
@@ -2677,12 +2682,12 @@
         <w:pStyle w:val="Heading2"/>
       </w:pPr>
       <w:r>
-        <w:t>2 3 Что повторить после исправлений 5 15 октября</w:t>
-      </w:r>
-    </w:p>
-    <w:p>
-      <w:r>
-        <w:t xml:space="preserve">Первые три исправления уже входили в №108; пункты 4–12 включены в №110, проверки 14–17 относятся к исправлениям 8–9 октября. Они сохранены в №112. Новые угловые сценарии и повторная диагностика — пункты 18–23. Авторский LISP </w:t>
+        <w:t>2 3 Что повторить после исправлений 5 28 октября</w:t>
+      </w:r>
+    </w:p>
+    <w:p>
+      <w:r>
+        <w:t xml:space="preserve">Первые три исправления уже входили в №108; пункты 4–12 включены в №110, проверки 14–17 относятся к исправлениям 8–9 октября. Они сохранены в №113. Угловые сценарии и повторная диагностика №112 — пункты 18–23, исправление №113 — пункт 24. Авторский LISP </w:t>
       </w:r>
       <w:r>
         <w:rPr>
@@ -3115,19 +3120,36 @@
       </w:r>
     </w:p>
     <w:p>
-      <w:r>
-        <w:t>Декларации всех четырёх команд узлов в пакете AFrame сохранены. Для этого испытания используйте только общий комплект №112 и отдельно указанный LISP. Время обычного расчёта и вставки записывайте на одном и том же DWG до и после обновления; скорость синтетического стенда не является временем работы AutoCAD.</w:t>
-      </w:r>
-    </w:p>
-    <w:p>
-      <w:bookmarkStart w:id="121" w:name="chapter_4"/>
+      <w:pPr>
+        <w:ind w:left="317" w:hanging="317"/>
+      </w:pPr>
+      <w:r>
+        <w:t xml:space="preserve">24. </w:t>
+      </w:r>
+      <w:r>
+        <w:rPr>
+          <w:b/>
+        </w:rPr>
+        <w:t>ATFZONE — контур не на Z = 0 (№113).</w:t>
+      </w:r>
+      <w:r>
+        <w:t xml:space="preserve"> На копии DWG выберите контур, на котором прежде появлялось «Зоны не созданы: … поддерживается только плоскость XY с Z = 0». Ожидается сообщение «Контуры не в плоскости XY с Z = 0» с номером контура и отметкой Z либо пометкой «развёрнут, нормаль вниз», затем вопрос «Перенести эти контуры на Z = 0 и продолжить?». Нажмите Enter («Да»): зона, штриховка и марка создаются, в «Свойствах» контура «Уровень» равен 0, вид в плане не изменился. Пройдите по этой зоне ATTILE, ATFRAME и ATFTABLE, сохраните, закройте и откройте DWG. Отдельно проверьте U сразу после ATFZONE (контур возвращается на прежнюю отметку, зоны нет) и ответ «Нет» (отмена без изменений с подсказкой). Если контур начерчен в повёрнутой ПСК и стоит вертикально, он пропускается с причиной «лежит не в плане»: такой контур нужно перечертить в мировой ПСК.</w:t>
+      </w:r>
+    </w:p>
+    <w:p>
+      <w:r>
+        <w:t>Декларации всех четырёх команд узлов в пакете AFrame сохранены. Для этого испытания используйте только общий комплект №113 и отдельно указанный LISP. Время обычного расчёта и вставки записывайте на одном и том же DWG до и после обновления; скорость синтетического стенда не является временем работы AutoCAD.</w:t>
+      </w:r>
+    </w:p>
+    <w:p>
+      <w:bookmarkStart w:id="124" w:name="chapter_4"/>
       <w:pPr>
         <w:pStyle w:val="Heading1"/>
       </w:pPr>
       <w:r>
         <w:t>3 Пять правил перед первым чертежом</w:t>
       </w:r>
-      <w:bookmarkEnd w:id="121"/>
+      <w:bookmarkEnd w:id="124"/>
     </w:p>
     <w:p>
       <w:r>
@@ -3168,7 +3190,7 @@
         <w:t>Плоский фасад.</w:t>
       </w:r>
       <w:r>
-        <w:t xml:space="preserve"> Работайте в пространстве «Модель», в плоскости XY, с Z=0. Горизонталь фасада — X, вертикаль — Y. Эти команды предназначены для схемы фасада, а не для выбора произвольных граней 3D-модели.</w:t>
+        <w:t xml:space="preserve"> Работайте в пространстве «Модель», в плоскости XY, с Z=0. Горизонталь фасада — X, вертикаль — Y. Эти команды предназначены для схемы фасада, а не для выбора произвольных граней 3D-модели. Если контур лежит выше или ниже Z = 0 (свойство «Уровень» не 0) или развёрнут нормалью вниз, ATFZONE сообщит об этом и предложит перенести его на Z = 0; вид в плане при этом не меняется. Вертикальный или наклонный контур, начерченный в повёрнутой ПСК, не принимается.</w:t>
       </w:r>
     </w:p>
     <w:p>
@@ -3260,14 +3282,14 @@
       </w:r>
     </w:p>
     <w:p>
-      <w:bookmarkStart w:id="135" w:name="chapter_5"/>
+      <w:bookmarkStart w:id="138" w:name="chapter_5"/>
       <w:pPr>
         <w:pStyle w:val="Heading1"/>
       </w:pPr>
       <w:r>
         <w:t>4 Учебный фасад исходник и проверочные размеры</w:t>
       </w:r>
-      <w:bookmarkEnd w:id="135"/>
+      <w:bookmarkEnd w:id="138"/>
     </w:p>
     <w:p>
       <w:pPr>
@@ -3861,14 +3883,14 @@
       </w:r>
     </w:p>
     <w:p>
-      <w:bookmarkStart w:id="161" w:name="chapter_6"/>
+      <w:bookmarkStart w:id="164" w:name="chapter_6"/>
       <w:pPr>
         <w:pStyle w:val="Heading1"/>
       </w:pPr>
       <w:r>
         <w:t>5 Шаг 1 создать зону командой ATFZONE</w:t>
       </w:r>
-      <w:bookmarkEnd w:id="161"/>
+      <w:bookmarkEnd w:id="164"/>
     </w:p>
     <w:p>
       <w:pPr>
@@ -5507,14 +5529,14 @@
       </w:r>
     </w:p>
     <w:p>
-      <w:bookmarkStart w:id="209" w:name="chapter_7"/>
+      <w:bookmarkStart w:id="212" w:name="chapter_7"/>
       <w:pPr>
         <w:pStyle w:val="Heading1"/>
       </w:pPr>
       <w:r>
         <w:t>6 Шаг 2 разложить плитку командой ATTILE</w:t>
       </w:r>
-      <w:bookmarkEnd w:id="209"/>
+      <w:bookmarkEnd w:id="212"/>
     </w:p>
     <w:p>
       <w:pPr>
@@ -7509,14 +7531,14 @@
       </w:r>
     </w:p>
     <w:p>
-      <w:bookmarkStart w:id="264" w:name="chapter_8"/>
+      <w:bookmarkStart w:id="267" w:name="chapter_8"/>
       <w:pPr>
         <w:pStyle w:val="Heading1"/>
       </w:pPr>
       <w:r>
         <w:t>7 Шаг 3 построить подсистему ATFRAME</w:t>
       </w:r>
-      <w:bookmarkEnd w:id="264"/>
+      <w:bookmarkEnd w:id="267"/>
     </w:p>
     <w:p>
       <w:pPr>
@@ -10475,14 +10497,14 @@
       </w:r>
     </w:p>
     <w:p>
-      <w:bookmarkStart w:id="382" w:name="chapter_9"/>
+      <w:bookmarkStart w:id="385" w:name="chapter_9"/>
       <w:pPr>
         <w:pStyle w:val="Heading1"/>
       </w:pPr>
       <w:r>
         <w:t>8 Шаг 4 построить ведомость ATFTABLE</w:t>
       </w:r>
-      <w:bookmarkEnd w:id="382"/>
+      <w:bookmarkEnd w:id="385"/>
     </w:p>
     <w:p>
       <w:pPr>
@@ -11883,14 +11905,14 @@
       </w:r>
     </w:p>
     <w:p>
-      <w:bookmarkStart w:id="534" w:name="chapter_10"/>
+      <w:bookmarkStart w:id="537" w:name="chapter_10"/>
       <w:pPr>
         <w:pStyle w:val="Heading1"/>
       </w:pPr>
       <w:r>
         <w:t>9 Как проверять весь фасад не запутавшись в слоях</w:t>
       </w:r>
-      <w:bookmarkEnd w:id="534"/>
+      <w:bookmarkEnd w:id="537"/>
     </w:p>
     <w:p>
       <w:pPr>
@@ -12396,14 +12418,14 @@
       </w:r>
     </w:p>
     <w:p>
-      <w:bookmarkStart w:id="551" w:name="chapter_11"/>
+      <w:bookmarkStart w:id="554" w:name="chapter_11"/>
       <w:pPr>
         <w:pStyle w:val="Heading1"/>
       </w:pPr>
       <w:r>
         <w:t>10 Изменения повторный запуск и отмена</w:t>
       </w:r>
-      <w:bookmarkEnd w:id="551"/>
+      <w:bookmarkEnd w:id="554"/>
     </w:p>
     <w:p>
       <w:pPr>
@@ -12823,14 +12845,14 @@
       </w:r>
     </w:p>
     <w:p>
-      <w:bookmarkStart w:id="612" w:name="chapter_12"/>
+      <w:bookmarkStart w:id="615" w:name="chapter_12"/>
       <w:pPr>
         <w:pStyle w:val="Heading1"/>
       </w:pPr>
       <w:r>
         <w:t>11 Второе упражнение фронтон со скатами</w:t>
       </w:r>
-      <w:bookmarkEnd w:id="612"/>
+      <w:bookmarkEnd w:id="615"/>
     </w:p>
     <w:p>
       <w:pPr>
@@ -12990,14 +13012,14 @@
       </w:r>
     </w:p>
     <w:p>
-      <w:bookmarkStart w:id="628" w:name="chapter_13"/>
+      <w:bookmarkStart w:id="631" w:name="chapter_13"/>
       <w:pPr>
         <w:pStyle w:val="Heading1"/>
       </w:pPr>
       <w:r>
         <w:t>12 ATTILE справочник режимов после первого урока</w:t>
       </w:r>
-      <w:bookmarkEnd w:id="628"/>
+      <w:bookmarkEnd w:id="631"/>
     </w:p>
     <w:p>
       <w:pPr>
@@ -13617,14 +13639,14 @@
       </w:r>
     </w:p>
     <w:p>
-      <w:bookmarkStart w:id="664" w:name="chapter_14"/>
+      <w:bookmarkStart w:id="667" w:name="chapter_14"/>
       <w:pPr>
         <w:pStyle w:val="Heading1"/>
       </w:pPr>
       <w:r>
         <w:t>13 ATFRAME какие режимы выбирать</w:t>
       </w:r>
-      <w:bookmarkEnd w:id="664"/>
+      <w:bookmarkEnd w:id="667"/>
     </w:p>
     <w:p>
       <w:pPr>
@@ -15885,7 +15907,7 @@
     </w:p>
     <w:p>
       <w:r>
-        <w:t xml:space="preserve">В №112 команды библиотеки принимают подготовленный </w:t>
+        <w:t xml:space="preserve">С №112 команды библиотеки принимают подготовленный </w:t>
       </w:r>
       <w:r>
         <w:rPr>
@@ -16047,7 +16069,7 @@
         <w:ind w:left="317" w:hanging="317"/>
       </w:pPr>
       <w:r>
-        <w:t xml:space="preserve">1. В принимающем DWG с загруженным AFrame №112 вызовите </w:t>
+        <w:t xml:space="preserve">1. В принимающем DWG с загруженным AFrame №113 вызовите </w:t>
       </w:r>
       <w:r>
         <w:rPr>
@@ -16760,14 +16782,14 @@
       </w:r>
     </w:p>
     <w:p>
-      <w:bookmarkStart w:id="924" w:name="chapter_15"/>
+      <w:bookmarkStart w:id="927" w:name="chapter_15"/>
       <w:pPr>
         <w:pStyle w:val="Heading1"/>
       </w:pPr>
       <w:r>
         <w:t>14 Размеры и поиск дублей</w:t>
       </w:r>
-      <w:bookmarkEnd w:id="924"/>
+      <w:bookmarkEnd w:id="927"/>
     </w:p>
     <w:p>
       <w:r>
@@ -16809,14 +16831,14 @@
       </w:r>
     </w:p>
     <w:p>
-      <w:bookmarkStart w:id="932" w:name="chapter_16"/>
+      <w:bookmarkStart w:id="935" w:name="chapter_16"/>
       <w:pPr>
         <w:pStyle w:val="Heading1"/>
       </w:pPr>
       <w:r>
         <w:t>15 Зачем осталась команда ATCLAD</w:t>
       </w:r>
-      <w:bookmarkEnd w:id="932"/>
+      <w:bookmarkEnd w:id="935"/>
     </w:p>
     <w:p>
       <w:r>
@@ -16834,14 +16856,14 @@
       </w:r>
     </w:p>
     <w:p>
-      <w:bookmarkStart w:id="940" w:name="chapter_17"/>
+      <w:bookmarkStart w:id="943" w:name="chapter_17"/>
       <w:pPr>
         <w:pStyle w:val="Heading1"/>
       </w:pPr>
       <w:r>
         <w:t>16 Частые ошибки что делать по сообщению</w:t>
       </w:r>
-      <w:bookmarkEnd w:id="940"/>
+      <w:bookmarkEnd w:id="943"/>
     </w:p>
     <w:tbl>
       <w:tblPr>
@@ -21033,14 +21055,14 @@
       </w:pPr>
     </w:p>
     <w:p>
-      <w:bookmarkStart w:id="996" w:name="chapter_18"/>
+      <w:bookmarkStart w:id="999" w:name="chapter_18"/>
       <w:pPr>
         <w:pStyle w:val="Heading1"/>
       </w:pPr>
       <w:r>
         <w:t>17 Сохранение и передача результата</w:t>
       </w:r>
-      <w:bookmarkEnd w:id="996"/>
+      <w:bookmarkEnd w:id="999"/>
     </w:p>
     <w:p>
       <w:r>
@@ -21182,14 +21204,14 @@
       </w:r>
     </w:p>
     <w:p>
-      <w:bookmarkStart w:id="1014" w:name="chapter_19"/>
+      <w:bookmarkStart w:id="1017" w:name="chapter_19"/>
       <w:pPr>
         <w:pStyle w:val="Heading1"/>
       </w:pPr>
       <w:r>
         <w:t>18 Как сообщить о проблеме чтобы её можно было исправить</w:t>
       </w:r>
-      <w:bookmarkEnd w:id="1014"/>
+      <w:bookmarkEnd w:id="1017"/>
     </w:p>
     <w:p>
       <w:r>
@@ -21207,14 +21229,14 @@
       </w:r>
     </w:p>
     <w:p>
-      <w:bookmarkStart w:id="1022" w:name="chapter_20"/>
+      <w:bookmarkStart w:id="1025" w:name="chapter_20"/>
       <w:pPr>
         <w:pStyle w:val="Heading1"/>
       </w:pPr>
       <w:r>
         <w:t>19 Словарь начинающего пользователя</w:t>
       </w:r>
-      <w:bookmarkEnd w:id="1022"/>
+      <w:bookmarkEnd w:id="1025"/>
     </w:p>
     <w:tbl>
       <w:tblPr>
@@ -23059,7 +23081,7 @@
       </w:pPr>
     </w:p>
     <w:p>
-      <w:bookmarkStart w:id="1059" w:name="chapter_21"/>
+      <w:bookmarkStart w:id="1062" w:name="chapter_21"/>
       <w:pPr>
         <w:pStyle w:val="Heading1"/>
         <w:pageBreakBefore/>
@@ -23067,7 +23089,7 @@
       <w:r>
         <w:t>20 Финальная самопроверка первого урока</w:t>
       </w:r>
-      <w:bookmarkEnd w:id="1059"/>
+      <w:bookmarkEnd w:id="1062"/>
     </w:p>
     <w:p>
       <w:r>
